--- a/lab2/Lab1-2_InaPancenco_FAF-242.docx
+++ b/lab2/Lab1-2_InaPancenco_FAF-242.docx
@@ -146,15 +146,6 @@
         <w:spacing w:line="360" w:lineRule="auto"/>
         <w:jc w:val="center"/>
       </w:pPr>
-      <w:r>
-        <w:rPr>
-          <w:b/>
-          <w:bCs/>
-          <w:sz w:val="26"/>
-          <w:szCs w:val="26"/>
-        </w:rPr>
-        <w:t>Ina Pancenco FAF-242</w:t>
-      </w:r>
     </w:p>
     <w:p>
       <w:pPr>
@@ -245,6 +236,28 @@
         <w:jc w:val="right"/>
       </w:pPr>
       <w:r>
+        <w:t>Done by:</w:t>
+      </w:r>
+    </w:p>
+    <w:p>
+      <w:pPr>
+        <w:spacing w:line="360" w:lineRule="auto"/>
+        <w:jc w:val="right"/>
+      </w:pPr>
+      <w:r>
+        <w:rPr>
+          <w:b/>
+          <w:bCs/>
+        </w:rPr>
+        <w:t>st. gr. FAF-242, Ina Pancenco</w:t>
+      </w:r>
+    </w:p>
+    <w:p>
+      <w:pPr>
+        <w:spacing w:line="360" w:lineRule="auto"/>
+        <w:jc w:val="right"/>
+      </w:pPr>
+      <w:r>
         <w:t>Checked by:</w:t>
       </w:r>
     </w:p>
@@ -257,43 +270,21 @@
         <w:rPr>
           <w:b/>
           <w:bCs/>
-          <w:highlight w:val="yellow"/>
-        </w:rPr>
-        <w:t>[</w:t>
-      </w:r>
-      <w:r>
-        <w:rPr>
-          <w:b/>
-          <w:bCs/>
-          <w:highlight w:val="yellow"/>
         </w:rPr>
         <w:t>Rei</w:t>
       </w:r>
-      <w:proofErr w:type="spellStart"/>
-      <w:r>
-        <w:rPr>
-          <w:b/>
-          <w:bCs/>
-          <w:highlight w:val="yellow"/>
+      <w:r>
+        <w:rPr>
+          <w:b/>
+          <w:bCs/>
           <w:lang w:val="ro-RO"/>
         </w:rPr>
-        <w:t>țman</w:t>
-      </w:r>
-      <w:proofErr w:type="spellEnd"/>
-      <w:r>
-        <w:rPr>
-          <w:b/>
-          <w:bCs/>
-          <w:highlight w:val="yellow"/>
-          <w:lang w:val="ro-RO"/>
-        </w:rPr>
-        <w:t xml:space="preserve"> Patricia</w:t>
-      </w:r>
-      <w:r>
-        <w:rPr>
-          <w:b/>
-          <w:bCs/>
-          <w:highlight w:val="yellow"/>
+        <w:t>țman Patricia</w:t>
+      </w:r>
+      <w:r>
+        <w:rPr>
+          <w:b/>
+          <w:bCs/>
         </w:rPr>
         <w:t xml:space="preserve">, </w:t>
       </w:r>
@@ -311,18 +302,8 @@
         <w:jc w:val="right"/>
       </w:pPr>
       <w:r>
-        <w:t xml:space="preserve"> FCIM, UTM</w:t>
-      </w:r>
-    </w:p>
-    <w:p>
-      <w:pPr>
-        <w:spacing w:line="360" w:lineRule="auto"/>
-      </w:pPr>
-    </w:p>
-    <w:p>
-      <w:pPr>
-        <w:spacing w:line="360" w:lineRule="auto"/>
-      </w:pPr>
+        <w:t>DISA, FCIM, UTM</w:t>
+      </w:r>
     </w:p>
     <w:p>
       <w:pPr>
@@ -624,19 +605,8 @@
           <w:sz w:val="22"/>
           <w:szCs w:val="22"/>
         </w:rPr>
-        <w:t xml:space="preserve">2.6 Kernel space, user space and system </w:t>
-      </w:r>
-      <w:proofErr w:type="gramStart"/>
-      <w:r>
-        <w:rPr>
-          <w:b/>
-          <w:bCs/>
-          <w:sz w:val="22"/>
-          <w:szCs w:val="22"/>
-        </w:rPr>
-        <w:t>calls</w:t>
-      </w:r>
-      <w:proofErr w:type="gramEnd"/>
+        <w:t>2.6 Kernel space, user space and system calls</w:t>
+      </w:r>
       <w:r>
         <w:rPr>
           <w:sz w:val="22"/>
@@ -1108,19 +1078,8 @@
           <w:sz w:val="22"/>
           <w:szCs w:val="22"/>
         </w:rPr>
-        <w:t xml:space="preserve">3.6 Wrap-up: the four resources managed by </w:t>
-      </w:r>
-      <w:proofErr w:type="gramStart"/>
-      <w:r>
-        <w:rPr>
-          <w:b/>
-          <w:bCs/>
-          <w:sz w:val="22"/>
-          <w:szCs w:val="22"/>
-        </w:rPr>
-        <w:t>the OS</w:t>
-      </w:r>
-      <w:proofErr w:type="gramEnd"/>
+        <w:t>3.6 Wrap-up: the four resources managed by the OS</w:t>
+      </w:r>
       <w:r>
         <w:rPr>
           <w:sz w:val="22"/>
@@ -1322,33 +1281,8 @@
           <w:sz w:val="22"/>
           <w:szCs w:val="22"/>
         </w:rPr>
-        <w:t xml:space="preserve">4.5.1 A user program: </w:t>
-      </w:r>
-      <w:proofErr w:type="spellStart"/>
-      <w:r>
-        <w:rPr>
-          <w:sz w:val="22"/>
-          <w:szCs w:val="22"/>
-        </w:rPr>
-        <w:t>ls.c</w:t>
-      </w:r>
-      <w:proofErr w:type="spellEnd"/>
-      <w:r>
-        <w:rPr>
-          <w:sz w:val="22"/>
-          <w:szCs w:val="22"/>
-        </w:rPr>
-        <w:t xml:space="preserve"> and </w:t>
-      </w:r>
-      <w:proofErr w:type="spellStart"/>
-      <w:r>
-        <w:rPr>
-          <w:sz w:val="22"/>
-          <w:szCs w:val="22"/>
-        </w:rPr>
-        <w:t>cat.c</w:t>
-      </w:r>
-      <w:proofErr w:type="spellEnd"/>
+        <w:t>4.5.1 A user program: ls.c and cat.c</w:t>
+      </w:r>
       <w:r>
         <w:rPr>
           <w:sz w:val="22"/>
@@ -1445,17 +1379,8 @@
           <w:sz w:val="22"/>
           <w:szCs w:val="22"/>
         </w:rPr>
-        <w:t>4.6.1 The source code of user/</w:t>
-      </w:r>
-      <w:proofErr w:type="spellStart"/>
-      <w:r>
-        <w:rPr>
-          <w:sz w:val="22"/>
-          <w:szCs w:val="22"/>
-        </w:rPr>
-        <w:t>sleep.c</w:t>
-      </w:r>
-      <w:proofErr w:type="spellEnd"/>
+        <w:t>4.6.1 The source code of user/sleep.c</w:t>
+      </w:r>
       <w:r>
         <w:rPr>
           <w:sz w:val="22"/>
@@ -1478,17 +1403,8 @@
           <w:sz w:val="22"/>
           <w:szCs w:val="22"/>
         </w:rPr>
-        <w:t xml:space="preserve">4.6.2 Adding the program to </w:t>
-      </w:r>
-      <w:proofErr w:type="gramStart"/>
-      <w:r>
-        <w:rPr>
-          <w:sz w:val="22"/>
-          <w:szCs w:val="22"/>
-        </w:rPr>
-        <w:t>the build</w:t>
-      </w:r>
-      <w:proofErr w:type="gramEnd"/>
+        <w:t>4.6.2 Adding the program to the build</w:t>
+      </w:r>
       <w:r>
         <w:rPr>
           <w:sz w:val="22"/>
@@ -1719,15 +1635,7 @@
         <w:t>Part 4 - Device and I/O management:</w:t>
       </w:r>
       <w:r>
-        <w:t xml:space="preserve"> examining mounted </w:t>
-      </w:r>
-      <w:proofErr w:type="gramStart"/>
-      <w:r>
-        <w:t>filesystems</w:t>
-      </w:r>
-      <w:proofErr w:type="gramEnd"/>
-      <w:r>
-        <w:t>, block devices and the device files in /dev.</w:t>
+        <w:t xml:space="preserve"> examining mounted filesystems, block devices and the device files in /dev.</w:t>
       </w:r>
     </w:p>
     <w:p>
@@ -1785,25 +1693,7 @@
         <w:t>Part 2 - Use xv6:</w:t>
       </w:r>
       <w:r>
-        <w:t xml:space="preserve"> running its built-in programs (ls, cat, echo, grep, </w:t>
-      </w:r>
-      <w:proofErr w:type="spellStart"/>
-      <w:r>
-        <w:t>wc</w:t>
-      </w:r>
-      <w:proofErr w:type="spellEnd"/>
-      <w:r>
-        <w:t xml:space="preserve">, </w:t>
-      </w:r>
-      <w:proofErr w:type="spellStart"/>
-      <w:proofErr w:type="gramStart"/>
-      <w:r>
-        <w:t>usertests</w:t>
-      </w:r>
-      <w:proofErr w:type="spellEnd"/>
-      <w:proofErr w:type="gramEnd"/>
-      <w:r>
-        <w:t>), including a pipe.</w:t>
+        <w:t xml:space="preserve"> running its built-in programs (ls, cat, echo, grep, wc, usertests), including a pipe.</w:t>
       </w:r>
     </w:p>
     <w:p>
@@ -1824,39 +1714,7 @@
         <w:t>Part 3 - Read the source:</w:t>
       </w:r>
       <w:r>
-        <w:t xml:space="preserve"> studying user programs (</w:t>
-      </w:r>
-      <w:proofErr w:type="spellStart"/>
-      <w:r>
-        <w:t>ls.c</w:t>
-      </w:r>
-      <w:proofErr w:type="spellEnd"/>
-      <w:r>
-        <w:t xml:space="preserve">, </w:t>
-      </w:r>
-      <w:proofErr w:type="spellStart"/>
-      <w:r>
-        <w:t>cat.c</w:t>
-      </w:r>
-      <w:proofErr w:type="spellEnd"/>
-      <w:r>
-        <w:t>), the list of system calls in user/</w:t>
-      </w:r>
-      <w:proofErr w:type="spellStart"/>
-      <w:r>
-        <w:t>user.h</w:t>
-      </w:r>
-      <w:proofErr w:type="spellEnd"/>
-      <w:r>
-        <w:t xml:space="preserve"> and their kernel implementation in kernel/</w:t>
-      </w:r>
-      <w:proofErr w:type="spellStart"/>
-      <w:r>
-        <w:t>sysfile.c</w:t>
-      </w:r>
-      <w:proofErr w:type="spellEnd"/>
-      <w:r>
-        <w:t>.</w:t>
+        <w:t xml:space="preserve"> studying user programs (ls.c, cat.c), the list of system calls in user/user.h and their kernel implementation in kernel/sysfile.c.</w:t>
       </w:r>
     </w:p>
     <w:p>
@@ -1877,15 +1735,7 @@
         <w:t>Part 4 - First xv6 program:</w:t>
       </w:r>
       <w:r>
-        <w:t xml:space="preserve"> writing user/</w:t>
-      </w:r>
-      <w:proofErr w:type="spellStart"/>
-      <w:r>
-        <w:t>sleep.c</w:t>
-      </w:r>
-      <w:proofErr w:type="spellEnd"/>
-      <w:r>
-        <w:t>, adding it to the build and testing it inside xv6.</w:t>
+        <w:t xml:space="preserve"> writing user/sleep.c, adding it to the build and testing it inside xv6.</w:t>
       </w:r>
     </w:p>
     <w:p>
@@ -1907,13 +1757,8 @@
       </w:pPr>
       <w:r>
         <w:lastRenderedPageBreak/>
-        <w:t xml:space="preserve">2 THEORETICAL </w:t>
-      </w:r>
-      <w:proofErr w:type="gramStart"/>
-      <w:r>
-        <w:t>BACKGROUND</w:t>
-      </w:r>
-      <w:proofErr w:type="gramEnd"/>
+        <w:t>2 THEORETICAL BACKGROUND</w:t>
+      </w:r>
     </w:p>
     <w:p>
       <w:pPr>
@@ -1960,15 +1805,7 @@
         <w:jc w:val="both"/>
       </w:pPr>
       <w:r>
-        <w:t xml:space="preserve">The file system turns the raw blocks of a storage device into a hierarchical tree of named files and directories. In UNIX-like systems there is a single tree starting at the root directory "/", and other disks or partitions are attached (mounted) into this tree. Each file has an owner, a group and a set of permission bits that specify who may read (r), write (w) or execute (x) it. Permissions are grouped in three triplets: for the owner, the group and all other users, and can be set in octal form with </w:t>
-      </w:r>
-      <w:proofErr w:type="spellStart"/>
-      <w:r>
-        <w:t>chmod</w:t>
-      </w:r>
-      <w:proofErr w:type="spellEnd"/>
-      <w:r>
-        <w:t xml:space="preserve"> (r = 4, w = 2, x = 1).</w:t>
+        <w:t>The file system turns the raw blocks of a storage device into a hierarchical tree of named files and directories. In UNIX-like systems there is a single tree starting at the root directory "/", and other disks or partitions are attached (mounted) into this tree. Each file has an owner, a group and a set of permission bits that specify who may read (r), write (w) or execute (x) it. Permissions are grouped in three triplets: for the owner, the group and all other users, and can be set in octal form with chmod (r = 4, w = 2, x = 1).</w:t>
       </w:r>
     </w:p>
     <w:p>
@@ -1987,23 +1824,7 @@
         <w:jc w:val="both"/>
       </w:pPr>
       <w:r>
-        <w:t xml:space="preserve">A process is a program in execution, together with its own address space, open files, registers and other state. The OS creates processes, identifies each by a unique process identifier (PID), schedules them on the CPU and terminates them. In Linux the first user-space process, with PID 1, is </w:t>
-      </w:r>
-      <w:proofErr w:type="spellStart"/>
-      <w:r>
-        <w:t>init</w:t>
-      </w:r>
-      <w:proofErr w:type="spellEnd"/>
-      <w:r>
-        <w:t xml:space="preserve"> (on modern distributions, </w:t>
-      </w:r>
-      <w:proofErr w:type="spellStart"/>
-      <w:r>
-        <w:t>systemd</w:t>
-      </w:r>
-      <w:proofErr w:type="spellEnd"/>
-      <w:r>
-        <w:t>), and all other processes descend from it. A process can be in several states, for example running (R), sleeping and waiting for an event (S), stopped (T) or zombie (Z). Processes communicate with the OS and with each other through signals; the kill command sends a signal (by default SIGTERM) asking a process to terminate.</w:t>
+        <w:t>A process is a program in execution, together with its own address space, open files, registers and other state. The OS creates processes, identifies each by a unique process identifier (PID), schedules them on the CPU and terminates them. In Linux the first user-space process, with PID 1, is init (on modern distributions, systemd), and all other processes descend from it. A process can be in several states, for example running (R), sleeping and waiting for an event (S), stopped (T) or zombie (Z). Processes communicate with the OS and with each other through signals; the kill command sends a signal (by default SIGTERM) asking a process to terminate.</w:t>
       </w:r>
     </w:p>
     <w:p>
@@ -2022,15 +1843,7 @@
         <w:jc w:val="both"/>
       </w:pPr>
       <w:r>
-        <w:t xml:space="preserve">The memory manager shares the physical RAM among processes while giving each one its own private virtual address space. Only the pages that are </w:t>
-      </w:r>
-      <w:proofErr w:type="gramStart"/>
-      <w:r>
-        <w:t>actually used</w:t>
-      </w:r>
-      <w:proofErr w:type="gramEnd"/>
-      <w:r>
-        <w:t xml:space="preserve"> are kept in physical memory; the part of a process that is really in RAM is called its resident set size (RSS). When RAM becomes scarce, the OS can move rarely used pages to swap space on disk, which extends the usable memory at the cost of speed. </w:t>
+        <w:t xml:space="preserve">The memory manager shares the physical RAM among processes while giving each one its own private virtual address space. Only the pages that are actually used are kept in physical memory; the part of a process that is really in RAM is called its resident set size (RSS). When RAM becomes scarce, the OS can move rarely used pages to swap space on disk, which extends the usable memory at the cost of speed. </w:t>
       </w:r>
       <w:r>
         <w:lastRenderedPageBreak/>
@@ -2072,39 +1885,7 @@
         <w:jc w:val="both"/>
       </w:pPr>
       <w:r>
-        <w:t xml:space="preserve">Modern processors provide at least two privilege levels. The kernel runs </w:t>
-      </w:r>
-      <w:proofErr w:type="gramStart"/>
-      <w:r>
-        <w:t>in</w:t>
-      </w:r>
-      <w:proofErr w:type="gramEnd"/>
-      <w:r>
-        <w:t xml:space="preserve"> the privileged level (supervisor mode on RISC-V) and may execute any instruction and access any memory or device; ordinary programs run in user mode and are isolated from the hardware and from each other. When a user program needs a service that only the kernel can provide (reading a file, creating a process, allocating memory) it executes a system call: a special instruction (</w:t>
-      </w:r>
-      <w:proofErr w:type="spellStart"/>
-      <w:r>
-        <w:t>ecall</w:t>
-      </w:r>
-      <w:proofErr w:type="spellEnd"/>
-      <w:r>
-        <w:t xml:space="preserve"> on RISC-V) that traps into the kernel, which checks the arguments, performs the operation and returns the result. Library functions such as </w:t>
-      </w:r>
-      <w:proofErr w:type="gramStart"/>
-      <w:r>
-        <w:t>read(</w:t>
-      </w:r>
-      <w:proofErr w:type="gramEnd"/>
-      <w:r>
-        <w:t xml:space="preserve">) and </w:t>
-      </w:r>
-      <w:proofErr w:type="gramStart"/>
-      <w:r>
-        <w:t>write(</w:t>
-      </w:r>
-      <w:proofErr w:type="gramEnd"/>
-      <w:r>
-        <w:t>) in a C program are thin wrappers that only prepare the arguments and trigger this trap.</w:t>
+        <w:t>Modern processors provide at least two privilege levels. The kernel runs in the privileged level (supervisor mode on RISC-V) and may execute any instruction and access any memory or device; ordinary programs run in user mode and are isolated from the hardware and from each other. When a user program needs a service that only the kernel can provide (reading a file, creating a process, allocating memory) it executes a system call: a special instruction (ecall on RISC-V) that traps into the kernel, which checks the arguments, performs the operation and returns the result. Library functions such as read() and write() in a C program are thin wrappers that only prepare the arguments and trigger this trap.</w:t>
       </w:r>
     </w:p>
     <w:p>
@@ -2123,15 +1904,7 @@
         <w:jc w:val="both"/>
       </w:pPr>
       <w:r>
-        <w:t xml:space="preserve">xv6 is a teaching operating system developed at MIT as a modern re-implementation of Unix Version 6 (1975) by Dennis Ritchie and Ken Thompson. It is written in about 9,000 lines of ANSI C for the RISC-V architecture and contains all the essential parts of a real Unix kernel: processes and a scheduler, virtual memory with page tables, a file system with a log, pipes, a console and a disk driver, together with a small set of user programs and a shell. Because there is no real RISC-V board in the laboratory, xv6 runs inside QEMU, an emulator that simulates a complete RISC-V computer (processor cores, RAM and a </w:t>
-      </w:r>
-      <w:proofErr w:type="spellStart"/>
-      <w:r>
-        <w:t>virtio</w:t>
-      </w:r>
-      <w:proofErr w:type="spellEnd"/>
-      <w:r>
-        <w:t xml:space="preserve"> disk) as an ordinary program on the host. The kernel is built with a RISC-V cross-compiler, that is, a compiler that runs on x86_64 but produces RISC-V machine code.</w:t>
+        <w:t>xv6 is a teaching operating system developed at MIT as a modern re-implementation of Unix Version 6 (1975) by Dennis Ritchie and Ken Thompson. It is written in about 9,000 lines of ANSI C for the RISC-V architecture and contains all the essential parts of a real Unix kernel: processes and a scheduler, virtual memory with page tables, a file system with a log, pipes, a console and a disk driver, together with a small set of user programs and a shell. Because there is no real RISC-V board in the laboratory, xv6 runs inside QEMU, an emulator that simulates a complete RISC-V computer (processor cores, RAM and a virtio disk) as an ordinary program on the host. The kernel is built with a RISC-V cross-compiler, that is, a compiler that runs on x86_64 but produces RISC-V machine code.</w:t>
       </w:r>
     </w:p>
     <w:p>
@@ -2150,47 +1923,7 @@
         <w:jc w:val="both"/>
       </w:pPr>
       <w:r>
-        <w:t xml:space="preserve">A pipe is a kernel buffer with two ends, represented by two file descriptors: one for writing and one for reading. When the shell executes a command line such as ls | grep c, it creates a pipe, then creates two child processes with </w:t>
-      </w:r>
-      <w:proofErr w:type="gramStart"/>
-      <w:r>
-        <w:t>fork(</w:t>
-      </w:r>
-      <w:proofErr w:type="gramEnd"/>
-      <w:r>
-        <w:t xml:space="preserve">), connects the standard output of the first and the standard input of the second to the two ends of the pipe (using </w:t>
-      </w:r>
-      <w:proofErr w:type="gramStart"/>
-      <w:r>
-        <w:t>close(</w:t>
-      </w:r>
-      <w:proofErr w:type="gramEnd"/>
-      <w:r>
-        <w:t xml:space="preserve">) and </w:t>
-      </w:r>
-      <w:proofErr w:type="gramStart"/>
-      <w:r>
-        <w:t>dup(</w:t>
-      </w:r>
-      <w:proofErr w:type="gramEnd"/>
-      <w:r>
-        <w:t xml:space="preserve">)), and loads the two programs with </w:t>
-      </w:r>
-      <w:proofErr w:type="gramStart"/>
-      <w:r>
-        <w:t>exec(</w:t>
-      </w:r>
-      <w:proofErr w:type="gramEnd"/>
-      <w:r>
-        <w:t xml:space="preserve">). The kernel then transfers the data between the processes and blocks the reader when the pipe is empty and the writer when it is full, so the two programs cooperate without </w:t>
-      </w:r>
-      <w:proofErr w:type="gramStart"/>
-      <w:r>
-        <w:t>knowing about</w:t>
-      </w:r>
-      <w:proofErr w:type="gramEnd"/>
-      <w:r>
-        <w:t xml:space="preserve"> each other.</w:t>
+        <w:t>A pipe is a kernel buffer with two ends, represented by two file descriptors: one for writing and one for reading. When the shell executes a command line such as ls | grep c, it creates a pipe, then creates two child processes with fork(), connects the standard output of the first and the standard input of the second to the two ends of the pipe (using close() and dup()), and loads the two programs with exec(). The kernel then transfers the data between the processes and blocks the reader when the pipe is empty and the writer when it is full, so the two programs cooperate without knowing about each other.</w:t>
       </w:r>
     </w:p>
     <w:p>
@@ -2223,44 +1956,16 @@
       <w:r>
         <w:t xml:space="preserve">Since the course virtual machine was not used, Ubuntu Linux was first installed on Windows through the Windows Subsystem for Linux. The command </w:t>
       </w:r>
-      <w:proofErr w:type="spellStart"/>
-      <w:r>
-        <w:rPr>
-          <w:rFonts w:ascii="Consolas" w:eastAsia="Consolas" w:hAnsi="Consolas" w:cs="Consolas"/>
-          <w:sz w:val="22"/>
-          <w:szCs w:val="22"/>
-        </w:rPr>
-        <w:t>wsl</w:t>
-      </w:r>
-      <w:proofErr w:type="spellEnd"/>
-      <w:r>
-        <w:rPr>
-          <w:rFonts w:ascii="Consolas" w:eastAsia="Consolas" w:hAnsi="Consolas" w:cs="Consolas"/>
-          <w:sz w:val="22"/>
-          <w:szCs w:val="22"/>
-        </w:rPr>
-        <w:t xml:space="preserve"> --</w:t>
-      </w:r>
-      <w:proofErr w:type="gramStart"/>
-      <w:r>
-        <w:rPr>
-          <w:rFonts w:ascii="Consolas" w:eastAsia="Consolas" w:hAnsi="Consolas" w:cs="Consolas"/>
-          <w:sz w:val="22"/>
-          <w:szCs w:val="22"/>
-        </w:rPr>
-        <w:t>install</w:t>
-      </w:r>
-      <w:proofErr w:type="gramEnd"/>
-      <w:r>
-        <w:t xml:space="preserve"> downloaded and installed the Ubuntu distribution and asked for a default Unix user account, which was named </w:t>
-      </w:r>
-      <w:proofErr w:type="spellStart"/>
-      <w:r>
-        <w:t>ina</w:t>
-      </w:r>
-      <w:proofErr w:type="spellEnd"/>
-      <w:r>
-        <w:t>:</w:t>
+      <w:r>
+        <w:rPr>
+          <w:rFonts w:ascii="Consolas" w:eastAsia="Consolas" w:hAnsi="Consolas" w:cs="Consolas"/>
+          <w:sz w:val="22"/>
+          <w:szCs w:val="22"/>
+        </w:rPr>
+        <w:t>wsl --install</w:t>
+      </w:r>
+      <w:r>
+        <w:t xml:space="preserve"> downloaded and installed the Ubuntu distribution and asked for a default Unix user account, which was named ina:</w:t>
       </w:r>
     </w:p>
     <w:p>
@@ -2280,25 +1985,7 @@
           <w:sz w:val="20"/>
           <w:szCs w:val="20"/>
         </w:rPr>
-        <w:t xml:space="preserve">PS C:\Users\Ina&gt; </w:t>
-      </w:r>
-      <w:proofErr w:type="spellStart"/>
-      <w:r>
-        <w:rPr>
-          <w:rFonts w:ascii="Consolas" w:eastAsia="Consolas" w:hAnsi="Consolas" w:cs="Consolas"/>
-          <w:sz w:val="20"/>
-          <w:szCs w:val="20"/>
-        </w:rPr>
-        <w:t>wsl</w:t>
-      </w:r>
-      <w:proofErr w:type="spellEnd"/>
-      <w:r>
-        <w:rPr>
-          <w:rFonts w:ascii="Consolas" w:eastAsia="Consolas" w:hAnsi="Consolas" w:cs="Consolas"/>
-          <w:sz w:val="20"/>
-          <w:szCs w:val="20"/>
-        </w:rPr>
-        <w:t xml:space="preserve"> --install</w:t>
+        <w:t>PS C:\Users\Ina&gt; wsl --install</w:t>
       </w:r>
     </w:p>
     <w:p>
@@ -2332,23 +2019,13 @@
         <w:spacing w:line="276" w:lineRule="auto"/>
         <w:ind w:left="360"/>
       </w:pPr>
-      <w:proofErr w:type="gramStart"/>
-      <w:r>
-        <w:rPr>
-          <w:rFonts w:ascii="Consolas" w:eastAsia="Consolas" w:hAnsi="Consolas" w:cs="Consolas"/>
-          <w:sz w:val="20"/>
-          <w:szCs w:val="20"/>
-        </w:rPr>
-        <w:t>Installing</w:t>
-      </w:r>
-      <w:proofErr w:type="gramEnd"/>
-      <w:r>
-        <w:rPr>
-          <w:rFonts w:ascii="Consolas" w:eastAsia="Consolas" w:hAnsi="Consolas" w:cs="Consolas"/>
-          <w:sz w:val="20"/>
-          <w:szCs w:val="20"/>
-        </w:rPr>
-        <w:t>: Ubuntu</w:t>
+      <w:r>
+        <w:rPr>
+          <w:rFonts w:ascii="Consolas" w:eastAsia="Consolas" w:hAnsi="Consolas" w:cs="Consolas"/>
+          <w:sz w:val="20"/>
+          <w:szCs w:val="20"/>
+        </w:rPr>
+        <w:t>Installing: Ubuntu</w:t>
       </w:r>
     </w:p>
     <w:p>
@@ -2408,18 +2085,8 @@
           <w:sz w:val="20"/>
           <w:szCs w:val="20"/>
         </w:rPr>
-        <w:t xml:space="preserve">Create a default Unix user account: </w:t>
-      </w:r>
-      <w:proofErr w:type="spellStart"/>
-      <w:r>
-        <w:rPr>
-          <w:rFonts w:ascii="Consolas" w:eastAsia="Consolas" w:hAnsi="Consolas" w:cs="Consolas"/>
-          <w:sz w:val="20"/>
-          <w:szCs w:val="20"/>
-        </w:rPr>
-        <w:t>ina</w:t>
-      </w:r>
-      <w:proofErr w:type="spellEnd"/>
+        <w:t>Create a default Unix user account: ina</w:t>
+      </w:r>
     </w:p>
     <w:p>
       <w:pPr>
@@ -2461,23 +2128,13 @@
         <w:spacing w:before="120" w:line="276" w:lineRule="auto"/>
         <w:ind w:left="360"/>
       </w:pPr>
-      <w:proofErr w:type="spellStart"/>
-      <w:r>
-        <w:rPr>
-          <w:rFonts w:ascii="Consolas" w:eastAsia="Consolas" w:hAnsi="Consolas" w:cs="Consolas"/>
-          <w:sz w:val="20"/>
-          <w:szCs w:val="20"/>
-        </w:rPr>
-        <w:t>mkdir</w:t>
-      </w:r>
-      <w:proofErr w:type="spellEnd"/>
-      <w:r>
-        <w:rPr>
-          <w:rFonts w:ascii="Consolas" w:eastAsia="Consolas" w:hAnsi="Consolas" w:cs="Consolas"/>
-          <w:sz w:val="20"/>
-          <w:szCs w:val="20"/>
-        </w:rPr>
-        <w:t xml:space="preserve"> -p ~/os-lab1 &amp;&amp; cd ~/os-lab1</w:t>
+      <w:r>
+        <w:rPr>
+          <w:rFonts w:ascii="Consolas" w:eastAsia="Consolas" w:hAnsi="Consolas" w:cs="Consolas"/>
+          <w:sz w:val="20"/>
+          <w:szCs w:val="20"/>
+        </w:rPr>
+        <w:t>mkdir -p ~/os-lab1 &amp;&amp; cd ~/os-lab1</w:t>
       </w:r>
     </w:p>
     <w:p>
@@ -2491,23 +2148,13 @@
         <w:spacing w:line="276" w:lineRule="auto"/>
         <w:ind w:left="360"/>
       </w:pPr>
-      <w:proofErr w:type="spellStart"/>
-      <w:r>
-        <w:rPr>
-          <w:rFonts w:ascii="Consolas" w:eastAsia="Consolas" w:hAnsi="Consolas" w:cs="Consolas"/>
-          <w:sz w:val="20"/>
-          <w:szCs w:val="20"/>
-        </w:rPr>
-        <w:t>whoami</w:t>
-      </w:r>
-      <w:proofErr w:type="spellEnd"/>
-      <w:r>
-        <w:rPr>
-          <w:rFonts w:ascii="Consolas" w:eastAsia="Consolas" w:hAnsi="Consolas" w:cs="Consolas"/>
-          <w:sz w:val="20"/>
-          <w:szCs w:val="20"/>
-        </w:rPr>
-        <w:t xml:space="preserve">     # who am I to the OS</w:t>
+      <w:r>
+        <w:rPr>
+          <w:rFonts w:ascii="Consolas" w:eastAsia="Consolas" w:hAnsi="Consolas" w:cs="Consolas"/>
+          <w:sz w:val="20"/>
+          <w:szCs w:val="20"/>
+        </w:rPr>
+        <w:t>whoami     # who am I to the OS</w:t>
       </w:r>
     </w:p>
     <w:p>
@@ -2521,23 +2168,13 @@
         <w:spacing w:line="276" w:lineRule="auto"/>
         <w:ind w:left="360"/>
       </w:pPr>
-      <w:proofErr w:type="spellStart"/>
-      <w:r>
-        <w:rPr>
-          <w:rFonts w:ascii="Consolas" w:eastAsia="Consolas" w:hAnsi="Consolas" w:cs="Consolas"/>
-          <w:sz w:val="20"/>
-          <w:szCs w:val="20"/>
-        </w:rPr>
-        <w:t>uname</w:t>
-      </w:r>
-      <w:proofErr w:type="spellEnd"/>
-      <w:r>
-        <w:rPr>
-          <w:rFonts w:ascii="Consolas" w:eastAsia="Consolas" w:hAnsi="Consolas" w:cs="Consolas"/>
-          <w:sz w:val="20"/>
-          <w:szCs w:val="20"/>
-        </w:rPr>
-        <w:t xml:space="preserve"> -a   # which kernel is managing this machine</w:t>
+      <w:r>
+        <w:rPr>
+          <w:rFonts w:ascii="Consolas" w:eastAsia="Consolas" w:hAnsi="Consolas" w:cs="Consolas"/>
+          <w:sz w:val="20"/>
+          <w:szCs w:val="20"/>
+        </w:rPr>
+        <w:t>uname -a   # which kernel is managing this machine</w:t>
       </w:r>
     </w:p>
     <w:p>
@@ -2621,43 +2258,29 @@
           <w:sz w:val="22"/>
           <w:szCs w:val="22"/>
         </w:rPr>
-        <w:t xml:space="preserve">Figure 3.1. Creating the working folder and running </w:t>
-      </w:r>
-      <w:proofErr w:type="spellStart"/>
-      <w:r>
-        <w:rPr>
-          <w:b/>
-          <w:bCs/>
+        <w:t>Figure 3.1 – Creating the working folder and running whoami</w:t>
+      </w:r>
+    </w:p>
+    <w:p>
+      <w:pPr>
+        <w:spacing w:line="360" w:lineRule="auto"/>
+        <w:ind w:firstLine="709"/>
+        <w:jc w:val="both"/>
+      </w:pPr>
+      <w:r>
+        <w:t xml:space="preserve">The command </w:t>
+      </w:r>
+      <w:r>
+        <w:rPr>
+          <w:rFonts w:ascii="Consolas" w:eastAsia="Consolas" w:hAnsi="Consolas" w:cs="Consolas"/>
           <w:sz w:val="22"/>
           <w:szCs w:val="22"/>
         </w:rPr>
         <w:t>whoami</w:t>
       </w:r>
-      <w:proofErr w:type="spellEnd"/>
-    </w:p>
-    <w:p>
-      <w:pPr>
-        <w:spacing w:line="360" w:lineRule="auto"/>
-        <w:ind w:firstLine="709"/>
-        <w:jc w:val="both"/>
-      </w:pPr>
-      <w:r>
-        <w:t xml:space="preserve">The command </w:t>
-      </w:r>
-      <w:proofErr w:type="spellStart"/>
-      <w:r>
-        <w:rPr>
-          <w:rFonts w:ascii="Consolas" w:eastAsia="Consolas" w:hAnsi="Consolas" w:cs="Consolas"/>
-          <w:sz w:val="22"/>
-          <w:szCs w:val="22"/>
-        </w:rPr>
-        <w:t>whoami</w:t>
-      </w:r>
-      <w:proofErr w:type="spellEnd"/>
       <w:r>
         <w:t xml:space="preserve"> answered </w:t>
       </w:r>
-      <w:proofErr w:type="spellStart"/>
       <w:r>
         <w:rPr>
           <w:b/>
@@ -2665,7 +2288,6 @@
         </w:rPr>
         <w:t>ina</w:t>
       </w:r>
-      <w:proofErr w:type="spellEnd"/>
       <w:r>
         <w:t>, the name under which the OS identifies the current user. Every file created and every process started in this session will be owned by this user.</w:t>
       </w:r>
@@ -2732,27 +2354,7 @@
           <w:sz w:val="22"/>
           <w:szCs w:val="22"/>
         </w:rPr>
-        <w:t xml:space="preserve">Figure 3.2. Kernel information reported by </w:t>
-      </w:r>
-      <w:proofErr w:type="spellStart"/>
-      <w:r>
-        <w:rPr>
-          <w:b/>
-          <w:bCs/>
-          <w:sz w:val="22"/>
-          <w:szCs w:val="22"/>
-        </w:rPr>
-        <w:t>uname</w:t>
-      </w:r>
-      <w:proofErr w:type="spellEnd"/>
-      <w:r>
-        <w:rPr>
-          <w:b/>
-          <w:bCs/>
-          <w:sz w:val="22"/>
-          <w:szCs w:val="22"/>
-        </w:rPr>
-        <w:t xml:space="preserve"> -a</w:t>
+        <w:t>Figure 3.2 – Kernel information reported by uname -a</w:t>
       </w:r>
     </w:p>
     <w:p>
@@ -2761,23 +2363,13 @@
         <w:ind w:firstLine="709"/>
         <w:jc w:val="both"/>
       </w:pPr>
-      <w:proofErr w:type="spellStart"/>
-      <w:r>
-        <w:rPr>
-          <w:rFonts w:ascii="Consolas" w:eastAsia="Consolas" w:hAnsi="Consolas" w:cs="Consolas"/>
-          <w:sz w:val="22"/>
-          <w:szCs w:val="22"/>
-        </w:rPr>
-        <w:t>uname</w:t>
-      </w:r>
-      <w:proofErr w:type="spellEnd"/>
-      <w:r>
-        <w:rPr>
-          <w:rFonts w:ascii="Consolas" w:eastAsia="Consolas" w:hAnsi="Consolas" w:cs="Consolas"/>
-          <w:sz w:val="22"/>
-          <w:szCs w:val="22"/>
-        </w:rPr>
-        <w:t xml:space="preserve"> -a</w:t>
+      <w:r>
+        <w:rPr>
+          <w:rFonts w:ascii="Consolas" w:eastAsia="Consolas" w:hAnsi="Consolas" w:cs="Consolas"/>
+          <w:sz w:val="22"/>
+          <w:szCs w:val="22"/>
+        </w:rPr>
+        <w:t>uname -a</w:t>
       </w:r>
       <w:r>
         <w:t xml:space="preserve"> shows that the machine is managed by the </w:t>
@@ -2855,7 +2447,7 @@
           <w:sz w:val="22"/>
           <w:szCs w:val="22"/>
         </w:rPr>
-        <w:t>Figure 3.3. System uptime and load average</w:t>
+        <w:t>Figure 3.3 – System uptime and load average</w:t>
       </w:r>
     </w:p>
     <w:p>
@@ -2906,23 +2498,13 @@
         <w:spacing w:before="120" w:line="276" w:lineRule="auto"/>
         <w:ind w:left="360"/>
       </w:pPr>
-      <w:proofErr w:type="spellStart"/>
-      <w:r>
-        <w:rPr>
-          <w:rFonts w:ascii="Consolas" w:eastAsia="Consolas" w:hAnsi="Consolas" w:cs="Consolas"/>
-          <w:sz w:val="20"/>
-          <w:szCs w:val="20"/>
-        </w:rPr>
-        <w:t>pwd</w:t>
-      </w:r>
-      <w:proofErr w:type="spellEnd"/>
-      <w:r>
-        <w:rPr>
-          <w:rFonts w:ascii="Consolas" w:eastAsia="Consolas" w:hAnsi="Consolas" w:cs="Consolas"/>
-          <w:sz w:val="20"/>
-          <w:szCs w:val="20"/>
-        </w:rPr>
-        <w:t xml:space="preserve">            # where am I</w:t>
+      <w:r>
+        <w:rPr>
+          <w:rFonts w:ascii="Consolas" w:eastAsia="Consolas" w:hAnsi="Consolas" w:cs="Consolas"/>
+          <w:sz w:val="20"/>
+          <w:szCs w:val="20"/>
+        </w:rPr>
+        <w:t>pwd            # where am I</w:t>
       </w:r>
     </w:p>
     <w:p>
@@ -2942,25 +2524,7 @@
           <w:sz w:val="20"/>
           <w:szCs w:val="20"/>
         </w:rPr>
-        <w:t>ls -</w:t>
-      </w:r>
-      <w:proofErr w:type="gramStart"/>
-      <w:r>
-        <w:rPr>
-          <w:rFonts w:ascii="Consolas" w:eastAsia="Consolas" w:hAnsi="Consolas" w:cs="Consolas"/>
-          <w:sz w:val="20"/>
-          <w:szCs w:val="20"/>
-        </w:rPr>
-        <w:t>la /       #</w:t>
-      </w:r>
-      <w:proofErr w:type="gramEnd"/>
-      <w:r>
-        <w:rPr>
-          <w:rFonts w:ascii="Consolas" w:eastAsia="Consolas" w:hAnsi="Consolas" w:cs="Consolas"/>
-          <w:sz w:val="20"/>
-          <w:szCs w:val="20"/>
-        </w:rPr>
-        <w:t xml:space="preserve"> the root of the whole tree</w:t>
+        <w:t>ls -la /       # the root of the whole tree</w:t>
       </w:r>
     </w:p>
     <w:p>
@@ -2999,25 +2563,7 @@
           <w:sz w:val="20"/>
           <w:szCs w:val="20"/>
         </w:rPr>
-        <w:t>cd /</w:t>
-      </w:r>
-      <w:proofErr w:type="spellStart"/>
-      <w:r>
-        <w:rPr>
-          <w:rFonts w:ascii="Consolas" w:eastAsia="Consolas" w:hAnsi="Consolas" w:cs="Consolas"/>
-          <w:sz w:val="20"/>
-          <w:szCs w:val="20"/>
-        </w:rPr>
-        <w:t>etc</w:t>
-      </w:r>
-      <w:proofErr w:type="spellEnd"/>
-      <w:r>
-        <w:rPr>
-          <w:rFonts w:ascii="Consolas" w:eastAsia="Consolas" w:hAnsi="Consolas" w:cs="Consolas"/>
-          <w:sz w:val="20"/>
-          <w:szCs w:val="20"/>
-        </w:rPr>
-        <w:t xml:space="preserve"> &amp;&amp; ls | head</w:t>
+        <w:t>cd /etc &amp;&amp; ls | head</w:t>
       </w:r>
     </w:p>
     <w:p>
@@ -3082,7 +2628,7 @@
           <w:sz w:val="22"/>
           <w:szCs w:val="22"/>
         </w:rPr>
-        <w:t>Figure 3.4. Contents of the root directory (ls -la /)</w:t>
+        <w:t>Figure 3.4 – Contents of the root directory (ls -la /)</w:t>
       </w:r>
     </w:p>
     <w:p>
@@ -3102,55 +2648,7 @@
         <w:t>root</w:t>
       </w:r>
       <w:r>
-        <w:t xml:space="preserve">. Several interesting details are visible: bin, lib, lib64 and </w:t>
-      </w:r>
-      <w:proofErr w:type="spellStart"/>
-      <w:r>
-        <w:t>sbin</w:t>
-      </w:r>
-      <w:proofErr w:type="spellEnd"/>
-      <w:r>
-        <w:t xml:space="preserve"> are symbolic links (type l) to directories inside /</w:t>
-      </w:r>
-      <w:proofErr w:type="spellStart"/>
-      <w:r>
-        <w:t>usr</w:t>
-      </w:r>
-      <w:proofErr w:type="spellEnd"/>
-      <w:r>
-        <w:t>, /proc and /sys have size 0 because they are virtual filesystems generated by the kernel, and /</w:t>
-      </w:r>
-      <w:proofErr w:type="spellStart"/>
-      <w:r>
-        <w:t>tmp</w:t>
-      </w:r>
-      <w:proofErr w:type="spellEnd"/>
-      <w:r>
-        <w:t xml:space="preserve"> has the permissions </w:t>
-      </w:r>
-      <w:proofErr w:type="spellStart"/>
-      <w:r>
-        <w:t>drwxrwxrwt</w:t>
-      </w:r>
-      <w:proofErr w:type="spellEnd"/>
-      <w:r>
-        <w:t xml:space="preserve">, where the final "t" is the sticky bit (everyone may create files there, but only the owner may delete them). The file </w:t>
-      </w:r>
-      <w:proofErr w:type="spellStart"/>
-      <w:r>
-        <w:t>init</w:t>
-      </w:r>
-      <w:proofErr w:type="spellEnd"/>
-      <w:r>
-        <w:t xml:space="preserve"> in the root is the WSL </w:t>
-      </w:r>
-      <w:proofErr w:type="spellStart"/>
-      <w:r>
-        <w:t>init</w:t>
-      </w:r>
-      <w:proofErr w:type="spellEnd"/>
-      <w:r>
-        <w:t xml:space="preserve"> program started by Windows.</w:t>
+        <w:t>. Several interesting details are visible: bin, lib, lib64 and sbin are symbolic links (type l) to directories inside /usr, /proc and /sys have size 0 because they are virtual filesystems generated by the kernel, and /tmp has the permissions drwxrwxrwt, where the final "t" is the sticky bit (everyone may create files there, but only the owner may delete them). The file init in the root is the WSL init program started by Windows.</w:t>
       </w:r>
     </w:p>
     <w:p>
@@ -3216,7 +2714,7 @@
           <w:sz w:val="22"/>
           <w:szCs w:val="22"/>
         </w:rPr>
-        <w:t>Figure 3.5. Contents of the home directory (ls -la ~)</w:t>
+        <w:t>Figure 3.5 – Contents of the home directory (ls -la ~)</w:t>
       </w:r>
     </w:p>
     <w:p>
@@ -3226,44 +2724,7 @@
         <w:jc w:val="both"/>
       </w:pPr>
       <w:r>
-        <w:t>The home directory /home/</w:t>
-      </w:r>
-      <w:proofErr w:type="spellStart"/>
-      <w:r>
-        <w:t>ina</w:t>
-      </w:r>
-      <w:proofErr w:type="spellEnd"/>
-      <w:r>
-        <w:t xml:space="preserve"> is owned by user </w:t>
-      </w:r>
-      <w:proofErr w:type="spellStart"/>
-      <w:r>
-        <w:t>ina</w:t>
-      </w:r>
-      <w:proofErr w:type="spellEnd"/>
-      <w:r>
-        <w:t xml:space="preserve"> and contains hidden configuration files (whose names start with a dot, such </w:t>
-      </w:r>
-      <w:proofErr w:type="gramStart"/>
-      <w:r>
-        <w:t>as .</w:t>
-      </w:r>
-      <w:proofErr w:type="spellStart"/>
-      <w:r>
-        <w:t>bashrc</w:t>
-      </w:r>
-      <w:proofErr w:type="spellEnd"/>
-      <w:proofErr w:type="gramEnd"/>
-      <w:r>
-        <w:t xml:space="preserve"> </w:t>
-      </w:r>
-      <w:proofErr w:type="gramStart"/>
-      <w:r>
-        <w:t>and .profile</w:t>
-      </w:r>
-      <w:proofErr w:type="gramEnd"/>
-      <w:r>
-        <w:t>) and the newly created os-lab1 folder.</w:t>
+        <w:t>The home directory /home/ina is owned by user ina and contains hidden configuration files (whose names start with a dot, such as .bashrc and .profile) and the newly created os-lab1 folder.</w:t>
       </w:r>
     </w:p>
     <w:p>
@@ -3328,27 +2789,7 @@
           <w:sz w:val="22"/>
           <w:szCs w:val="22"/>
         </w:rPr>
-        <w:t>Figure 3.6. First entries of the /</w:t>
-      </w:r>
-      <w:proofErr w:type="spellStart"/>
-      <w:r>
-        <w:rPr>
-          <w:b/>
-          <w:bCs/>
-          <w:sz w:val="22"/>
-          <w:szCs w:val="22"/>
-        </w:rPr>
-        <w:t>etc</w:t>
-      </w:r>
-      <w:proofErr w:type="spellEnd"/>
-      <w:r>
-        <w:rPr>
-          <w:b/>
-          <w:bCs/>
-          <w:sz w:val="22"/>
-          <w:szCs w:val="22"/>
-        </w:rPr>
-        <w:t xml:space="preserve"> directory</w:t>
+        <w:t>Figure 3.6 – First entries of the /etc directory</w:t>
       </w:r>
     </w:p>
     <w:p>
@@ -3358,45 +2799,7 @@
         <w:jc w:val="both"/>
       </w:pPr>
       <w:r>
-        <w:t>/</w:t>
-      </w:r>
-      <w:proofErr w:type="spellStart"/>
-      <w:proofErr w:type="gramStart"/>
-      <w:r>
-        <w:t>etc</w:t>
-      </w:r>
-      <w:proofErr w:type="spellEnd"/>
-      <w:proofErr w:type="gramEnd"/>
-      <w:r>
-        <w:t xml:space="preserve"> contains system-wide configuration: files such as </w:t>
-      </w:r>
-      <w:proofErr w:type="spellStart"/>
-      <w:r>
-        <w:t>adduser.conf</w:t>
-      </w:r>
-      <w:proofErr w:type="spellEnd"/>
-      <w:r>
-        <w:t xml:space="preserve"> and </w:t>
-      </w:r>
-      <w:proofErr w:type="spellStart"/>
-      <w:proofErr w:type="gramStart"/>
-      <w:r>
-        <w:t>bash.bashrc</w:t>
-      </w:r>
-      <w:proofErr w:type="spellEnd"/>
-      <w:proofErr w:type="gramEnd"/>
-      <w:r>
-        <w:t xml:space="preserve"> and directories such as apt (package manager settings) and </w:t>
-      </w:r>
-      <w:proofErr w:type="spellStart"/>
-      <w:proofErr w:type="gramStart"/>
-      <w:r>
-        <w:t>apparmor.d</w:t>
-      </w:r>
-      <w:proofErr w:type="spellEnd"/>
-      <w:proofErr w:type="gramEnd"/>
-      <w:r>
-        <w:t xml:space="preserve"> (security profiles).</w:t>
+        <w:t>/etc contains system-wide configuration: files such as adduser.conf and bash.bashrc and directories such as apt (package manager settings) and apparmor.d (security profiles).</w:t>
       </w:r>
     </w:p>
     <w:p>
@@ -3439,23 +2842,13 @@
         <w:spacing w:line="276" w:lineRule="auto"/>
         <w:ind w:left="360"/>
       </w:pPr>
-      <w:proofErr w:type="spellStart"/>
-      <w:r>
-        <w:rPr>
-          <w:rFonts w:ascii="Consolas" w:eastAsia="Consolas" w:hAnsi="Consolas" w:cs="Consolas"/>
-          <w:sz w:val="20"/>
-          <w:szCs w:val="20"/>
-        </w:rPr>
-        <w:t>mkdir</w:t>
-      </w:r>
-      <w:proofErr w:type="spellEnd"/>
-      <w:r>
-        <w:rPr>
-          <w:rFonts w:ascii="Consolas" w:eastAsia="Consolas" w:hAnsi="Consolas" w:cs="Consolas"/>
-          <w:sz w:val="20"/>
-          <w:szCs w:val="20"/>
-        </w:rPr>
-        <w:t xml:space="preserve"> demo &amp;&amp; cd demo</w:t>
+      <w:r>
+        <w:rPr>
+          <w:rFonts w:ascii="Consolas" w:eastAsia="Consolas" w:hAnsi="Consolas" w:cs="Consolas"/>
+          <w:sz w:val="20"/>
+          <w:szCs w:val="20"/>
+        </w:rPr>
+        <w:t>mkdir demo &amp;&amp; cd demo</w:t>
       </w:r>
     </w:p>
     <w:p>
@@ -3620,7 +3013,7 @@
           <w:sz w:val="22"/>
           <w:szCs w:val="22"/>
         </w:rPr>
-        <w:t>Figure 3.7. Creating the demo directory</w:t>
+        <w:t>Figure 3.7 – Creating the demo directory</w:t>
       </w:r>
     </w:p>
     <w:p>
@@ -3685,27 +3078,7 @@
           <w:sz w:val="22"/>
           <w:szCs w:val="22"/>
         </w:rPr>
-        <w:t xml:space="preserve">Figure 3.8. The new </w:t>
-      </w:r>
-      <w:proofErr w:type="gramStart"/>
-      <w:r>
-        <w:rPr>
-          <w:b/>
-          <w:bCs/>
-          <w:sz w:val="22"/>
-          <w:szCs w:val="22"/>
-        </w:rPr>
-        <w:t>demo directory</w:t>
-      </w:r>
-      <w:proofErr w:type="gramEnd"/>
-      <w:r>
-        <w:rPr>
-          <w:b/>
-          <w:bCs/>
-          <w:sz w:val="22"/>
-          <w:szCs w:val="22"/>
-        </w:rPr>
-        <w:t xml:space="preserve"> seen from the Windows File Explorer</w:t>
+        <w:t>Figure 3.8 – The new demo directory seen from the Windows File Explorer</w:t>
       </w:r>
     </w:p>
     <w:p>
@@ -3780,7 +3153,7 @@
           <w:sz w:val="22"/>
           <w:szCs w:val="22"/>
         </w:rPr>
-        <w:t>Figure 3.9. Creating note.txt through output redirection</w:t>
+        <w:t>Figure 3.9 – Creating note.txt through output redirection</w:t>
       </w:r>
     </w:p>
     <w:p>
@@ -3855,7 +3228,7 @@
           <w:sz w:val="22"/>
           <w:szCs w:val="22"/>
         </w:rPr>
-        <w:t>Figure 3.10. Contents of note.txt opened in Notepad</w:t>
+        <w:t>Figure 3.10 – Contents of note.txt opened in Notepad</w:t>
       </w:r>
     </w:p>
     <w:p>
@@ -3920,7 +3293,7 @@
           <w:sz w:val="22"/>
           <w:szCs w:val="22"/>
         </w:rPr>
-        <w:t>Figure 3.11. Copying note.txt to copy.txt</w:t>
+        <w:t>Figure 3.11 – Copying note.txt to copy.txt</w:t>
       </w:r>
     </w:p>
     <w:p>
@@ -3985,7 +3358,7 @@
           <w:sz w:val="22"/>
           <w:szCs w:val="22"/>
         </w:rPr>
-        <w:t>Figure 3.12. Both note.txt and copy.txt present in the demo folder</w:t>
+        <w:t>Figure 3.12 – Both note.txt and copy.txt present in the demo folder</w:t>
       </w:r>
     </w:p>
     <w:p>
@@ -4004,15 +3377,7 @@
         <w:t>cp</w:t>
       </w:r>
       <w:r>
-        <w:t xml:space="preserve"> creates a new, independent file with the same contents (a new </w:t>
-      </w:r>
-      <w:proofErr w:type="spellStart"/>
-      <w:r>
-        <w:t>inode</w:t>
-      </w:r>
-      <w:proofErr w:type="spellEnd"/>
-      <w:r>
-        <w:t xml:space="preserve">). </w:t>
+        <w:t xml:space="preserve"> creates a new, independent file with the same contents (a new inode). </w:t>
       </w:r>
       <w:r>
         <w:rPr>
@@ -4088,7 +3453,7 @@
           <w:sz w:val="22"/>
           <w:szCs w:val="22"/>
         </w:rPr>
-        <w:t>Figure 3.13. copy.txt renamed to renamed.txt with mv</w:t>
+        <w:t>Figure 3.13 – copy.txt renamed to renamed.txt with mv</w:t>
       </w:r>
     </w:p>
     <w:p>
@@ -4153,7 +3518,7 @@
           <w:sz w:val="22"/>
           <w:szCs w:val="22"/>
         </w:rPr>
-        <w:t>Figure 3.14. Listing the directory and removing renamed.txt</w:t>
+        <w:t>Figure 3.14 – Listing the directory and removing renamed.txt</w:t>
       </w:r>
     </w:p>
     <w:p>
@@ -4211,25 +3576,7 @@
           <w:sz w:val="20"/>
           <w:szCs w:val="20"/>
         </w:rPr>
-        <w:t xml:space="preserve">ls -l note.txt      # read the </w:t>
-      </w:r>
-      <w:proofErr w:type="spellStart"/>
-      <w:r>
-        <w:rPr>
-          <w:rFonts w:ascii="Consolas" w:eastAsia="Consolas" w:hAnsi="Consolas" w:cs="Consolas"/>
-          <w:sz w:val="20"/>
-          <w:szCs w:val="20"/>
-        </w:rPr>
-        <w:t>rwx</w:t>
-      </w:r>
-      <w:proofErr w:type="spellEnd"/>
-      <w:r>
-        <w:rPr>
-          <w:rFonts w:ascii="Consolas" w:eastAsia="Consolas" w:hAnsi="Consolas" w:cs="Consolas"/>
-          <w:sz w:val="20"/>
-          <w:szCs w:val="20"/>
-        </w:rPr>
-        <w:t xml:space="preserve"> / owner / group columns</w:t>
+        <w:t>ls -l note.txt      # read the rwx / owner / group columns</w:t>
       </w:r>
     </w:p>
     <w:p>
@@ -4243,52 +3590,14 @@
         <w:spacing w:line="276" w:lineRule="auto"/>
         <w:ind w:left="360"/>
       </w:pPr>
-      <w:proofErr w:type="spellStart"/>
-      <w:r>
-        <w:rPr>
-          <w:rFonts w:ascii="Consolas" w:eastAsia="Consolas" w:hAnsi="Consolas" w:cs="Consolas"/>
-          <w:sz w:val="20"/>
-          <w:szCs w:val="20"/>
-        </w:rPr>
-        <w:t>chmod</w:t>
-      </w:r>
-      <w:proofErr w:type="spellEnd"/>
-      <w:r>
-        <w:rPr>
-          <w:rFonts w:ascii="Consolas" w:eastAsia="Consolas" w:hAnsi="Consolas" w:cs="Consolas"/>
-          <w:sz w:val="20"/>
-          <w:szCs w:val="20"/>
-        </w:rPr>
-        <w:t xml:space="preserve"> 600 </w:t>
-      </w:r>
-      <w:proofErr w:type="gramStart"/>
-      <w:r>
-        <w:rPr>
-          <w:rFonts w:ascii="Consolas" w:eastAsia="Consolas" w:hAnsi="Consolas" w:cs="Consolas"/>
-          <w:sz w:val="20"/>
-          <w:szCs w:val="20"/>
-        </w:rPr>
-        <w:t>note.txt  #</w:t>
-      </w:r>
-      <w:proofErr w:type="gramEnd"/>
-      <w:r>
-        <w:rPr>
-          <w:rFonts w:ascii="Consolas" w:eastAsia="Consolas" w:hAnsi="Consolas" w:cs="Consolas"/>
-          <w:sz w:val="20"/>
-          <w:szCs w:val="20"/>
-        </w:rPr>
-        <w:t xml:space="preserve"> owner-only </w:t>
-      </w:r>
-      <w:proofErr w:type="spellStart"/>
-      <w:r>
-        <w:rPr>
-          <w:rFonts w:ascii="Consolas" w:eastAsia="Consolas" w:hAnsi="Consolas" w:cs="Consolas"/>
-          <w:sz w:val="20"/>
-          <w:szCs w:val="20"/>
-        </w:rPr>
-        <w:t>read+write</w:t>
-      </w:r>
-      <w:proofErr w:type="spellEnd"/>
+      <w:r>
+        <w:rPr>
+          <w:rFonts w:ascii="Consolas" w:eastAsia="Consolas" w:hAnsi="Consolas" w:cs="Consolas"/>
+          <w:sz w:val="20"/>
+          <w:szCs w:val="20"/>
+        </w:rPr>
+        <w:t>chmod 600 note.txt  # owner-only read+write</w:t>
+      </w:r>
     </w:p>
     <w:p>
       <w:pPr>
@@ -4320,23 +3629,13 @@
         <w:spacing w:after="120" w:line="276" w:lineRule="auto"/>
         <w:ind w:left="360"/>
       </w:pPr>
-      <w:proofErr w:type="spellStart"/>
-      <w:r>
-        <w:rPr>
-          <w:rFonts w:ascii="Consolas" w:eastAsia="Consolas" w:hAnsi="Consolas" w:cs="Consolas"/>
-          <w:sz w:val="20"/>
-          <w:szCs w:val="20"/>
-        </w:rPr>
-        <w:t>chmod</w:t>
-      </w:r>
-      <w:proofErr w:type="spellEnd"/>
-      <w:r>
-        <w:rPr>
-          <w:rFonts w:ascii="Consolas" w:eastAsia="Consolas" w:hAnsi="Consolas" w:cs="Consolas"/>
-          <w:sz w:val="20"/>
-          <w:szCs w:val="20"/>
-        </w:rPr>
-        <w:t xml:space="preserve"> 644 note.txt</w:t>
+      <w:r>
+        <w:rPr>
+          <w:rFonts w:ascii="Consolas" w:eastAsia="Consolas" w:hAnsi="Consolas" w:cs="Consolas"/>
+          <w:sz w:val="20"/>
+          <w:szCs w:val="20"/>
+        </w:rPr>
+        <w:t>chmod 644 note.txt</w:t>
       </w:r>
     </w:p>
     <w:p>
@@ -4401,19 +3700,8 @@
           <w:sz w:val="22"/>
           <w:szCs w:val="22"/>
         </w:rPr>
-        <w:t xml:space="preserve">Figure 3.15. Changing the permissions of note.txt with </w:t>
-      </w:r>
-      <w:proofErr w:type="spellStart"/>
-      <w:r>
-        <w:rPr>
-          <w:b/>
-          <w:bCs/>
-          <w:sz w:val="22"/>
-          <w:szCs w:val="22"/>
-        </w:rPr>
-        <w:t>chmod</w:t>
-      </w:r>
-      <w:proofErr w:type="spellEnd"/>
+        <w:t>Figure 3.15 – Changing the permissions of note.txt with chmod</w:t>
+      </w:r>
     </w:p>
     <w:p>
       <w:pPr>
@@ -4422,78 +3710,26 @@
         <w:jc w:val="both"/>
       </w:pPr>
       <w:r>
-        <w:t>Initially the file has the permissions -</w:t>
-      </w:r>
-      <w:proofErr w:type="spellStart"/>
-      <w:r>
-        <w:t>rw</w:t>
-      </w:r>
-      <w:proofErr w:type="spellEnd"/>
-      <w:r>
-        <w:t>-</w:t>
-      </w:r>
-      <w:proofErr w:type="gramStart"/>
-      <w:r>
-        <w:t>r--r</w:t>
-      </w:r>
-      <w:proofErr w:type="gramEnd"/>
-      <w:r>
-        <w:t xml:space="preserve">-- (644): the owner can read and </w:t>
-      </w:r>
-      <w:proofErr w:type="gramStart"/>
-      <w:r>
-        <w:t>write,</w:t>
-      </w:r>
-      <w:proofErr w:type="gramEnd"/>
-      <w:r>
-        <w:t xml:space="preserve"> the group and others can only read. After </w:t>
-      </w:r>
-      <w:proofErr w:type="spellStart"/>
-      <w:r>
-        <w:rPr>
-          <w:rFonts w:ascii="Consolas" w:eastAsia="Consolas" w:hAnsi="Consolas" w:cs="Consolas"/>
-          <w:sz w:val="22"/>
-          <w:szCs w:val="22"/>
-        </w:rPr>
-        <w:t>chmod</w:t>
-      </w:r>
-      <w:proofErr w:type="spellEnd"/>
-      <w:r>
-        <w:rPr>
-          <w:rFonts w:ascii="Consolas" w:eastAsia="Consolas" w:hAnsi="Consolas" w:cs="Consolas"/>
-          <w:sz w:val="22"/>
-          <w:szCs w:val="22"/>
-        </w:rPr>
-        <w:t xml:space="preserve"> 600</w:t>
-      </w:r>
-      <w:r>
-        <w:t xml:space="preserve"> the string becomes -</w:t>
-      </w:r>
-      <w:proofErr w:type="spellStart"/>
-      <w:r>
-        <w:t>rw</w:t>
-      </w:r>
-      <w:proofErr w:type="spellEnd"/>
-      <w:r>
-        <w:t xml:space="preserve">-------, and after </w:t>
-      </w:r>
-      <w:proofErr w:type="spellStart"/>
-      <w:r>
-        <w:rPr>
-          <w:rFonts w:ascii="Consolas" w:eastAsia="Consolas" w:hAnsi="Consolas" w:cs="Consolas"/>
-          <w:sz w:val="22"/>
-          <w:szCs w:val="22"/>
-        </w:rPr>
-        <w:t>chmod</w:t>
-      </w:r>
-      <w:proofErr w:type="spellEnd"/>
-      <w:r>
-        <w:rPr>
-          <w:rFonts w:ascii="Consolas" w:eastAsia="Consolas" w:hAnsi="Consolas" w:cs="Consolas"/>
-          <w:sz w:val="22"/>
-          <w:szCs w:val="22"/>
-        </w:rPr>
-        <w:t xml:space="preserve"> 644</w:t>
+        <w:t xml:space="preserve">Initially the file has the permissions -rw-r--r-- (644): the owner can read and write, the group and others can only read. After </w:t>
+      </w:r>
+      <w:r>
+        <w:rPr>
+          <w:rFonts w:ascii="Consolas" w:eastAsia="Consolas" w:hAnsi="Consolas" w:cs="Consolas"/>
+          <w:sz w:val="22"/>
+          <w:szCs w:val="22"/>
+        </w:rPr>
+        <w:t>chmod 600</w:t>
+      </w:r>
+      <w:r>
+        <w:t xml:space="preserve"> the string becomes -rw-------, and after </w:t>
+      </w:r>
+      <w:r>
+        <w:rPr>
+          <w:rFonts w:ascii="Consolas" w:eastAsia="Consolas" w:hAnsi="Consolas" w:cs="Consolas"/>
+          <w:sz w:val="22"/>
+          <w:szCs w:val="22"/>
+        </w:rPr>
+        <w:t>chmod 644</w:t>
       </w:r>
       <w:r>
         <w:t xml:space="preserve"> the original permissions are restored.</w:t>
@@ -4529,12 +3765,6 @@
         <w:gridCol w:w="10206"/>
       </w:tblGrid>
       <w:tr>
-        <w:tblPrEx>
-          <w:tblCellMar>
-            <w:top w:w="0" w:type="dxa"/>
-            <w:bottom w:w="0" w:type="dxa"/>
-          </w:tblCellMar>
-        </w:tblPrEx>
         <w:tc>
           <w:tcPr>
             <w:tcW w:w="10206" w:type="dxa"/>
@@ -4609,27 +3839,7 @@
                 <w:sz w:val="22"/>
                 <w:szCs w:val="22"/>
               </w:rPr>
-              <w:t xml:space="preserve"> mean for note.txt after </w:t>
-            </w:r>
-            <w:proofErr w:type="spellStart"/>
-            <w:r>
-              <w:rPr>
-                <w:i/>
-                <w:iCs/>
-                <w:sz w:val="22"/>
-                <w:szCs w:val="22"/>
-              </w:rPr>
-              <w:t>chmod</w:t>
-            </w:r>
-            <w:proofErr w:type="spellEnd"/>
-            <w:r>
-              <w:rPr>
-                <w:i/>
-                <w:iCs/>
-                <w:sz w:val="22"/>
-                <w:szCs w:val="22"/>
-              </w:rPr>
-              <w:t xml:space="preserve"> 600?</w:t>
+              <w:t xml:space="preserve"> mean for note.txt after chmod 600?</w:t>
             </w:r>
           </w:p>
           <w:p>
@@ -4659,6 +3869,7 @@
           <w:b/>
           <w:bCs/>
         </w:rPr>
+        <w:lastRenderedPageBreak/>
         <w:t>(1) Owner and group of the created files</w:t>
       </w:r>
     </w:p>
@@ -4671,7 +3882,6 @@
       <w:r>
         <w:t xml:space="preserve">All the files created in the demo directory (note.txt, copy.txt, renamed.txt) are owned by the user </w:t>
       </w:r>
-      <w:proofErr w:type="spellStart"/>
       <w:r>
         <w:rPr>
           <w:b/>
@@ -4679,11 +3889,9 @@
         </w:rPr>
         <w:t>ina</w:t>
       </w:r>
-      <w:proofErr w:type="spellEnd"/>
       <w:r>
         <w:t xml:space="preserve"> and belong to the group </w:t>
       </w:r>
-      <w:proofErr w:type="spellStart"/>
       <w:r>
         <w:rPr>
           <w:b/>
@@ -4691,7 +3899,6 @@
         </w:rPr>
         <w:t>ina</w:t>
       </w:r>
-      <w:proofErr w:type="spellEnd"/>
       <w:r>
         <w:t xml:space="preserve">, as shown in the third and fourth columns of </w:t>
       </w:r>
@@ -4717,39 +3924,7 @@
           <w:b/>
           <w:bCs/>
         </w:rPr>
-        <w:t>(2) Meaning of -</w:t>
-      </w:r>
-      <w:proofErr w:type="spellStart"/>
-      <w:r>
-        <w:rPr>
-          <w:b/>
-          <w:bCs/>
-        </w:rPr>
-        <w:t>rw</w:t>
-      </w:r>
-      <w:proofErr w:type="spellEnd"/>
-      <w:r>
-        <w:rPr>
-          <w:b/>
-          <w:bCs/>
-        </w:rPr>
-        <w:t xml:space="preserve">------- after </w:t>
-      </w:r>
-      <w:proofErr w:type="spellStart"/>
-      <w:r>
-        <w:rPr>
-          <w:b/>
-          <w:bCs/>
-        </w:rPr>
-        <w:t>chmod</w:t>
-      </w:r>
-      <w:proofErr w:type="spellEnd"/>
-      <w:r>
-        <w:rPr>
-          <w:b/>
-          <w:bCs/>
-        </w:rPr>
-        <w:t xml:space="preserve"> 600</w:t>
+        <w:t>(2) Meaning of -rw------- after chmod 600</w:t>
       </w:r>
     </w:p>
     <w:p>
@@ -4777,31 +3952,7 @@
         <w:jc w:val="both"/>
       </w:pPr>
       <w:r>
-        <w:t>Characters 2-4, "</w:t>
-      </w:r>
-      <w:proofErr w:type="spellStart"/>
-      <w:r>
-        <w:t>rw</w:t>
-      </w:r>
-      <w:proofErr w:type="spellEnd"/>
-      <w:r>
-        <w:t>-": the owner (</w:t>
-      </w:r>
-      <w:proofErr w:type="spellStart"/>
-      <w:r>
-        <w:t>ina</w:t>
-      </w:r>
-      <w:proofErr w:type="spellEnd"/>
-      <w:r>
-        <w:t xml:space="preserve">) may read and write the </w:t>
-      </w:r>
-      <w:proofErr w:type="gramStart"/>
-      <w:r>
-        <w:t>file, but</w:t>
-      </w:r>
-      <w:proofErr w:type="gramEnd"/>
-      <w:r>
-        <w:t xml:space="preserve"> not execute it (6 = 4 + 2).</w:t>
+        <w:t>Characters 2-4, "rw-": the owner (ina) may read and write the file, but not execute it (6 = 4 + 2).</w:t>
       </w:r>
     </w:p>
     <w:p>
@@ -4815,23 +3966,7 @@
         <w:jc w:val="both"/>
       </w:pPr>
       <w:r>
-        <w:t xml:space="preserve">Characters 5-7, "---": members of the group </w:t>
-      </w:r>
-      <w:proofErr w:type="spellStart"/>
-      <w:r>
-        <w:t>ina</w:t>
-      </w:r>
-      <w:proofErr w:type="spellEnd"/>
-      <w:r>
-        <w:t xml:space="preserve"> have no </w:t>
-      </w:r>
-      <w:proofErr w:type="gramStart"/>
-      <w:r>
-        <w:t>permissions</w:t>
-      </w:r>
-      <w:proofErr w:type="gramEnd"/>
-      <w:r>
-        <w:t xml:space="preserve"> at all (0).</w:t>
+        <w:t>Characters 5-7, "---": members of the group ina have no permissions at all (0).</w:t>
       </w:r>
     </w:p>
     <w:p>
@@ -4845,15 +3980,7 @@
         <w:jc w:val="both"/>
       </w:pPr>
       <w:r>
-        <w:t xml:space="preserve">Characters 8-10, "---": all other users have no </w:t>
-      </w:r>
-      <w:proofErr w:type="gramStart"/>
-      <w:r>
-        <w:t>permissions</w:t>
-      </w:r>
-      <w:proofErr w:type="gramEnd"/>
-      <w:r>
-        <w:t xml:space="preserve"> at all (0).</w:t>
+        <w:t>Characters 8-10, "---": all other users have no permissions at all (0).</w:t>
       </w:r>
     </w:p>
     <w:p>
@@ -4863,23 +3990,7 @@
         <w:jc w:val="both"/>
       </w:pPr>
       <w:r>
-        <w:t xml:space="preserve">In other words, after </w:t>
-      </w:r>
-      <w:proofErr w:type="spellStart"/>
-      <w:r>
-        <w:t>chmod</w:t>
-      </w:r>
-      <w:proofErr w:type="spellEnd"/>
-      <w:r>
-        <w:t xml:space="preserve"> 600 only the owner can open the file; the kernel will refuse </w:t>
-      </w:r>
-      <w:proofErr w:type="gramStart"/>
-      <w:r>
-        <w:t>any read or write</w:t>
-      </w:r>
-      <w:proofErr w:type="gramEnd"/>
-      <w:r>
-        <w:t xml:space="preserve"> attempt by another ordinary user.</w:t>
+        <w:t>In other words, after chmod 600 only the owner can open the file; the kernel will refuse any read or write attempt by another ordinary user.</w:t>
       </w:r>
     </w:p>
     <w:p>
@@ -4910,39 +4021,10 @@
           <w:b/>
           <w:bCs/>
         </w:rPr>
-        <w:t>/</w:t>
-      </w:r>
-      <w:proofErr w:type="spellStart"/>
-      <w:proofErr w:type="gramStart"/>
-      <w:r>
-        <w:rPr>
-          <w:b/>
-          <w:bCs/>
-        </w:rPr>
-        <w:t>etc</w:t>
-      </w:r>
-      <w:proofErr w:type="spellEnd"/>
-      <w:proofErr w:type="gramEnd"/>
-      <w:r>
-        <w:t xml:space="preserve"> holds the system-wide configuration files, such as </w:t>
-      </w:r>
-      <w:proofErr w:type="spellStart"/>
-      <w:r>
-        <w:t>adduser.conf</w:t>
-      </w:r>
-      <w:proofErr w:type="spellEnd"/>
-      <w:r>
-        <w:t xml:space="preserve">, </w:t>
-      </w:r>
-      <w:proofErr w:type="spellStart"/>
-      <w:proofErr w:type="gramStart"/>
-      <w:r>
-        <w:t>bash.bashrc</w:t>
-      </w:r>
-      <w:proofErr w:type="spellEnd"/>
-      <w:proofErr w:type="gramEnd"/>
-      <w:r>
-        <w:t xml:space="preserve"> and the apt settings seen in Figure 3.6.</w:t>
+        <w:t>/etc</w:t>
+      </w:r>
+      <w:r>
+        <w:t xml:space="preserve"> holds the system-wide configuration files, such as adduser.conf, bash.bashrc and the apt settings seen in Figure 3.6.</w:t>
       </w:r>
     </w:p>
     <w:p>
@@ -4960,27 +4042,10 @@
           <w:b/>
           <w:bCs/>
         </w:rPr>
-        <w:t>/</w:t>
-      </w:r>
-      <w:proofErr w:type="gramStart"/>
-      <w:r>
-        <w:rPr>
-          <w:b/>
-          <w:bCs/>
-        </w:rPr>
-        <w:t>home</w:t>
-      </w:r>
-      <w:proofErr w:type="gramEnd"/>
-      <w:r>
-        <w:t xml:space="preserve"> holds the personal directories of ordinary users, for example /home/</w:t>
-      </w:r>
-      <w:proofErr w:type="spellStart"/>
-      <w:r>
-        <w:t>ina</w:t>
-      </w:r>
-      <w:proofErr w:type="spellEnd"/>
-      <w:r>
-        <w:t xml:space="preserve"> with its dotfiles and the os-lab1 folder.</w:t>
+        <w:t>/home</w:t>
+      </w:r>
+      <w:r>
+        <w:t xml:space="preserve"> holds the personal directories of ordinary users, for example /home/ina with its dotfiles and the os-lab1 folder.</w:t>
       </w:r>
     </w:p>
     <w:p>
@@ -4998,17 +4063,8 @@
           <w:b/>
           <w:bCs/>
         </w:rPr>
-        <w:t>/</w:t>
-      </w:r>
-      <w:proofErr w:type="gramStart"/>
-      <w:r>
-        <w:rPr>
-          <w:b/>
-          <w:bCs/>
-        </w:rPr>
-        <w:t>proc</w:t>
-      </w:r>
-      <w:proofErr w:type="gramEnd"/>
+        <w:t>/proc</w:t>
+      </w:r>
       <w:r>
         <w:t xml:space="preserve"> (additionally) is a virtual filesystem created by the kernel in memory, with one directory per running process and files describing the system state; this is why its size is shown as 0.</w:t>
       </w:r>
@@ -5042,23 +4098,13 @@
         <w:spacing w:before="120" w:line="276" w:lineRule="auto"/>
         <w:ind w:left="360"/>
       </w:pPr>
-      <w:proofErr w:type="spellStart"/>
-      <w:r>
-        <w:rPr>
-          <w:rFonts w:ascii="Consolas" w:eastAsia="Consolas" w:hAnsi="Consolas" w:cs="Consolas"/>
-          <w:sz w:val="20"/>
-          <w:szCs w:val="20"/>
-        </w:rPr>
-        <w:t>ps</w:t>
-      </w:r>
-      <w:proofErr w:type="spellEnd"/>
-      <w:r>
-        <w:rPr>
-          <w:rFonts w:ascii="Consolas" w:eastAsia="Consolas" w:hAnsi="Consolas" w:cs="Consolas"/>
-          <w:sz w:val="20"/>
-          <w:szCs w:val="20"/>
-        </w:rPr>
-        <w:t xml:space="preserve"> aux | head</w:t>
+      <w:r>
+        <w:rPr>
+          <w:rFonts w:ascii="Consolas" w:eastAsia="Consolas" w:hAnsi="Consolas" w:cs="Consolas"/>
+          <w:sz w:val="20"/>
+          <w:szCs w:val="20"/>
+        </w:rPr>
+        <w:t>ps aux | head</w:t>
       </w:r>
     </w:p>
     <w:p>
@@ -5072,41 +4118,13 @@
         <w:spacing w:line="276" w:lineRule="auto"/>
         <w:ind w:left="360"/>
       </w:pPr>
-      <w:proofErr w:type="spellStart"/>
-      <w:r>
-        <w:rPr>
-          <w:rFonts w:ascii="Consolas" w:eastAsia="Consolas" w:hAnsi="Consolas" w:cs="Consolas"/>
-          <w:sz w:val="20"/>
-          <w:szCs w:val="20"/>
-        </w:rPr>
-        <w:t>ps</w:t>
-      </w:r>
-      <w:proofErr w:type="spellEnd"/>
-      <w:r>
-        <w:rPr>
-          <w:rFonts w:ascii="Consolas" w:eastAsia="Consolas" w:hAnsi="Consolas" w:cs="Consolas"/>
-          <w:sz w:val="20"/>
-          <w:szCs w:val="20"/>
-        </w:rPr>
-        <w:t xml:space="preserve"> aux | </w:t>
-      </w:r>
-      <w:proofErr w:type="spellStart"/>
-      <w:r>
-        <w:rPr>
-          <w:rFonts w:ascii="Consolas" w:eastAsia="Consolas" w:hAnsi="Consolas" w:cs="Consolas"/>
-          <w:sz w:val="20"/>
-          <w:szCs w:val="20"/>
-        </w:rPr>
-        <w:t>wc</w:t>
-      </w:r>
-      <w:proofErr w:type="spellEnd"/>
-      <w:r>
-        <w:rPr>
-          <w:rFonts w:ascii="Consolas" w:eastAsia="Consolas" w:hAnsi="Consolas" w:cs="Consolas"/>
-          <w:sz w:val="20"/>
-          <w:szCs w:val="20"/>
-        </w:rPr>
-        <w:t xml:space="preserve"> -l      # how many processes exist right now</w:t>
+      <w:r>
+        <w:rPr>
+          <w:rFonts w:ascii="Consolas" w:eastAsia="Consolas" w:hAnsi="Consolas" w:cs="Consolas"/>
+          <w:sz w:val="20"/>
+          <w:szCs w:val="20"/>
+        </w:rPr>
+        <w:t>ps aux | wc -l      # how many processes exist right now</w:t>
       </w:r>
     </w:p>
     <w:p>
@@ -5191,27 +4209,7 @@
           <w:sz w:val="22"/>
           <w:szCs w:val="22"/>
         </w:rPr>
-        <w:t xml:space="preserve">Figure 3.16. First processes in the </w:t>
-      </w:r>
-      <w:proofErr w:type="spellStart"/>
-      <w:r>
-        <w:rPr>
-          <w:b/>
-          <w:bCs/>
-          <w:sz w:val="22"/>
-          <w:szCs w:val="22"/>
-        </w:rPr>
-        <w:t>ps</w:t>
-      </w:r>
-      <w:proofErr w:type="spellEnd"/>
-      <w:r>
-        <w:rPr>
-          <w:b/>
-          <w:bCs/>
-          <w:sz w:val="22"/>
-          <w:szCs w:val="22"/>
-        </w:rPr>
-        <w:t xml:space="preserve"> aux listing</w:t>
+        <w:t>Figure 3.16 – First processes in the ps aux listing</w:t>
       </w:r>
     </w:p>
     <w:p>
@@ -5220,98 +4218,16 @@
         <w:ind w:firstLine="709"/>
         <w:jc w:val="both"/>
       </w:pPr>
-      <w:proofErr w:type="spellStart"/>
-      <w:r>
-        <w:rPr>
-          <w:rFonts w:ascii="Consolas" w:eastAsia="Consolas" w:hAnsi="Consolas" w:cs="Consolas"/>
-          <w:sz w:val="22"/>
-          <w:szCs w:val="22"/>
-        </w:rPr>
-        <w:t>ps</w:t>
-      </w:r>
-      <w:proofErr w:type="spellEnd"/>
-      <w:r>
-        <w:rPr>
-          <w:rFonts w:ascii="Consolas" w:eastAsia="Consolas" w:hAnsi="Consolas" w:cs="Consolas"/>
-          <w:sz w:val="22"/>
-          <w:szCs w:val="22"/>
-        </w:rPr>
-        <w:t xml:space="preserve"> aux</w:t>
-      </w:r>
-      <w:r>
-        <w:t xml:space="preserve"> lists every process on the system with its owner, PID, CPU and memory usage, virtual (VSZ) and resident (RSS) size, state (STAT), start time and command. The first entries are the system processes started at boot: /</w:t>
-      </w:r>
-      <w:proofErr w:type="spellStart"/>
-      <w:r>
-        <w:t>sbin</w:t>
-      </w:r>
-      <w:proofErr w:type="spellEnd"/>
-      <w:r>
-        <w:t>/</w:t>
-      </w:r>
-      <w:proofErr w:type="spellStart"/>
-      <w:r>
-        <w:t>init</w:t>
-      </w:r>
-      <w:proofErr w:type="spellEnd"/>
-      <w:r>
-        <w:t xml:space="preserve"> (PID 1), the WSL </w:t>
-      </w:r>
-      <w:proofErr w:type="spellStart"/>
-      <w:r>
-        <w:t>init</w:t>
-      </w:r>
-      <w:proofErr w:type="spellEnd"/>
-      <w:r>
-        <w:t xml:space="preserve"> (PID 2), the plan9 file server used by WSL to share files with Windows (PID 6) and </w:t>
-      </w:r>
-      <w:proofErr w:type="spellStart"/>
-      <w:r>
-        <w:t>systemd</w:t>
-      </w:r>
-      <w:proofErr w:type="spellEnd"/>
-      <w:r>
-        <w:t xml:space="preserve"> services such as </w:t>
-      </w:r>
-      <w:proofErr w:type="spellStart"/>
-      <w:r>
-        <w:t>systemd-journald</w:t>
-      </w:r>
-      <w:proofErr w:type="spellEnd"/>
-      <w:r>
-        <w:t xml:space="preserve"> (logging), </w:t>
-      </w:r>
-      <w:proofErr w:type="spellStart"/>
-      <w:r>
-        <w:t>systemd</w:t>
-      </w:r>
-      <w:proofErr w:type="spellEnd"/>
-      <w:r>
-        <w:t xml:space="preserve">-resolved (DNS), </w:t>
-      </w:r>
-      <w:proofErr w:type="spellStart"/>
-      <w:r>
-        <w:t>systemd-udevd</w:t>
-      </w:r>
-      <w:proofErr w:type="spellEnd"/>
-      <w:r>
-        <w:t xml:space="preserve"> (device events), </w:t>
-      </w:r>
-      <w:proofErr w:type="spellStart"/>
-      <w:r>
-        <w:t>cron</w:t>
-      </w:r>
-      <w:proofErr w:type="spellEnd"/>
-      <w:r>
-        <w:t xml:space="preserve"> (scheduled tasks) and </w:t>
-      </w:r>
-      <w:proofErr w:type="spellStart"/>
-      <w:r>
-        <w:t>dbus</w:t>
-      </w:r>
-      <w:proofErr w:type="spellEnd"/>
-      <w:r>
-        <w:t>-daemon (inter-process messaging).</w:t>
+      <w:r>
+        <w:rPr>
+          <w:rFonts w:ascii="Consolas" w:eastAsia="Consolas" w:hAnsi="Consolas" w:cs="Consolas"/>
+          <w:sz w:val="22"/>
+          <w:szCs w:val="22"/>
+        </w:rPr>
+        <w:t>ps aux</w:t>
+      </w:r>
+      <w:r>
+        <w:t xml:space="preserve"> lists every process on the system with its owner, PID, CPU and memory usage, virtual (VSZ) and resident (RSS) size, state (STAT), start time and command. The first entries are the system processes started at boot: /sbin/init (PID 1), the WSL init (PID 2), the plan9 file server used by WSL to share files with Windows (PID 6) and systemd services such as systemd-journald (logging), systemd-resolved (DNS), systemd-udevd (device events), cron (scheduled tasks) and dbus-daemon (inter-process messaging).</w:t>
       </w:r>
     </w:p>
     <w:p>
@@ -5376,7 +4292,7 @@
           <w:sz w:val="22"/>
           <w:szCs w:val="22"/>
         </w:rPr>
-        <w:t>Figure 3.17. Live process view in top</w:t>
+        <w:t>Figure 3.17 – Live process view in top</w:t>
       </w:r>
     </w:p>
     <w:p>
@@ -5394,15 +4310,7 @@
         <w:t>top</w:t>
       </w:r>
       <w:r>
-        <w:t xml:space="preserve"> gives a continuously refreshed view. Its header </w:t>
-      </w:r>
-      <w:proofErr w:type="spellStart"/>
-      <w:r>
-        <w:t>summarises</w:t>
-      </w:r>
-      <w:proofErr w:type="spellEnd"/>
-      <w:r>
-        <w:t xml:space="preserve"> the whole system: </w:t>
+        <w:t xml:space="preserve"> gives a continuously refreshed view. Its header summarises the whole system: </w:t>
       </w:r>
       <w:r>
         <w:rPr>
@@ -5412,15 +4320,7 @@
         <w:t>28 tasks</w:t>
       </w:r>
       <w:r>
-        <w:t xml:space="preserve"> in total, 1 running and 27 sleeping, 0 stopped and 0 zombie; the CPU was 97.1 % idle; 7848.2 MiB of RAM and 2048 MiB of swap were configured. The table is sorted by CPU usage, and process 80 (</w:t>
-      </w:r>
-      <w:proofErr w:type="spellStart"/>
-      <w:r>
-        <w:t>systemd-journald</w:t>
-      </w:r>
-      <w:proofErr w:type="spellEnd"/>
-      <w:r>
-        <w:t>) is shown with priority 19 and nice value -1, meaning it has been given a slightly higher scheduling priority than ordinary processes.</w:t>
+        <w:t xml:space="preserve"> in total, 1 running and 27 sleeping, 0 stopped and 0 zombie; the CPU was 97.1 % idle; 7848.2 MiB of RAM and 2048 MiB of swap were configured. The table is sorted by CPU usage, and process 80 (systemd-journald) is shown with priority 19 and nice value -1, meaning it has been given a slightly higher scheduling priority than ordinary processes.</w:t>
       </w:r>
     </w:p>
     <w:p>
@@ -5449,25 +4349,7 @@
           <w:sz w:val="20"/>
           <w:szCs w:val="20"/>
         </w:rPr>
-        <w:t xml:space="preserve">sleep </w:t>
-      </w:r>
-      <w:proofErr w:type="gramStart"/>
-      <w:r>
-        <w:rPr>
-          <w:rFonts w:ascii="Consolas" w:eastAsia="Consolas" w:hAnsi="Consolas" w:cs="Consolas"/>
-          <w:sz w:val="20"/>
-          <w:szCs w:val="20"/>
-        </w:rPr>
-        <w:t>300 &amp;           #</w:t>
-      </w:r>
-      <w:proofErr w:type="gramEnd"/>
-      <w:r>
-        <w:rPr>
-          <w:rFonts w:ascii="Consolas" w:eastAsia="Consolas" w:hAnsi="Consolas" w:cs="Consolas"/>
-          <w:sz w:val="20"/>
-          <w:szCs w:val="20"/>
-        </w:rPr>
-        <w:t xml:space="preserve"> run in the background; note the PID printed</w:t>
+        <w:t>sleep 300 &amp;           # run in the background; note the PID printed</w:t>
       </w:r>
     </w:p>
     <w:p>
@@ -5501,41 +4383,13 @@
         <w:spacing w:line="276" w:lineRule="auto"/>
         <w:ind w:left="360"/>
       </w:pPr>
-      <w:proofErr w:type="spellStart"/>
-      <w:r>
-        <w:rPr>
-          <w:rFonts w:ascii="Consolas" w:eastAsia="Consolas" w:hAnsi="Consolas" w:cs="Consolas"/>
-          <w:sz w:val="20"/>
-          <w:szCs w:val="20"/>
-        </w:rPr>
-        <w:t>ps</w:t>
-      </w:r>
-      <w:proofErr w:type="spellEnd"/>
-      <w:r>
-        <w:rPr>
-          <w:rFonts w:ascii="Consolas" w:eastAsia="Consolas" w:hAnsi="Consolas" w:cs="Consolas"/>
-          <w:sz w:val="20"/>
-          <w:szCs w:val="20"/>
-        </w:rPr>
-        <w:t xml:space="preserve"> -</w:t>
-      </w:r>
-      <w:proofErr w:type="spellStart"/>
-      <w:r>
-        <w:rPr>
-          <w:rFonts w:ascii="Consolas" w:eastAsia="Consolas" w:hAnsi="Consolas" w:cs="Consolas"/>
-          <w:sz w:val="20"/>
-          <w:szCs w:val="20"/>
-        </w:rPr>
-        <w:t>ef</w:t>
-      </w:r>
-      <w:proofErr w:type="spellEnd"/>
-      <w:r>
-        <w:rPr>
-          <w:rFonts w:ascii="Consolas" w:eastAsia="Consolas" w:hAnsi="Consolas" w:cs="Consolas"/>
-          <w:sz w:val="20"/>
-          <w:szCs w:val="20"/>
-        </w:rPr>
-        <w:t xml:space="preserve"> | grep sleep   # find it among all processes</w:t>
+      <w:r>
+        <w:rPr>
+          <w:rFonts w:ascii="Consolas" w:eastAsia="Consolas" w:hAnsi="Consolas" w:cs="Consolas"/>
+          <w:sz w:val="20"/>
+          <w:szCs w:val="20"/>
+        </w:rPr>
+        <w:t>ps -ef | grep sleep   # find it among all processes</w:t>
       </w:r>
     </w:p>
     <w:p>
@@ -5635,25 +4489,7 @@
           <w:sz w:val="20"/>
           <w:szCs w:val="20"/>
         </w:rPr>
-        <w:t>[</w:t>
-      </w:r>
-      <w:proofErr w:type="gramStart"/>
-      <w:r>
-        <w:rPr>
-          <w:rFonts w:ascii="Consolas" w:eastAsia="Consolas" w:hAnsi="Consolas" w:cs="Consolas"/>
-          <w:sz w:val="20"/>
-          <w:szCs w:val="20"/>
-        </w:rPr>
-        <w:t>1]+</w:t>
-      </w:r>
-      <w:proofErr w:type="gramEnd"/>
-      <w:r>
-        <w:rPr>
-          <w:rFonts w:ascii="Consolas" w:eastAsia="Consolas" w:hAnsi="Consolas" w:cs="Consolas"/>
-          <w:sz w:val="20"/>
-          <w:szCs w:val="20"/>
-        </w:rPr>
-        <w:t xml:space="preserve">  Running                    sleep 300 &amp;</w:t>
+        <w:t>[1]+  Running                    sleep 300 &amp;</w:t>
       </w:r>
     </w:p>
     <w:p>
@@ -5673,43 +4509,7 @@
           <w:sz w:val="20"/>
           <w:szCs w:val="20"/>
         </w:rPr>
-        <w:t xml:space="preserve">$ </w:t>
-      </w:r>
-      <w:proofErr w:type="spellStart"/>
-      <w:r>
-        <w:rPr>
-          <w:rFonts w:ascii="Consolas" w:eastAsia="Consolas" w:hAnsi="Consolas" w:cs="Consolas"/>
-          <w:sz w:val="20"/>
-          <w:szCs w:val="20"/>
-        </w:rPr>
-        <w:t>ps</w:t>
-      </w:r>
-      <w:proofErr w:type="spellEnd"/>
-      <w:r>
-        <w:rPr>
-          <w:rFonts w:ascii="Consolas" w:eastAsia="Consolas" w:hAnsi="Consolas" w:cs="Consolas"/>
-          <w:sz w:val="20"/>
-          <w:szCs w:val="20"/>
-        </w:rPr>
-        <w:t xml:space="preserve"> -</w:t>
-      </w:r>
-      <w:proofErr w:type="spellStart"/>
-      <w:r>
-        <w:rPr>
-          <w:rFonts w:ascii="Consolas" w:eastAsia="Consolas" w:hAnsi="Consolas" w:cs="Consolas"/>
-          <w:sz w:val="20"/>
-          <w:szCs w:val="20"/>
-        </w:rPr>
-        <w:t>ef</w:t>
-      </w:r>
-      <w:proofErr w:type="spellEnd"/>
-      <w:r>
-        <w:rPr>
-          <w:rFonts w:ascii="Consolas" w:eastAsia="Consolas" w:hAnsi="Consolas" w:cs="Consolas"/>
-          <w:sz w:val="20"/>
-          <w:szCs w:val="20"/>
-        </w:rPr>
-        <w:t xml:space="preserve"> | grep sleep</w:t>
+        <w:t>$ ps -ef | grep sleep</w:t>
       </w:r>
     </w:p>
     <w:p>
@@ -5723,59 +4523,13 @@
         <w:spacing w:line="276" w:lineRule="auto"/>
         <w:ind w:left="360"/>
       </w:pPr>
-      <w:proofErr w:type="spellStart"/>
-      <w:r>
-        <w:rPr>
-          <w:rFonts w:ascii="Consolas" w:eastAsia="Consolas" w:hAnsi="Consolas" w:cs="Consolas"/>
-          <w:sz w:val="20"/>
-          <w:szCs w:val="20"/>
-        </w:rPr>
-        <w:t>ina</w:t>
-      </w:r>
-      <w:proofErr w:type="spellEnd"/>
-      <w:r>
-        <w:rPr>
-          <w:rFonts w:ascii="Consolas" w:eastAsia="Consolas" w:hAnsi="Consolas" w:cs="Consolas"/>
-          <w:sz w:val="20"/>
-          <w:szCs w:val="20"/>
-        </w:rPr>
-        <w:t xml:space="preserve">    936   </w:t>
-      </w:r>
-      <w:proofErr w:type="gramStart"/>
-      <w:r>
-        <w:rPr>
-          <w:rFonts w:ascii="Consolas" w:eastAsia="Consolas" w:hAnsi="Consolas" w:cs="Consolas"/>
-          <w:sz w:val="20"/>
-          <w:szCs w:val="20"/>
-        </w:rPr>
-        <w:t>497  0</w:t>
-      </w:r>
-      <w:proofErr w:type="gramEnd"/>
-      <w:r>
-        <w:rPr>
-          <w:rFonts w:ascii="Consolas" w:eastAsia="Consolas" w:hAnsi="Consolas" w:cs="Consolas"/>
-          <w:sz w:val="20"/>
-          <w:szCs w:val="20"/>
-        </w:rPr>
-        <w:t xml:space="preserve"> 16:47 pts/</w:t>
-      </w:r>
-      <w:proofErr w:type="gramStart"/>
-      <w:r>
-        <w:rPr>
-          <w:rFonts w:ascii="Consolas" w:eastAsia="Consolas" w:hAnsi="Consolas" w:cs="Consolas"/>
-          <w:sz w:val="20"/>
-          <w:szCs w:val="20"/>
-        </w:rPr>
-        <w:t>0  00:00:00</w:t>
-      </w:r>
-      <w:proofErr w:type="gramEnd"/>
-      <w:r>
-        <w:rPr>
-          <w:rFonts w:ascii="Consolas" w:eastAsia="Consolas" w:hAnsi="Consolas" w:cs="Consolas"/>
-          <w:sz w:val="20"/>
-          <w:szCs w:val="20"/>
-        </w:rPr>
-        <w:t xml:space="preserve"> sleep 300</w:t>
+      <w:r>
+        <w:rPr>
+          <w:rFonts w:ascii="Consolas" w:eastAsia="Consolas" w:hAnsi="Consolas" w:cs="Consolas"/>
+          <w:sz w:val="20"/>
+          <w:szCs w:val="20"/>
+        </w:rPr>
+        <w:t>ina    936   497  0 16:47 pts/0  00:00:00 sleep 300</w:t>
       </w:r>
     </w:p>
     <w:p>
@@ -5788,59 +4542,13 @@
         <w:spacing w:after="120" w:line="276" w:lineRule="auto"/>
         <w:ind w:left="360"/>
       </w:pPr>
-      <w:proofErr w:type="spellStart"/>
-      <w:r>
-        <w:rPr>
-          <w:rFonts w:ascii="Consolas" w:eastAsia="Consolas" w:hAnsi="Consolas" w:cs="Consolas"/>
-          <w:sz w:val="20"/>
-          <w:szCs w:val="20"/>
-        </w:rPr>
-        <w:t>ina</w:t>
-      </w:r>
-      <w:proofErr w:type="spellEnd"/>
-      <w:r>
-        <w:rPr>
-          <w:rFonts w:ascii="Consolas" w:eastAsia="Consolas" w:hAnsi="Consolas" w:cs="Consolas"/>
-          <w:sz w:val="20"/>
-          <w:szCs w:val="20"/>
-        </w:rPr>
-        <w:t xml:space="preserve">    938   </w:t>
-      </w:r>
-      <w:proofErr w:type="gramStart"/>
-      <w:r>
-        <w:rPr>
-          <w:rFonts w:ascii="Consolas" w:eastAsia="Consolas" w:hAnsi="Consolas" w:cs="Consolas"/>
-          <w:sz w:val="20"/>
-          <w:szCs w:val="20"/>
-        </w:rPr>
-        <w:t>497  0</w:t>
-      </w:r>
-      <w:proofErr w:type="gramEnd"/>
-      <w:r>
-        <w:rPr>
-          <w:rFonts w:ascii="Consolas" w:eastAsia="Consolas" w:hAnsi="Consolas" w:cs="Consolas"/>
-          <w:sz w:val="20"/>
-          <w:szCs w:val="20"/>
-        </w:rPr>
-        <w:t xml:space="preserve"> 16:47 pts/</w:t>
-      </w:r>
-      <w:proofErr w:type="gramStart"/>
-      <w:r>
-        <w:rPr>
-          <w:rFonts w:ascii="Consolas" w:eastAsia="Consolas" w:hAnsi="Consolas" w:cs="Consolas"/>
-          <w:sz w:val="20"/>
-          <w:szCs w:val="20"/>
-        </w:rPr>
-        <w:t>0  00:00:00</w:t>
-      </w:r>
-      <w:proofErr w:type="gramEnd"/>
-      <w:r>
-        <w:rPr>
-          <w:rFonts w:ascii="Consolas" w:eastAsia="Consolas" w:hAnsi="Consolas" w:cs="Consolas"/>
-          <w:sz w:val="20"/>
-          <w:szCs w:val="20"/>
-        </w:rPr>
-        <w:t xml:space="preserve"> grep --color=auto sleep</w:t>
+      <w:r>
+        <w:rPr>
+          <w:rFonts w:ascii="Consolas" w:eastAsia="Consolas" w:hAnsi="Consolas" w:cs="Consolas"/>
+          <w:sz w:val="20"/>
+          <w:szCs w:val="20"/>
+        </w:rPr>
+        <w:t>ina    938   497  0 16:47 pts/0  00:00:00 grep --color=auto sleep</w:t>
       </w:r>
     </w:p>
     <w:p>
@@ -5873,52 +4581,14 @@
       <w:r>
         <w:t xml:space="preserve"> showed it as Running. In the output of </w:t>
       </w:r>
-      <w:proofErr w:type="spellStart"/>
-      <w:r>
-        <w:rPr>
-          <w:rFonts w:ascii="Consolas" w:eastAsia="Consolas" w:hAnsi="Consolas" w:cs="Consolas"/>
-          <w:sz w:val="22"/>
-          <w:szCs w:val="22"/>
-        </w:rPr>
-        <w:t>ps</w:t>
-      </w:r>
-      <w:proofErr w:type="spellEnd"/>
-      <w:r>
-        <w:rPr>
-          <w:rFonts w:ascii="Consolas" w:eastAsia="Consolas" w:hAnsi="Consolas" w:cs="Consolas"/>
-          <w:sz w:val="22"/>
-          <w:szCs w:val="22"/>
-        </w:rPr>
-        <w:t xml:space="preserve"> -</w:t>
-      </w:r>
-      <w:proofErr w:type="spellStart"/>
-      <w:r>
-        <w:rPr>
-          <w:rFonts w:ascii="Consolas" w:eastAsia="Consolas" w:hAnsi="Consolas" w:cs="Consolas"/>
-          <w:sz w:val="22"/>
-          <w:szCs w:val="22"/>
-        </w:rPr>
-        <w:t>ef</w:t>
-      </w:r>
-      <w:proofErr w:type="spellEnd"/>
-      <w:r>
-        <w:rPr>
-          <w:rFonts w:ascii="Consolas" w:eastAsia="Consolas" w:hAnsi="Consolas" w:cs="Consolas"/>
-          <w:sz w:val="22"/>
-          <w:szCs w:val="22"/>
-        </w:rPr>
-        <w:t xml:space="preserve"> | grep </w:t>
-      </w:r>
-      <w:proofErr w:type="gramStart"/>
-      <w:r>
-        <w:rPr>
-          <w:rFonts w:ascii="Consolas" w:eastAsia="Consolas" w:hAnsi="Consolas" w:cs="Consolas"/>
-          <w:sz w:val="22"/>
-          <w:szCs w:val="22"/>
-        </w:rPr>
-        <w:t>sleep</w:t>
-      </w:r>
-      <w:proofErr w:type="gramEnd"/>
+      <w:r>
+        <w:rPr>
+          <w:rFonts w:ascii="Consolas" w:eastAsia="Consolas" w:hAnsi="Consolas" w:cs="Consolas"/>
+          <w:sz w:val="22"/>
+          <w:szCs w:val="22"/>
+        </w:rPr>
+        <w:t>ps -ef | grep sleep</w:t>
+      </w:r>
       <w:r>
         <w:t xml:space="preserve"> the sleep process appears with PID 936 and parent PID (PPID) </w:t>
       </w:r>
@@ -5995,7 +4665,7 @@
           <w:sz w:val="22"/>
           <w:szCs w:val="22"/>
         </w:rPr>
-        <w:t>Figure 3.18. Terminating the background sleep process with kill</w:t>
+        <w:t>Figure 3.18 – Terminating the background sleep process with kill</w:t>
       </w:r>
     </w:p>
     <w:p>
@@ -6038,15 +4708,7 @@
         <w:t>jobs</w:t>
       </w:r>
       <w:r>
-        <w:t xml:space="preserve"> reports "[</w:t>
-      </w:r>
-      <w:proofErr w:type="gramStart"/>
-      <w:r>
-        <w:t>1]+</w:t>
-      </w:r>
-      <w:proofErr w:type="gramEnd"/>
-      <w:r>
-        <w:t xml:space="preserve"> Terminated sleep 300", confirming that the job has been stopped by the OS.</w:t>
+        <w:t xml:space="preserve"> reports "[1]+ Terminated sleep 300", confirming that the job has been stopped by the OS.</w:t>
       </w:r>
     </w:p>
     <w:p>
@@ -6219,7 +4881,7 @@
           <w:sz w:val="22"/>
           <w:szCs w:val="22"/>
         </w:rPr>
-        <w:t>Figure 3.19. Starting a new sleep process and storing its PID</w:t>
+        <w:t>Figure 3.19 – Starting a new sleep process and storing its PID</w:t>
       </w:r>
     </w:p>
     <w:p>
@@ -6294,7 +4956,7 @@
           <w:sz w:val="22"/>
           <w:szCs w:val="22"/>
         </w:rPr>
-        <w:t>Figure 3.20. Contents of the /proc/941 directory</w:t>
+        <w:t>Figure 3.20 – Contents of the /proc/941 directory</w:t>
       </w:r>
     </w:p>
     <w:p>
@@ -6305,39 +4967,7 @@
       </w:pPr>
       <w:r>
         <w:lastRenderedPageBreak/>
-        <w:t>For every process the kernel creates a directory /proc/&lt;</w:t>
-      </w:r>
-      <w:proofErr w:type="spellStart"/>
-      <w:r>
-        <w:t>pid</w:t>
-      </w:r>
-      <w:proofErr w:type="spellEnd"/>
-      <w:r>
-        <w:t xml:space="preserve">&gt; that does not exist on any disk: its files are generated on the fly when they are read. Among them are </w:t>
-      </w:r>
-      <w:proofErr w:type="spellStart"/>
-      <w:r>
-        <w:t>cmdline</w:t>
-      </w:r>
-      <w:proofErr w:type="spellEnd"/>
-      <w:r>
-        <w:t xml:space="preserve"> (the command line), </w:t>
-      </w:r>
-      <w:proofErr w:type="spellStart"/>
-      <w:r>
-        <w:t>cwd</w:t>
-      </w:r>
-      <w:proofErr w:type="spellEnd"/>
-      <w:r>
-        <w:t xml:space="preserve"> (a link to the current working directory), exe (a link to the executable), </w:t>
-      </w:r>
-      <w:proofErr w:type="spellStart"/>
-      <w:r>
-        <w:t>fd</w:t>
-      </w:r>
-      <w:proofErr w:type="spellEnd"/>
-      <w:r>
-        <w:t xml:space="preserve"> (the open file descriptors), maps (the memory regions), status (a human-readable summary) and task (one subdirectory per thread).</w:t>
+        <w:t>For every process the kernel creates a directory /proc/&lt;pid&gt; that does not exist on any disk: its files are generated on the fly when they are read. Among them are cmdline (the command line), cwd (a link to the current working directory), exe (a link to the executable), fd (the open file descriptors), maps (the memory regions), status (a human-readable summary) and task (one subdirectory per thread).</w:t>
       </w:r>
     </w:p>
     <w:p>
@@ -6402,7 +5032,7 @@
           <w:sz w:val="22"/>
           <w:szCs w:val="22"/>
         </w:rPr>
-        <w:t>Figure 3.21. The first 20 lines of /proc/941/status</w:t>
+        <w:t>Figure 3.21 – The first 20 lines of /proc/941/status</w:t>
       </w:r>
     </w:p>
     <w:p>
@@ -6422,47 +5052,7 @@
         <w:t>S (sleeping)</w:t>
       </w:r>
       <w:r>
-        <w:t>, its Pid is 941 and its parent (</w:t>
-      </w:r>
-      <w:proofErr w:type="spellStart"/>
-      <w:r>
-        <w:t>PPid</w:t>
-      </w:r>
-      <w:proofErr w:type="spellEnd"/>
-      <w:r>
-        <w:t xml:space="preserve">) is 497, the bash shell from which it was started. </w:t>
-      </w:r>
-      <w:proofErr w:type="spellStart"/>
-      <w:r>
-        <w:t>Uid</w:t>
-      </w:r>
-      <w:proofErr w:type="spellEnd"/>
-      <w:r>
-        <w:t xml:space="preserve"> and Gid 1000 correspond to user </w:t>
-      </w:r>
-      <w:proofErr w:type="spellStart"/>
-      <w:r>
-        <w:t>ina</w:t>
-      </w:r>
-      <w:proofErr w:type="spellEnd"/>
-      <w:r>
-        <w:t xml:space="preserve">, and Groups lists the supplementary groups of that user. </w:t>
-      </w:r>
-      <w:proofErr w:type="spellStart"/>
-      <w:r>
-        <w:t>VmPeak</w:t>
-      </w:r>
-      <w:proofErr w:type="spellEnd"/>
-      <w:r>
-        <w:t xml:space="preserve"> and </w:t>
-      </w:r>
-      <w:proofErr w:type="spellStart"/>
-      <w:r>
-        <w:t>VmSize</w:t>
-      </w:r>
-      <w:proofErr w:type="spellEnd"/>
-      <w:r>
-        <w:t xml:space="preserve"> (16108 kB) give the size of its virtual address space. At the end the process was terminated with </w:t>
+        <w:t xml:space="preserve">, its Pid is 941 and its parent (PPid) is 497, the bash shell from which it was started. Uid and Gid 1000 correspond to user ina, and Groups lists the supplementary groups of that user. VmPeak and VmSize (16108 kB) give the size of its virtual address space. At the end the process was terminated with </w:t>
       </w:r>
       <w:r>
         <w:rPr>
@@ -6533,25 +5123,7 @@
           <w:sz w:val="20"/>
           <w:szCs w:val="20"/>
         </w:rPr>
-        <w:t xml:space="preserve">ls: cannot </w:t>
-      </w:r>
-      <w:proofErr w:type="gramStart"/>
-      <w:r>
-        <w:rPr>
-          <w:rFonts w:ascii="Consolas" w:eastAsia="Consolas" w:hAnsi="Consolas" w:cs="Consolas"/>
-          <w:sz w:val="20"/>
-          <w:szCs w:val="20"/>
-        </w:rPr>
-        <w:t>access '/</w:t>
-      </w:r>
-      <w:proofErr w:type="gramEnd"/>
-      <w:r>
-        <w:rPr>
-          <w:rFonts w:ascii="Consolas" w:eastAsia="Consolas" w:hAnsi="Consolas" w:cs="Consolas"/>
-          <w:sz w:val="20"/>
-          <w:szCs w:val="20"/>
-        </w:rPr>
-        <w:t>proc/941/': No such file or directory</w:t>
+        <w:t>ls: cannot access '/proc/941/': No such file or directory</w:t>
       </w:r>
     </w:p>
     <w:p>
@@ -6570,25 +5142,7 @@
           <w:sz w:val="20"/>
           <w:szCs w:val="20"/>
         </w:rPr>
-        <w:t>[1]</w:t>
-      </w:r>
-      <w:proofErr w:type="gramStart"/>
-      <w:r>
-        <w:rPr>
-          <w:rFonts w:ascii="Consolas" w:eastAsia="Consolas" w:hAnsi="Consolas" w:cs="Consolas"/>
-          <w:sz w:val="20"/>
-          <w:szCs w:val="20"/>
-        </w:rPr>
-        <w:t>-  Terminated</w:t>
-      </w:r>
-      <w:proofErr w:type="gramEnd"/>
-      <w:r>
-        <w:rPr>
-          <w:rFonts w:ascii="Consolas" w:eastAsia="Consolas" w:hAnsi="Consolas" w:cs="Consolas"/>
-          <w:sz w:val="20"/>
-          <w:szCs w:val="20"/>
-        </w:rPr>
-        <w:t xml:space="preserve">                 sleep 300</w:t>
+        <w:t>[1]-  Terminated                 sleep 300</w:t>
       </w:r>
     </w:p>
     <w:p>
@@ -6631,12 +5185,6 @@
         <w:gridCol w:w="10206"/>
       </w:tblGrid>
       <w:tr>
-        <w:tblPrEx>
-          <w:tblCellMar>
-            <w:top w:w="0" w:type="dxa"/>
-            <w:bottom w:w="0" w:type="dxa"/>
-          </w:tblCellMar>
-        </w:tblPrEx>
         <w:tc>
           <w:tcPr>
             <w:tcW w:w="10206" w:type="dxa"/>
@@ -6705,27 +5253,7 @@
                 <w:sz w:val="22"/>
                 <w:szCs w:val="22"/>
               </w:rPr>
-              <w:t>(3) From /proc/&lt;</w:t>
-            </w:r>
-            <w:proofErr w:type="spellStart"/>
-            <w:r>
-              <w:rPr>
-                <w:i/>
-                <w:iCs/>
-                <w:sz w:val="22"/>
-                <w:szCs w:val="22"/>
-              </w:rPr>
-              <w:t>pid</w:t>
-            </w:r>
-            <w:proofErr w:type="spellEnd"/>
-            <w:r>
-              <w:rPr>
-                <w:i/>
-                <w:iCs/>
-                <w:sz w:val="22"/>
-                <w:szCs w:val="22"/>
-              </w:rPr>
-              <w:t>&gt;/status, what does the "State:" line say for your sleeping process?</w:t>
+              <w:t>(3) From /proc/&lt;pid&gt;/status, what does the "State:" line say for your sleeping process?</w:t>
             </w:r>
           </w:p>
         </w:tc>
@@ -6769,37 +5297,11 @@
           <w:b/>
           <w:bCs/>
         </w:rPr>
-        <w:t>/</w:t>
-      </w:r>
-      <w:proofErr w:type="spellStart"/>
-      <w:r>
-        <w:rPr>
-          <w:b/>
-          <w:bCs/>
-        </w:rPr>
-        <w:t>sbin</w:t>
-      </w:r>
-      <w:proofErr w:type="spellEnd"/>
-      <w:r>
-        <w:rPr>
-          <w:b/>
-          <w:bCs/>
-        </w:rPr>
-        <w:t>/</w:t>
-      </w:r>
-      <w:proofErr w:type="spellStart"/>
-      <w:r>
-        <w:rPr>
-          <w:b/>
-          <w:bCs/>
-        </w:rPr>
-        <w:t>init</w:t>
-      </w:r>
-      <w:proofErr w:type="spellEnd"/>
+        <w:t>/sbin/init</w:t>
+      </w:r>
       <w:r>
         <w:t xml:space="preserve">, which on this Ubuntu system is </w:t>
       </w:r>
-      <w:proofErr w:type="spellStart"/>
       <w:r>
         <w:rPr>
           <w:b/>
@@ -6807,65 +5309,8 @@
         </w:rPr>
         <w:t>systemd</w:t>
       </w:r>
-      <w:proofErr w:type="spellEnd"/>
-      <w:r>
-        <w:t xml:space="preserve"> (top displays it under the name </w:t>
-      </w:r>
-      <w:proofErr w:type="spellStart"/>
-      <w:r>
-        <w:t>systemd</w:t>
-      </w:r>
-      <w:proofErr w:type="spellEnd"/>
-      <w:r>
-        <w:t>, since /</w:t>
-      </w:r>
-      <w:proofErr w:type="spellStart"/>
-      <w:r>
-        <w:t>sbin</w:t>
-      </w:r>
-      <w:proofErr w:type="spellEnd"/>
-      <w:r>
-        <w:t>/</w:t>
-      </w:r>
-      <w:proofErr w:type="spellStart"/>
-      <w:r>
-        <w:t>init</w:t>
-      </w:r>
-      <w:proofErr w:type="spellEnd"/>
-      <w:r>
-        <w:t xml:space="preserve"> is a link to the </w:t>
-      </w:r>
-      <w:proofErr w:type="spellStart"/>
-      <w:r>
-        <w:t>systemd</w:t>
-      </w:r>
-      <w:proofErr w:type="spellEnd"/>
-      <w:r>
-        <w:t xml:space="preserve"> binary). It is the first user-space process started by the kernel after boot and the ancestor of all other processes: it starts and supervises system services, mounts filesystems and adopts orphaned processes whose parent has died. It runs as root and cannot be killed normally. Under WSL2 there is also a second </w:t>
-      </w:r>
-      <w:proofErr w:type="spellStart"/>
-      <w:r>
-        <w:t>init</w:t>
-      </w:r>
-      <w:proofErr w:type="spellEnd"/>
-      <w:r>
-        <w:t>, /</w:t>
-      </w:r>
-      <w:proofErr w:type="spellStart"/>
-      <w:r>
-        <w:t>init</w:t>
-      </w:r>
-      <w:proofErr w:type="spellEnd"/>
-      <w:r>
-        <w:t xml:space="preserve"> with PID 2, which is Microsoft's helper that connects </w:t>
-      </w:r>
-      <w:proofErr w:type="gramStart"/>
-      <w:r>
-        <w:t>the Linux</w:t>
-      </w:r>
-      <w:proofErr w:type="gramEnd"/>
-      <w:r>
-        <w:t xml:space="preserve"> VM to Windows.</w:t>
+      <w:r>
+        <w:t xml:space="preserve"> (top displays it under the name systemd, since /sbin/init is a link to the systemd binary). It is the first user-space process started by the kernel after boot and the ancestor of all other processes: it starts and supervises system services, mounts filesystems and adopts orphaned processes whose parent has died. It runs as root and cannot be killed normally. Under WSL2 there is also a second init, /init with PID 2, which is Microsoft's helper that connects the Linux VM to Windows.</w:t>
       </w:r>
     </w:p>
     <w:p>
@@ -6900,41 +5345,13 @@
       <w:r>
         <w:t xml:space="preserve">. </w:t>
       </w:r>
-      <w:proofErr w:type="spellStart"/>
-      <w:r>
-        <w:rPr>
-          <w:rFonts w:ascii="Consolas" w:eastAsia="Consolas" w:hAnsi="Consolas" w:cs="Consolas"/>
-          <w:sz w:val="22"/>
-          <w:szCs w:val="22"/>
-        </w:rPr>
-        <w:t>ps</w:t>
-      </w:r>
-      <w:proofErr w:type="spellEnd"/>
-      <w:r>
-        <w:rPr>
-          <w:rFonts w:ascii="Consolas" w:eastAsia="Consolas" w:hAnsi="Consolas" w:cs="Consolas"/>
-          <w:sz w:val="22"/>
-          <w:szCs w:val="22"/>
-        </w:rPr>
-        <w:t xml:space="preserve"> aux | </w:t>
-      </w:r>
-      <w:proofErr w:type="spellStart"/>
-      <w:r>
-        <w:rPr>
-          <w:rFonts w:ascii="Consolas" w:eastAsia="Consolas" w:hAnsi="Consolas" w:cs="Consolas"/>
-          <w:sz w:val="22"/>
-          <w:szCs w:val="22"/>
-        </w:rPr>
-        <w:t>wc</w:t>
-      </w:r>
-      <w:proofErr w:type="spellEnd"/>
-      <w:r>
-        <w:rPr>
-          <w:rFonts w:ascii="Consolas" w:eastAsia="Consolas" w:hAnsi="Consolas" w:cs="Consolas"/>
-          <w:sz w:val="22"/>
-          <w:szCs w:val="22"/>
-        </w:rPr>
-        <w:t xml:space="preserve"> -l</w:t>
+      <w:r>
+        <w:rPr>
+          <w:rFonts w:ascii="Consolas" w:eastAsia="Consolas" w:hAnsi="Consolas" w:cs="Consolas"/>
+          <w:sz w:val="22"/>
+          <w:szCs w:val="22"/>
+        </w:rPr>
+        <w:t>ps aux | wc -l</w:t>
       </w:r>
       <w:r>
         <w:t xml:space="preserve"> returned </w:t>
@@ -6947,39 +5364,7 @@
         <w:t>30</w:t>
       </w:r>
       <w:r>
-        <w:t xml:space="preserve"> lines, which is one header line plus 29 processes; this count also includes the </w:t>
-      </w:r>
-      <w:proofErr w:type="spellStart"/>
-      <w:r>
-        <w:t>ps</w:t>
-      </w:r>
-      <w:proofErr w:type="spellEnd"/>
-      <w:r>
-        <w:t xml:space="preserve"> and </w:t>
-      </w:r>
-      <w:proofErr w:type="spellStart"/>
-      <w:r>
-        <w:t>wc</w:t>
-      </w:r>
-      <w:proofErr w:type="spellEnd"/>
-      <w:r>
-        <w:t xml:space="preserve"> processes of the pipeline themselves. top, run a moment later, reported 28 tasks in total (1 running, 27 sleeping). This is a very small number compared to a desktop Linux installation, because WSL2 </w:t>
-      </w:r>
-      <w:proofErr w:type="gramStart"/>
-      <w:r>
-        <w:t>runs</w:t>
-      </w:r>
-      <w:proofErr w:type="gramEnd"/>
-      <w:r>
-        <w:t xml:space="preserve"> a minimal environment without a graphical desktop; almost </w:t>
-      </w:r>
-      <w:proofErr w:type="gramStart"/>
-      <w:r>
-        <w:t>all of</w:t>
-      </w:r>
-      <w:proofErr w:type="gramEnd"/>
-      <w:r>
-        <w:t xml:space="preserve"> the processes are sleeping and waiting for events.</w:t>
+        <w:t xml:space="preserve"> lines, which is one header line plus 29 processes; this count also includes the ps and wc processes of the pipeline themselves. top, run a moment later, reported 28 tasks in total (1 running, 27 sleeping). This is a very small number compared to a desktop Linux installation, because WSL2 runs a minimal environment without a graphical desktop; almost all of the processes are sleeping and waiting for events.</w:t>
       </w:r>
     </w:p>
     <w:p>
@@ -7035,23 +5420,13 @@
         <w:spacing w:before="120" w:line="276" w:lineRule="auto"/>
         <w:ind w:left="360"/>
       </w:pPr>
-      <w:proofErr w:type="gramStart"/>
-      <w:r>
-        <w:rPr>
-          <w:rFonts w:ascii="Consolas" w:eastAsia="Consolas" w:hAnsi="Consolas" w:cs="Consolas"/>
-          <w:sz w:val="20"/>
-          <w:szCs w:val="20"/>
-        </w:rPr>
-        <w:t>free -h</w:t>
-      </w:r>
-      <w:proofErr w:type="gramEnd"/>
-      <w:r>
-        <w:rPr>
-          <w:rFonts w:ascii="Consolas" w:eastAsia="Consolas" w:hAnsi="Consolas" w:cs="Consolas"/>
-          <w:sz w:val="20"/>
-          <w:szCs w:val="20"/>
-        </w:rPr>
-        <w:t xml:space="preserve">                          # total / used / free RAM and swap</w:t>
+      <w:r>
+        <w:rPr>
+          <w:rFonts w:ascii="Consolas" w:eastAsia="Consolas" w:hAnsi="Consolas" w:cs="Consolas"/>
+          <w:sz w:val="20"/>
+          <w:szCs w:val="20"/>
+        </w:rPr>
+        <w:t>free -h                          # total / used / free RAM and swap</w:t>
       </w:r>
     </w:p>
     <w:p>
@@ -7071,25 +5446,7 @@
           <w:sz w:val="20"/>
           <w:szCs w:val="20"/>
         </w:rPr>
-        <w:t>cat /proc/</w:t>
-      </w:r>
-      <w:proofErr w:type="spellStart"/>
-      <w:r>
-        <w:rPr>
-          <w:rFonts w:ascii="Consolas" w:eastAsia="Consolas" w:hAnsi="Consolas" w:cs="Consolas"/>
-          <w:sz w:val="20"/>
-          <w:szCs w:val="20"/>
-        </w:rPr>
-        <w:t>meminfo</w:t>
-      </w:r>
-      <w:proofErr w:type="spellEnd"/>
-      <w:r>
-        <w:rPr>
-          <w:rFonts w:ascii="Consolas" w:eastAsia="Consolas" w:hAnsi="Consolas" w:cs="Consolas"/>
-          <w:sz w:val="20"/>
-          <w:szCs w:val="20"/>
-        </w:rPr>
-        <w:t xml:space="preserve"> | head -6</w:t>
+        <w:t>cat /proc/meminfo | head -6</w:t>
       </w:r>
     </w:p>
     <w:p>
@@ -7129,25 +5486,7 @@
           <w:sz w:val="20"/>
           <w:szCs w:val="20"/>
         </w:rPr>
-        <w:t xml:space="preserve">grep </w:t>
-      </w:r>
-      <w:proofErr w:type="spellStart"/>
-      <w:r>
-        <w:rPr>
-          <w:rFonts w:ascii="Consolas" w:eastAsia="Consolas" w:hAnsi="Consolas" w:cs="Consolas"/>
-          <w:sz w:val="20"/>
-          <w:szCs w:val="20"/>
-        </w:rPr>
-        <w:t>VmRSS</w:t>
-      </w:r>
-      <w:proofErr w:type="spellEnd"/>
-      <w:r>
-        <w:rPr>
-          <w:rFonts w:ascii="Consolas" w:eastAsia="Consolas" w:hAnsi="Consolas" w:cs="Consolas"/>
-          <w:sz w:val="20"/>
-          <w:szCs w:val="20"/>
-        </w:rPr>
-        <w:t xml:space="preserve"> /proc/$PID/status     # real RAM used by this process</w:t>
+        <w:t>grep VmRSS /proc/$PID/status     # real RAM used by this process</w:t>
       </w:r>
     </w:p>
     <w:p>
@@ -7231,67 +5570,7 @@
           <w:sz w:val="22"/>
           <w:szCs w:val="22"/>
         </w:rPr>
-        <w:t>Figure 3.22. Memory usage (</w:t>
-      </w:r>
-      <w:proofErr w:type="gramStart"/>
-      <w:r>
-        <w:rPr>
-          <w:b/>
-          <w:bCs/>
-          <w:sz w:val="22"/>
-          <w:szCs w:val="22"/>
-        </w:rPr>
-        <w:t>free -h</w:t>
-      </w:r>
-      <w:proofErr w:type="gramEnd"/>
-      <w:r>
-        <w:rPr>
-          <w:b/>
-          <w:bCs/>
-          <w:sz w:val="22"/>
-          <w:szCs w:val="22"/>
-        </w:rPr>
-        <w:t>, /proc/</w:t>
-      </w:r>
-      <w:proofErr w:type="spellStart"/>
-      <w:r>
-        <w:rPr>
-          <w:b/>
-          <w:bCs/>
-          <w:sz w:val="22"/>
-          <w:szCs w:val="22"/>
-        </w:rPr>
-        <w:t>meminfo</w:t>
-      </w:r>
-      <w:proofErr w:type="spellEnd"/>
-      <w:r>
-        <w:rPr>
-          <w:b/>
-          <w:bCs/>
-          <w:sz w:val="22"/>
-          <w:szCs w:val="22"/>
-        </w:rPr>
-        <w:t xml:space="preserve">) and the </w:t>
-      </w:r>
-      <w:proofErr w:type="spellStart"/>
-      <w:r>
-        <w:rPr>
-          <w:b/>
-          <w:bCs/>
-          <w:sz w:val="22"/>
-          <w:szCs w:val="22"/>
-        </w:rPr>
-        <w:t>VmRSS</w:t>
-      </w:r>
-      <w:proofErr w:type="spellEnd"/>
-      <w:r>
-        <w:rPr>
-          <w:b/>
-          <w:bCs/>
-          <w:sz w:val="22"/>
-          <w:szCs w:val="22"/>
-        </w:rPr>
-        <w:t xml:space="preserve"> of a sleep process</w:t>
+        <w:t>Figure 3.22 – Memory usage (free -h, /proc/meminfo) and the VmRSS of a sleep process</w:t>
       </w:r>
     </w:p>
     <w:p>
@@ -7310,55 +5589,7 @@
         <w:t>free -h</w:t>
       </w:r>
       <w:r>
-        <w:t xml:space="preserve"> </w:t>
-      </w:r>
-      <w:proofErr w:type="spellStart"/>
-      <w:r>
-        <w:t>summarises</w:t>
-      </w:r>
-      <w:proofErr w:type="spellEnd"/>
-      <w:r>
-        <w:t xml:space="preserve"> the physical memory and swap in human-readable units, while /proc/</w:t>
-      </w:r>
-      <w:proofErr w:type="spellStart"/>
-      <w:r>
-        <w:t>meminfo</w:t>
-      </w:r>
-      <w:proofErr w:type="spellEnd"/>
-      <w:r>
-        <w:t xml:space="preserve"> is the kernel file from which free takes its numbers (in kilobytes): </w:t>
-      </w:r>
-      <w:proofErr w:type="spellStart"/>
-      <w:r>
-        <w:t>MemTotal</w:t>
-      </w:r>
-      <w:proofErr w:type="spellEnd"/>
-      <w:r>
-        <w:t xml:space="preserve"> 8036548 kB, </w:t>
-      </w:r>
-      <w:proofErr w:type="spellStart"/>
-      <w:r>
-        <w:t>MemFree</w:t>
-      </w:r>
-      <w:proofErr w:type="spellEnd"/>
-      <w:r>
-        <w:t xml:space="preserve"> 382896 kB, </w:t>
-      </w:r>
-      <w:proofErr w:type="spellStart"/>
-      <w:r>
-        <w:t>MemAvailable</w:t>
-      </w:r>
-      <w:proofErr w:type="spellEnd"/>
-      <w:r>
-        <w:t xml:space="preserve"> 1557420 kB, Buffers 91868 kB and Cached 1140972 kB. A new sleep process (PID 974) was then </w:t>
-      </w:r>
-      <w:proofErr w:type="gramStart"/>
-      <w:r>
-        <w:t>started</w:t>
-      </w:r>
-      <w:proofErr w:type="gramEnd"/>
-      <w:r>
-        <w:t xml:space="preserve"> and its resident memory was read from its status file.</w:t>
+        <w:t xml:space="preserve"> summarises the physical memory and swap in human-readable units, while /proc/meminfo is the kernel file from which free takes its numbers (in kilobytes): MemTotal 8036548 kB, MemFree 382896 kB, MemAvailable 1557420 kB, Buffers 91868 kB and Cached 1140972 kB. A new sleep process (PID 974) was then started and its resident memory was read from its status file.</w:t>
       </w:r>
     </w:p>
     <w:p>
@@ -7391,12 +5622,6 @@
         <w:gridCol w:w="10206"/>
       </w:tblGrid>
       <w:tr>
-        <w:tblPrEx>
-          <w:tblCellMar>
-            <w:top w:w="0" w:type="dxa"/>
-            <w:bottom w:w="0" w:type="dxa"/>
-          </w:tblCellMar>
-        </w:tblPrEx>
         <w:tc>
           <w:tcPr>
             <w:tcW w:w="10206" w:type="dxa"/>
@@ -7465,27 +5690,7 @@
                 <w:sz w:val="22"/>
                 <w:szCs w:val="22"/>
               </w:rPr>
-              <w:t>(3) How much resident memory (</w:t>
-            </w:r>
-            <w:proofErr w:type="spellStart"/>
-            <w:r>
-              <w:rPr>
-                <w:i/>
-                <w:iCs/>
-                <w:sz w:val="22"/>
-                <w:szCs w:val="22"/>
-              </w:rPr>
-              <w:t>VmRSS</w:t>
-            </w:r>
-            <w:proofErr w:type="spellEnd"/>
-            <w:r>
-              <w:rPr>
-                <w:i/>
-                <w:iCs/>
-                <w:sz w:val="22"/>
-                <w:szCs w:val="22"/>
-              </w:rPr>
-              <w:t xml:space="preserve">) does a bare </w:t>
+              <w:t xml:space="preserve">(3) How much resident memory (VmRSS) does a bare </w:t>
             </w:r>
             <w:r>
               <w:rPr>
@@ -7540,15 +5745,7 @@
         <w:t>7.7 GiB</w:t>
       </w:r>
       <w:r>
-        <w:t xml:space="preserve"> of RAM in total (</w:t>
-      </w:r>
-      <w:proofErr w:type="spellStart"/>
-      <w:r>
-        <w:t>MemTotal</w:t>
-      </w:r>
-      <w:proofErr w:type="spellEnd"/>
-      <w:r>
-        <w:t xml:space="preserve"> = 8036548 kB), of which 6.2 GiB are used and only </w:t>
+        <w:t xml:space="preserve"> of RAM in total (MemTotal = 8036548 kB), of which 6.2 GiB are used and only </w:t>
       </w:r>
       <w:r>
         <w:rPr>
@@ -7558,15 +5755,7 @@
         <w:t>378 MiB are completely free</w:t>
       </w:r>
       <w:r>
-        <w:t xml:space="preserve">. This does not mean the machine is almost out of memory: 1.4 GiB </w:t>
-      </w:r>
-      <w:proofErr w:type="gramStart"/>
-      <w:r>
-        <w:t>are</w:t>
-      </w:r>
-      <w:proofErr w:type="gramEnd"/>
-      <w:r>
-        <w:t xml:space="preserve"> used as buffer and page cache, which the kernel can release at any moment, so the memory </w:t>
+        <w:t xml:space="preserve">. This does not mean the machine is almost out of memory: 1.4 GiB are used as buffer and page cache, which the kernel can release at any moment, so the memory </w:t>
       </w:r>
       <w:r>
         <w:rPr>
@@ -7586,23 +5775,7 @@
         <w:t>1.5 GiB</w:t>
       </w:r>
       <w:r>
-        <w:t xml:space="preserve"> (</w:t>
-      </w:r>
-      <w:proofErr w:type="spellStart"/>
-      <w:r>
-        <w:t>MemAvailable</w:t>
-      </w:r>
-      <w:proofErr w:type="spellEnd"/>
-      <w:r>
-        <w:t xml:space="preserve"> = 1557420 kB). Linux deliberately </w:t>
-      </w:r>
-      <w:proofErr w:type="gramStart"/>
-      <w:r>
-        <w:t>uses otherwise</w:t>
-      </w:r>
-      <w:proofErr w:type="gramEnd"/>
-      <w:r>
-        <w:t xml:space="preserve"> idle RAM as a disk cache.</w:t>
+        <w:t xml:space="preserve"> (MemAvailable = 1557420 kB). Linux deliberately uses otherwise idle RAM as a disk cache.</w:t>
       </w:r>
     </w:p>
     <w:p>
@@ -7635,23 +5808,7 @@
         <w:t>2.0 GiB</w:t>
       </w:r>
       <w:r>
-        <w:t xml:space="preserve"> of swap is configured; </w:t>
-      </w:r>
-      <w:proofErr w:type="spellStart"/>
-      <w:r>
-        <w:t>lsblk</w:t>
-      </w:r>
-      <w:proofErr w:type="spellEnd"/>
-      <w:r>
-        <w:t xml:space="preserve"> (Figure 3.24) shows that it is a separate 2 GB virtual disk, </w:t>
-      </w:r>
-      <w:proofErr w:type="spellStart"/>
-      <w:r>
-        <w:t>sdc</w:t>
-      </w:r>
-      <w:proofErr w:type="spellEnd"/>
-      <w:r>
-        <w:t>, marked [SWAP]. At the time of the measurement 1.8 GiB of it was in use and only 169 MiB was free, a sign that the host had been under memory pressure during its 16 hours of uptime.</w:t>
+        <w:t xml:space="preserve"> of swap is configured; lsblk (Figure 3.24) shows that it is a separate 2 GB virtual disk, sdc, marked [SWAP]. At the time of the measurement 1.8 GiB of it was in use and only 169 MiB was free, a sign that the host had been under memory pressure during its 16 hours of uptime.</w:t>
       </w:r>
     </w:p>
     <w:p>
@@ -7664,23 +5821,7 @@
           <w:b/>
           <w:bCs/>
         </w:rPr>
-        <w:t xml:space="preserve">(3) </w:t>
-      </w:r>
-      <w:proofErr w:type="spellStart"/>
-      <w:r>
-        <w:rPr>
-          <w:b/>
-          <w:bCs/>
-        </w:rPr>
-        <w:t>VmRSS</w:t>
-      </w:r>
-      <w:proofErr w:type="spellEnd"/>
-      <w:r>
-        <w:rPr>
-          <w:b/>
-          <w:bCs/>
-        </w:rPr>
-        <w:t xml:space="preserve"> of a sleep process</w:t>
+        <w:t>(3) VmRSS of a sleep process</w:t>
       </w:r>
     </w:p>
     <w:p>
@@ -7692,48 +5833,15 @@
       <w:r>
         <w:t xml:space="preserve">The bare sleep process had a </w:t>
       </w:r>
-      <w:proofErr w:type="spellStart"/>
-      <w:r>
-        <w:rPr>
-          <w:b/>
-          <w:bCs/>
-        </w:rPr>
-        <w:t>VmRSS</w:t>
-      </w:r>
-      <w:proofErr w:type="spellEnd"/>
-      <w:r>
-        <w:rPr>
-          <w:b/>
-          <w:bCs/>
-        </w:rPr>
-        <w:t xml:space="preserve"> of 7552 kB (about 7.4 MB)</w:t>
-      </w:r>
-      <w:r>
-        <w:t>. This is somewhat surprising for a program that does nothing but wait: its own code and data are only a few kilobytes. The explanation is that the resident set also counts the pages of the shared libraries it has mapped, mostly the C library (</w:t>
-      </w:r>
-      <w:proofErr w:type="spellStart"/>
-      <w:r>
-        <w:t>libc</w:t>
-      </w:r>
-      <w:proofErr w:type="spellEnd"/>
-      <w:r>
-        <w:t xml:space="preserve">) and the dynamic loader, which are loaded only once in physical RAM and shared by all processes that use them. The memory </w:t>
-      </w:r>
-      <w:proofErr w:type="gramStart"/>
-      <w:r>
-        <w:t>actually private</w:t>
-      </w:r>
-      <w:proofErr w:type="gramEnd"/>
-      <w:r>
-        <w:t xml:space="preserve"> to this process is much smaller, and its virtual size (</w:t>
-      </w:r>
-      <w:proofErr w:type="spellStart"/>
-      <w:r>
-        <w:t>VmSize</w:t>
-      </w:r>
-      <w:proofErr w:type="spellEnd"/>
-      <w:r>
-        <w:t>, about 16 MB) is larger still because the kernel brings into RAM only the pages that are really touched.</w:t>
+      <w:r>
+        <w:rPr>
+          <w:b/>
+          <w:bCs/>
+        </w:rPr>
+        <w:t>VmRSS of 7552 kB (about 7.4 MB)</w:t>
+      </w:r>
+      <w:r>
+        <w:t>. This is somewhat surprising for a program that does nothing but wait: its own code and data are only a few kilobytes. The explanation is that the resident set also counts the pages of the shared libraries it has mapped, mostly the C library (libc) and the dynamic loader, which are loaded only once in physical RAM and shared by all processes that use them. The memory actually private to this process is much smaller, and its virtual size (VmSize, about 16 MB) is larger still because the kernel brings into RAM only the pages that are really touched.</w:t>
       </w:r>
     </w:p>
     <w:p>
@@ -7756,7 +5864,6 @@
         <w:spacing w:before="120" w:line="276" w:lineRule="auto"/>
         <w:ind w:left="360"/>
       </w:pPr>
-      <w:proofErr w:type="spellStart"/>
       <w:r>
         <w:rPr>
           <w:rFonts w:ascii="Consolas" w:eastAsia="Consolas" w:hAnsi="Consolas" w:cs="Consolas"/>
@@ -7764,16 +5871,7 @@
           <w:szCs w:val="20"/>
         </w:rPr>
         <w:lastRenderedPageBreak/>
-        <w:t>df</w:t>
-      </w:r>
-      <w:proofErr w:type="spellEnd"/>
-      <w:r>
-        <w:rPr>
-          <w:rFonts w:ascii="Consolas" w:eastAsia="Consolas" w:hAnsi="Consolas" w:cs="Consolas"/>
-          <w:sz w:val="20"/>
-          <w:szCs w:val="20"/>
-        </w:rPr>
-        <w:t xml:space="preserve"> -h               # mounted filesystems and free space</w:t>
+        <w:t>df -h               # mounted filesystems and free space</w:t>
       </w:r>
     </w:p>
     <w:p>
@@ -7787,23 +5885,13 @@
         <w:spacing w:line="276" w:lineRule="auto"/>
         <w:ind w:left="360"/>
       </w:pPr>
-      <w:proofErr w:type="spellStart"/>
-      <w:r>
-        <w:rPr>
-          <w:rFonts w:ascii="Consolas" w:eastAsia="Consolas" w:hAnsi="Consolas" w:cs="Consolas"/>
-          <w:sz w:val="20"/>
-          <w:szCs w:val="20"/>
-        </w:rPr>
-        <w:t>lsblk</w:t>
-      </w:r>
-      <w:proofErr w:type="spellEnd"/>
-      <w:r>
-        <w:rPr>
-          <w:rFonts w:ascii="Consolas" w:eastAsia="Consolas" w:hAnsi="Consolas" w:cs="Consolas"/>
-          <w:sz w:val="20"/>
-          <w:szCs w:val="20"/>
-        </w:rPr>
-        <w:t xml:space="preserve">               # the block devices (disks) themselves</w:t>
+      <w:r>
+        <w:rPr>
+          <w:rFonts w:ascii="Consolas" w:eastAsia="Consolas" w:hAnsi="Consolas" w:cs="Consolas"/>
+          <w:sz w:val="20"/>
+          <w:szCs w:val="20"/>
+        </w:rPr>
+        <w:t>lsblk               # the block devices (disks) themselves</w:t>
       </w:r>
     </w:p>
     <w:p>
@@ -7823,25 +5911,7 @@
           <w:sz w:val="20"/>
           <w:szCs w:val="20"/>
         </w:rPr>
-        <w:t>du -</w:t>
-      </w:r>
-      <w:proofErr w:type="spellStart"/>
-      <w:r>
-        <w:rPr>
-          <w:rFonts w:ascii="Consolas" w:eastAsia="Consolas" w:hAnsi="Consolas" w:cs="Consolas"/>
-          <w:sz w:val="20"/>
-          <w:szCs w:val="20"/>
-        </w:rPr>
-        <w:t>sh</w:t>
-      </w:r>
-      <w:proofErr w:type="spellEnd"/>
-      <w:r>
-        <w:rPr>
-          <w:rFonts w:ascii="Consolas" w:eastAsia="Consolas" w:hAnsi="Consolas" w:cs="Consolas"/>
-          <w:sz w:val="20"/>
-          <w:szCs w:val="20"/>
-        </w:rPr>
-        <w:t xml:space="preserve"> ~/os-lab1    # size of your work folder</w:t>
+        <w:t>du -sh ~/os-lab1    # size of your work folder</w:t>
       </w:r>
     </w:p>
     <w:p>
@@ -7945,27 +6015,7 @@
           <w:sz w:val="22"/>
           <w:szCs w:val="22"/>
         </w:rPr>
-        <w:t>Figure 3.23. Mounted filesystems and their free space (</w:t>
-      </w:r>
-      <w:proofErr w:type="spellStart"/>
-      <w:r>
-        <w:rPr>
-          <w:b/>
-          <w:bCs/>
-          <w:sz w:val="22"/>
-          <w:szCs w:val="22"/>
-        </w:rPr>
-        <w:t>df</w:t>
-      </w:r>
-      <w:proofErr w:type="spellEnd"/>
-      <w:r>
-        <w:rPr>
-          <w:b/>
-          <w:bCs/>
-          <w:sz w:val="22"/>
-          <w:szCs w:val="22"/>
-        </w:rPr>
-        <w:t xml:space="preserve"> -h)</w:t>
+        <w:t>Figure 3.23 – Mounted filesystems and their free space (df -h)</w:t>
       </w:r>
     </w:p>
     <w:p>
@@ -7974,90 +6024,16 @@
         <w:ind w:firstLine="709"/>
         <w:jc w:val="both"/>
       </w:pPr>
-      <w:proofErr w:type="spellStart"/>
-      <w:r>
-        <w:rPr>
-          <w:rFonts w:ascii="Consolas" w:eastAsia="Consolas" w:hAnsi="Consolas" w:cs="Consolas"/>
-          <w:sz w:val="22"/>
-          <w:szCs w:val="22"/>
-        </w:rPr>
-        <w:t>df</w:t>
-      </w:r>
-      <w:proofErr w:type="spellEnd"/>
-      <w:r>
-        <w:rPr>
-          <w:rFonts w:ascii="Consolas" w:eastAsia="Consolas" w:hAnsi="Consolas" w:cs="Consolas"/>
-          <w:sz w:val="22"/>
-          <w:szCs w:val="22"/>
-        </w:rPr>
-        <w:t xml:space="preserve"> -h</w:t>
-      </w:r>
-      <w:r>
-        <w:t xml:space="preserve"> lists every mounted </w:t>
-      </w:r>
-      <w:proofErr w:type="gramStart"/>
-      <w:r>
-        <w:t>filesystem</w:t>
-      </w:r>
-      <w:proofErr w:type="gramEnd"/>
-      <w:r>
-        <w:t>. Besides the root filesystem, the list contains many virtual (</w:t>
-      </w:r>
-      <w:proofErr w:type="spellStart"/>
-      <w:r>
-        <w:t>tmpfs</w:t>
-      </w:r>
-      <w:proofErr w:type="spellEnd"/>
-      <w:r>
-        <w:t>) filesystems kept in RAM (/run, /</w:t>
-      </w:r>
-      <w:proofErr w:type="spellStart"/>
-      <w:r>
-        <w:t>tmp</w:t>
-      </w:r>
-      <w:proofErr w:type="spellEnd"/>
-      <w:r>
-        <w:t>, /</w:t>
-      </w:r>
-      <w:proofErr w:type="spellStart"/>
-      <w:r>
-        <w:t>mnt</w:t>
-      </w:r>
-      <w:proofErr w:type="spellEnd"/>
-      <w:r>
-        <w:t>/</w:t>
-      </w:r>
-      <w:proofErr w:type="spellStart"/>
-      <w:r>
-        <w:t>wsl</w:t>
-      </w:r>
-      <w:proofErr w:type="spellEnd"/>
-      <w:r>
-        <w:t>), the Windows C: drive mounted at /</w:t>
-      </w:r>
-      <w:proofErr w:type="spellStart"/>
-      <w:r>
-        <w:t>mnt</w:t>
-      </w:r>
-      <w:proofErr w:type="spellEnd"/>
-      <w:r>
-        <w:t>/c (953 GB, 63 % used), the Windows drivers shared at /</w:t>
-      </w:r>
-      <w:proofErr w:type="spellStart"/>
-      <w:r>
-        <w:t>usr</w:t>
-      </w:r>
-      <w:proofErr w:type="spellEnd"/>
-      <w:r>
-        <w:t>/lib/</w:t>
-      </w:r>
-      <w:proofErr w:type="spellStart"/>
-      <w:r>
-        <w:t>wsl</w:t>
-      </w:r>
-      <w:proofErr w:type="spellEnd"/>
-      <w:r>
-        <w:t>/drivers, and filesystems belonging to Docker Desktop, which is also installed on this machine.</w:t>
+      <w:r>
+        <w:rPr>
+          <w:rFonts w:ascii="Consolas" w:eastAsia="Consolas" w:hAnsi="Consolas" w:cs="Consolas"/>
+          <w:sz w:val="22"/>
+          <w:szCs w:val="22"/>
+        </w:rPr>
+        <w:t>df -h</w:t>
+      </w:r>
+      <w:r>
+        <w:t xml:space="preserve"> lists every mounted filesystem. Besides the root filesystem, the list contains many virtual (tmpfs) filesystems kept in RAM (/run, /tmp, /mnt/wsl), the Windows C: drive mounted at /mnt/c (953 GB, 63 % used), the Windows drivers shared at /usr/lib/wsl/drivers, and filesystems belonging to Docker Desktop, which is also installed on this machine.</w:t>
       </w:r>
     </w:p>
     <w:p>
@@ -8123,105 +6099,33 @@
           <w:sz w:val="22"/>
           <w:szCs w:val="22"/>
         </w:rPr>
-        <w:t>Figure 3.24. Block devices (</w:t>
-      </w:r>
-      <w:proofErr w:type="spellStart"/>
-      <w:r>
-        <w:rPr>
-          <w:b/>
-          <w:bCs/>
+        <w:t>Figure 3.24 – Block devices (lsblk), size of the work folder (du) and the first entries of /dev</w:t>
+      </w:r>
+    </w:p>
+    <w:p>
+      <w:pPr>
+        <w:spacing w:line="360" w:lineRule="auto"/>
+        <w:ind w:firstLine="709"/>
+        <w:jc w:val="both"/>
+      </w:pPr>
+      <w:r>
+        <w:rPr>
+          <w:rFonts w:ascii="Consolas" w:eastAsia="Consolas" w:hAnsi="Consolas" w:cs="Consolas"/>
           <w:sz w:val="22"/>
           <w:szCs w:val="22"/>
         </w:rPr>
         <w:t>lsblk</w:t>
       </w:r>
-      <w:proofErr w:type="spellEnd"/>
-      <w:r>
-        <w:rPr>
-          <w:b/>
-          <w:bCs/>
-          <w:sz w:val="22"/>
-          <w:szCs w:val="22"/>
-        </w:rPr>
-        <w:t>), size of the work folder (du) and the first entries of /dev</w:t>
-      </w:r>
-    </w:p>
-    <w:p>
-      <w:pPr>
-        <w:spacing w:line="360" w:lineRule="auto"/>
-        <w:ind w:firstLine="709"/>
-        <w:jc w:val="both"/>
-      </w:pPr>
-      <w:proofErr w:type="spellStart"/>
-      <w:r>
-        <w:rPr>
-          <w:rFonts w:ascii="Consolas" w:eastAsia="Consolas" w:hAnsi="Consolas" w:cs="Consolas"/>
-          <w:sz w:val="22"/>
-          <w:szCs w:val="22"/>
-        </w:rPr>
-        <w:t>lsblk</w:t>
-      </w:r>
-      <w:proofErr w:type="spellEnd"/>
-      <w:r>
-        <w:t xml:space="preserve"> shows the block devices themselves: six virtual disks (</w:t>
-      </w:r>
-      <w:proofErr w:type="spellStart"/>
-      <w:r>
-        <w:t>sda</w:t>
-      </w:r>
-      <w:proofErr w:type="spellEnd"/>
-      <w:r>
-        <w:t xml:space="preserve"> to </w:t>
-      </w:r>
-      <w:proofErr w:type="spellStart"/>
-      <w:r>
-        <w:t>sdf</w:t>
-      </w:r>
-      <w:proofErr w:type="spellEnd"/>
-      <w:r>
-        <w:t xml:space="preserve">) and two loop devices (files used as disks). </w:t>
-      </w:r>
-      <w:proofErr w:type="spellStart"/>
-      <w:r>
-        <w:t>sdc</w:t>
-      </w:r>
-      <w:proofErr w:type="spellEnd"/>
-      <w:r>
-        <w:t xml:space="preserve"> is the 2 GB swap disk and </w:t>
-      </w:r>
-      <w:proofErr w:type="spellStart"/>
-      <w:r>
-        <w:t>sdf</w:t>
-      </w:r>
-      <w:proofErr w:type="spellEnd"/>
-      <w:r>
-        <w:t xml:space="preserve"> (1 TB) holds the root filesystem. </w:t>
-      </w:r>
-      <w:r>
-        <w:rPr>
-          <w:rFonts w:ascii="Consolas" w:eastAsia="Consolas" w:hAnsi="Consolas" w:cs="Consolas"/>
-          <w:sz w:val="22"/>
-          <w:szCs w:val="22"/>
-        </w:rPr>
-        <w:t>du -</w:t>
-      </w:r>
-      <w:proofErr w:type="spellStart"/>
-      <w:r>
-        <w:rPr>
-          <w:rFonts w:ascii="Consolas" w:eastAsia="Consolas" w:hAnsi="Consolas" w:cs="Consolas"/>
-          <w:sz w:val="22"/>
-          <w:szCs w:val="22"/>
-        </w:rPr>
-        <w:t>sh</w:t>
-      </w:r>
-      <w:proofErr w:type="spellEnd"/>
-      <w:r>
-        <w:rPr>
-          <w:rFonts w:ascii="Consolas" w:eastAsia="Consolas" w:hAnsi="Consolas" w:cs="Consolas"/>
-          <w:sz w:val="22"/>
-          <w:szCs w:val="22"/>
-        </w:rPr>
-        <w:t xml:space="preserve"> ~/os-lab1</w:t>
+      <w:r>
+        <w:t xml:space="preserve"> shows the block devices themselves: six virtual disks (sda to sdf) and two loop devices (files used as disks). sdc is the 2 GB swap disk and sdf (1 TB) holds the root filesystem. </w:t>
+      </w:r>
+      <w:r>
+        <w:rPr>
+          <w:rFonts w:ascii="Consolas" w:eastAsia="Consolas" w:hAnsi="Consolas" w:cs="Consolas"/>
+          <w:sz w:val="22"/>
+          <w:szCs w:val="22"/>
+        </w:rPr>
+        <w:t>du -sh ~/os-lab1</w:t>
       </w:r>
       <w:r>
         <w:t xml:space="preserve"> reports that the whole work folder takes only </w:t>
@@ -8310,7 +6214,7 @@
           <w:sz w:val="22"/>
           <w:szCs w:val="22"/>
         </w:rPr>
-        <w:t>Figure 3.25. The first mounted filesystems as reported by mount</w:t>
+        <w:t>Figure 3.25 – The first mounted filesystems as reported by mount</w:t>
       </w:r>
     </w:p>
     <w:p>
@@ -8328,15 +6232,7 @@
         <w:t>mount</w:t>
       </w:r>
       <w:r>
-        <w:t xml:space="preserve"> gives the full details of every mount: /dev/</w:t>
-      </w:r>
-      <w:proofErr w:type="spellStart"/>
-      <w:r>
-        <w:t>sdf</w:t>
-      </w:r>
-      <w:proofErr w:type="spellEnd"/>
-      <w:r>
-        <w:t xml:space="preserve"> is mounted on / with the </w:t>
+        <w:t xml:space="preserve"> gives the full details of every mount: /dev/sdf is mounted on / with the </w:t>
       </w:r>
       <w:r>
         <w:rPr>
@@ -8346,23 +6242,7 @@
         <w:t>ext4</w:t>
       </w:r>
       <w:r>
-        <w:t xml:space="preserve"> file system, read-write (</w:t>
-      </w:r>
-      <w:proofErr w:type="spellStart"/>
-      <w:r>
-        <w:t>rw</w:t>
-      </w:r>
-      <w:proofErr w:type="spellEnd"/>
-      <w:r>
-        <w:t>), with the option errors=remount-</w:t>
-      </w:r>
-      <w:proofErr w:type="spellStart"/>
-      <w:r>
-        <w:t>ro</w:t>
-      </w:r>
-      <w:proofErr w:type="spellEnd"/>
-      <w:r>
-        <w:t xml:space="preserve"> that makes the kernel switch to read-only if disk errors appear. The Windows drivers directory uses the 9p network protocol, which WSL uses to share files between Windows and Linux.</w:t>
+        <w:t xml:space="preserve"> file system, read-write (rw), with the option errors=remount-ro that makes the kernel switch to read-only if disk errors appear. The Windows drivers directory uses the 9p network protocol, which WSL uses to share files between Windows and Linux.</w:t>
       </w:r>
     </w:p>
     <w:p>
@@ -8395,12 +6275,6 @@
         <w:gridCol w:w="10206"/>
       </w:tblGrid>
       <w:tr>
-        <w:tblPrEx>
-          <w:tblCellMar>
-            <w:top w:w="0" w:type="dxa"/>
-            <w:bottom w:w="0" w:type="dxa"/>
-          </w:tblCellMar>
-        </w:tblPrEx>
         <w:tc>
           <w:tcPr>
             <w:tcW w:w="10206" w:type="dxa"/>
@@ -8442,27 +6316,7 @@
                 <w:sz w:val="22"/>
                 <w:szCs w:val="22"/>
               </w:rPr>
-              <w:t xml:space="preserve">(1) Which device is your root </w:t>
-            </w:r>
-            <w:proofErr w:type="gramStart"/>
-            <w:r>
-              <w:rPr>
-                <w:i/>
-                <w:iCs/>
-                <w:sz w:val="22"/>
-                <w:szCs w:val="22"/>
-              </w:rPr>
-              <w:t>filesystem</w:t>
-            </w:r>
-            <w:proofErr w:type="gramEnd"/>
-            <w:r>
-              <w:rPr>
-                <w:i/>
-                <w:iCs/>
-                <w:sz w:val="22"/>
-                <w:szCs w:val="22"/>
-              </w:rPr>
-              <w:t xml:space="preserve"> "/" mounted on?</w:t>
+              <w:t>(1) Which device is your root filesystem "/" mounted on?</w:t>
             </w:r>
           </w:p>
           <w:p>
@@ -8523,17 +6377,8 @@
           <w:b/>
           <w:bCs/>
         </w:rPr>
-        <w:t>/dev/</w:t>
-      </w:r>
-      <w:proofErr w:type="spellStart"/>
-      <w:r>
-        <w:rPr>
-          <w:b/>
-          <w:bCs/>
-        </w:rPr>
-        <w:t>sdf</w:t>
-      </w:r>
-      <w:proofErr w:type="spellEnd"/>
+        <w:t>/dev/sdf</w:t>
+      </w:r>
       <w:r>
         <w:t xml:space="preserve">, a 1 TB (1007 GB) virtual disk formatted with </w:t>
       </w:r>
@@ -8575,39 +6420,7 @@
         <w:t>/dev/console</w:t>
       </w:r>
       <w:r>
-        <w:t xml:space="preserve"> (</w:t>
-      </w:r>
-      <w:proofErr w:type="spellStart"/>
-      <w:r>
-        <w:t>crw</w:t>
-      </w:r>
-      <w:proofErr w:type="spellEnd"/>
-      <w:r>
-        <w:t xml:space="preserve">------- 5, 1) is a character device with major number 5 and minor number 1 that stands for the system console, the terminal to which the kernel and </w:t>
-      </w:r>
-      <w:proofErr w:type="spellStart"/>
-      <w:r>
-        <w:t>init</w:t>
-      </w:r>
-      <w:proofErr w:type="spellEnd"/>
-      <w:r>
-        <w:t xml:space="preserve"> write their messages. Similarly, /dev/</w:t>
-      </w:r>
-      <w:proofErr w:type="spellStart"/>
-      <w:r>
-        <w:t>sdf</w:t>
-      </w:r>
-      <w:proofErr w:type="spellEnd"/>
-      <w:r>
-        <w:t xml:space="preserve"> stands for the virtual disk holding the root filesystem, and /dev/core is a link to /proc/</w:t>
-      </w:r>
-      <w:proofErr w:type="spellStart"/>
-      <w:r>
-        <w:t>kcore</w:t>
-      </w:r>
-      <w:proofErr w:type="spellEnd"/>
-      <w:r>
-        <w:t>, an image of the kernel's memory.</w:t>
+        <w:t xml:space="preserve"> (crw------- 5, 1) is a character device with major number 5 and minor number 1 that stands for the system console, the terminal to which the kernel and init write their messages. Similarly, /dev/sdf stands for the virtual disk holding the root filesystem, and /dev/core is a link to /proc/kcore, an image of the kernel's memory.</w:t>
       </w:r>
     </w:p>
     <w:p>
@@ -8672,7 +6485,6 @@
       <w:r>
         <w:t xml:space="preserve"> and </w:t>
       </w:r>
-      <w:proofErr w:type="spellStart"/>
       <w:r>
         <w:rPr>
           <w:rFonts w:ascii="Consolas" w:eastAsia="Consolas" w:hAnsi="Consolas" w:cs="Consolas"/>
@@ -8681,7 +6493,6 @@
         </w:rPr>
         <w:t>chmod</w:t>
       </w:r>
-      <w:proofErr w:type="spellEnd"/>
       <w:r>
         <w:t xml:space="preserve">, by keeping a single tree of named objects with owners and permissions. It manages </w:t>
       </w:r>
@@ -8695,23 +6506,13 @@
       <w:r>
         <w:t xml:space="preserve">, which could be seen with </w:t>
       </w:r>
-      <w:proofErr w:type="spellStart"/>
-      <w:r>
-        <w:rPr>
-          <w:rFonts w:ascii="Consolas" w:eastAsia="Consolas" w:hAnsi="Consolas" w:cs="Consolas"/>
-          <w:sz w:val="22"/>
-          <w:szCs w:val="22"/>
-        </w:rPr>
-        <w:t>ps</w:t>
-      </w:r>
-      <w:proofErr w:type="spellEnd"/>
-      <w:r>
-        <w:rPr>
-          <w:rFonts w:ascii="Consolas" w:eastAsia="Consolas" w:hAnsi="Consolas" w:cs="Consolas"/>
-          <w:sz w:val="22"/>
-          <w:szCs w:val="22"/>
-        </w:rPr>
-        <w:t xml:space="preserve"> aux</w:t>
+      <w:r>
+        <w:rPr>
+          <w:rFonts w:ascii="Consolas" w:eastAsia="Consolas" w:hAnsi="Consolas" w:cs="Consolas"/>
+          <w:sz w:val="22"/>
+          <w:szCs w:val="22"/>
+        </w:rPr>
+        <w:t>ps aux</w:t>
       </w:r>
       <w:r>
         <w:t xml:space="preserve"> and </w:t>
@@ -8758,7 +6559,6 @@
       <w:r>
         <w:t xml:space="preserve"> and with </w:t>
       </w:r>
-      <w:proofErr w:type="spellStart"/>
       <w:r>
         <w:rPr>
           <w:rFonts w:ascii="Consolas" w:eastAsia="Consolas" w:hAnsi="Consolas" w:cs="Consolas"/>
@@ -8767,27 +6567,16 @@
         </w:rPr>
         <w:t>lsblk</w:t>
       </w:r>
-      <w:proofErr w:type="spellEnd"/>
       <w:r>
         <w:t xml:space="preserve"> and </w:t>
       </w:r>
-      <w:proofErr w:type="spellStart"/>
-      <w:r>
-        <w:rPr>
-          <w:rFonts w:ascii="Consolas" w:eastAsia="Consolas" w:hAnsi="Consolas" w:cs="Consolas"/>
-          <w:sz w:val="22"/>
-          <w:szCs w:val="22"/>
-        </w:rPr>
-        <w:t>df</w:t>
-      </w:r>
-      <w:proofErr w:type="spellEnd"/>
-      <w:r>
-        <w:rPr>
-          <w:rFonts w:ascii="Consolas" w:eastAsia="Consolas" w:hAnsi="Consolas" w:cs="Consolas"/>
-          <w:sz w:val="22"/>
-          <w:szCs w:val="22"/>
-        </w:rPr>
-        <w:t xml:space="preserve"> -h</w:t>
+      <w:r>
+        <w:rPr>
+          <w:rFonts w:ascii="Consolas" w:eastAsia="Consolas" w:hAnsi="Consolas" w:cs="Consolas"/>
+          <w:sz w:val="22"/>
+          <w:szCs w:val="22"/>
+        </w:rPr>
+        <w:t>df -h</w:t>
       </w:r>
       <w:r>
         <w:t>, by sharing physical RAM among processes and by hiding every piece of hardware behind uniform, file-like interfaces.</w:t>
@@ -8900,25 +6689,7 @@
           <w:sz w:val="20"/>
           <w:szCs w:val="20"/>
         </w:rPr>
-        <w:t xml:space="preserve">ls   # kernel/ user/ </w:t>
-      </w:r>
-      <w:proofErr w:type="spellStart"/>
-      <w:r>
-        <w:rPr>
-          <w:rFonts w:ascii="Consolas" w:eastAsia="Consolas" w:hAnsi="Consolas" w:cs="Consolas"/>
-          <w:sz w:val="20"/>
-          <w:szCs w:val="20"/>
-        </w:rPr>
-        <w:t>Makefile</w:t>
-      </w:r>
-      <w:proofErr w:type="spellEnd"/>
-      <w:r>
-        <w:rPr>
-          <w:rFonts w:ascii="Consolas" w:eastAsia="Consolas" w:hAnsi="Consolas" w:cs="Consolas"/>
-          <w:sz w:val="20"/>
-          <w:szCs w:val="20"/>
-        </w:rPr>
-        <w:t xml:space="preserve"> README ...</w:t>
+        <w:t>ls   # kernel/ user/ Makefile README ...</w:t>
       </w:r>
     </w:p>
     <w:p>
@@ -8983,7 +6754,7 @@
           <w:sz w:val="22"/>
           <w:szCs w:val="22"/>
         </w:rPr>
-        <w:t>Figure 4.1. Cloning the xv6-riscv repository</w:t>
+        <w:t>Figure 4.1 – Cloning the xv6-riscv repository</w:t>
       </w:r>
     </w:p>
     <w:p>
@@ -8993,28 +6764,7 @@
         <w:jc w:val="both"/>
       </w:pPr>
       <w:r>
-        <w:t xml:space="preserve">Since the folder did not exist yet, the first cd failed silently (its error was redirected to /dev/null) and the || operator started git clone, which downloaded 8334 objects (17.67 MiB). The top level of the tree is very small: the kernel folder (the operating system itself), the user folder (the programs running on top of it), </w:t>
-      </w:r>
-      <w:proofErr w:type="spellStart"/>
-      <w:r>
-        <w:t>mkfs</w:t>
-      </w:r>
-      <w:proofErr w:type="spellEnd"/>
-      <w:r>
-        <w:t xml:space="preserve"> (a host tool that builds the xv6 disk image), </w:t>
-      </w:r>
-      <w:proofErr w:type="gramStart"/>
-      <w:r>
-        <w:t xml:space="preserve">the </w:t>
-      </w:r>
-      <w:proofErr w:type="spellStart"/>
-      <w:r>
-        <w:t>Makefile</w:t>
-      </w:r>
-      <w:proofErr w:type="spellEnd"/>
-      <w:proofErr w:type="gramEnd"/>
-      <w:r>
-        <w:t>, the README, the LICENSE and a test script.</w:t>
+        <w:t>Since the folder did not exist yet, the first cd failed silently (its error was redirected to /dev/null) and the || operator started git clone, which downloaded 8334 objects (17.67 MiB). The top level of the tree is very small: the kernel folder (the operating system itself), the user folder (the programs running on top of it), mkfs (a host tool that builds the xv6 disk image), the Makefile, the README, the LICENSE and a test script.</w:t>
       </w:r>
     </w:p>
     <w:p>
@@ -9041,18 +6791,8 @@
           <w:sz w:val="22"/>
           <w:szCs w:val="22"/>
         </w:rPr>
-        <w:t xml:space="preserve">make </w:t>
-      </w:r>
-      <w:proofErr w:type="spellStart"/>
-      <w:r>
-        <w:rPr>
-          <w:rFonts w:ascii="Consolas" w:eastAsia="Consolas" w:hAnsi="Consolas" w:cs="Consolas"/>
-          <w:sz w:val="22"/>
-          <w:szCs w:val="22"/>
-        </w:rPr>
-        <w:t>qemu</w:t>
-      </w:r>
-      <w:proofErr w:type="spellEnd"/>
+        <w:t>make qemu</w:t>
+      </w:r>
       <w:r>
         <w:t xml:space="preserve"> failed with "Command 'make' not found". Installing the tools took several steps:</w:t>
       </w:r>
@@ -9077,68 +6817,24 @@
       <w:r>
         <w:t xml:space="preserve"> </w:t>
       </w:r>
-      <w:proofErr w:type="spellStart"/>
-      <w:r>
-        <w:rPr>
-          <w:rFonts w:ascii="Consolas" w:eastAsia="Consolas" w:hAnsi="Consolas" w:cs="Consolas"/>
-          <w:sz w:val="22"/>
-          <w:szCs w:val="22"/>
-        </w:rPr>
-        <w:t>sudo</w:t>
-      </w:r>
-      <w:proofErr w:type="spellEnd"/>
-      <w:r>
-        <w:rPr>
-          <w:rFonts w:ascii="Consolas" w:eastAsia="Consolas" w:hAnsi="Consolas" w:cs="Consolas"/>
-          <w:sz w:val="22"/>
-          <w:szCs w:val="22"/>
-        </w:rPr>
-        <w:t xml:space="preserve"> apt install make</w:t>
-      </w:r>
-      <w:r>
-        <w:t xml:space="preserve"> could not connect to archive.ubuntu.com, although the network itself worked (ping 8.8.8.8 received replies). The mirror in /</w:t>
-      </w:r>
-      <w:proofErr w:type="spellStart"/>
-      <w:r>
-        <w:t>etc</w:t>
-      </w:r>
-      <w:proofErr w:type="spellEnd"/>
-      <w:r>
-        <w:t>/apt/</w:t>
-      </w:r>
-      <w:proofErr w:type="spellStart"/>
-      <w:r>
-        <w:t>sources.list.d</w:t>
-      </w:r>
-      <w:proofErr w:type="spellEnd"/>
-      <w:r>
-        <w:t>/</w:t>
-      </w:r>
-      <w:proofErr w:type="spellStart"/>
-      <w:r>
-        <w:t>ubuntu.sources</w:t>
-      </w:r>
-      <w:proofErr w:type="spellEnd"/>
-      <w:r>
-        <w:t xml:space="preserve"> was changed until </w:t>
-      </w:r>
-      <w:proofErr w:type="spellStart"/>
-      <w:r>
-        <w:rPr>
-          <w:rFonts w:ascii="Consolas" w:eastAsia="Consolas" w:hAnsi="Consolas" w:cs="Consolas"/>
-          <w:sz w:val="22"/>
-          <w:szCs w:val="22"/>
-        </w:rPr>
-        <w:t>sudo</w:t>
-      </w:r>
-      <w:proofErr w:type="spellEnd"/>
-      <w:r>
-        <w:rPr>
-          <w:rFonts w:ascii="Consolas" w:eastAsia="Consolas" w:hAnsi="Consolas" w:cs="Consolas"/>
-          <w:sz w:val="22"/>
-          <w:szCs w:val="22"/>
-        </w:rPr>
-        <w:t xml:space="preserve"> apt update</w:t>
+      <w:r>
+        <w:rPr>
+          <w:rFonts w:ascii="Consolas" w:eastAsia="Consolas" w:hAnsi="Consolas" w:cs="Consolas"/>
+          <w:sz w:val="22"/>
+          <w:szCs w:val="22"/>
+        </w:rPr>
+        <w:t>sudo apt install make</w:t>
+      </w:r>
+      <w:r>
+        <w:t xml:space="preserve"> could not connect to archive.ubuntu.com, although the network itself worked (ping 8.8.8.8 received replies). The mirror in /etc/apt/sources.list.d/ubuntu.sources was changed until </w:t>
+      </w:r>
+      <w:r>
+        <w:rPr>
+          <w:rFonts w:ascii="Consolas" w:eastAsia="Consolas" w:hAnsi="Consolas" w:cs="Consolas"/>
+          <w:sz w:val="22"/>
+          <w:szCs w:val="22"/>
+        </w:rPr>
+        <w:t>sudo apt update</w:t>
       </w:r>
       <w:r>
         <w:t xml:space="preserve"> succeeded; the security mirror still could not be resolved, but the main archive was enough.</w:t>
@@ -9162,39 +6858,7 @@
         <w:t>make and the cross-compiler.</w:t>
       </w:r>
       <w:r>
-        <w:t xml:space="preserve"> After </w:t>
-      </w:r>
-      <w:proofErr w:type="gramStart"/>
-      <w:r>
-        <w:t>make</w:t>
-      </w:r>
-      <w:proofErr w:type="gramEnd"/>
-      <w:r>
-        <w:t xml:space="preserve"> was installed, the </w:t>
-      </w:r>
-      <w:proofErr w:type="gramStart"/>
-      <w:r>
-        <w:t>build</w:t>
-      </w:r>
-      <w:proofErr w:type="gramEnd"/>
-      <w:r>
-        <w:t xml:space="preserve"> stopped with "Couldn't find a riscv64 version of GCC/</w:t>
-      </w:r>
-      <w:proofErr w:type="spellStart"/>
-      <w:r>
-        <w:t>binutils</w:t>
-      </w:r>
-      <w:proofErr w:type="spellEnd"/>
-      <w:r>
-        <w:t>" and "</w:t>
-      </w:r>
-      <w:proofErr w:type="spellStart"/>
-      <w:r>
-        <w:t>gcc</w:t>
-      </w:r>
-      <w:proofErr w:type="spellEnd"/>
-      <w:r>
-        <w:t>: No such file or directory". The compilers were installed with the command below (178 packages, 248 MB).</w:t>
+        <w:t xml:space="preserve"> After make was installed, the build stopped with "Couldn't find a riscv64 version of GCC/binutils" and "gcc: No such file or directory". The compilers were installed with the command below (178 packages, 248 MB).</w:t>
       </w:r>
     </w:p>
     <w:p>
@@ -9216,47 +6880,7 @@
         <w:t>QEMU for RISC-V.</w:t>
       </w:r>
       <w:r>
-        <w:t xml:space="preserve"> The kernel and </w:t>
-      </w:r>
-      <w:proofErr w:type="spellStart"/>
-      <w:r>
-        <w:t>fs.img</w:t>
-      </w:r>
-      <w:proofErr w:type="spellEnd"/>
-      <w:r>
-        <w:t xml:space="preserve"> were then built successfully, but the last step failed with "qemu-system-riscv64: No such file or directory": in this Ubuntu release the </w:t>
-      </w:r>
-      <w:proofErr w:type="spellStart"/>
-      <w:r>
-        <w:t>qemu</w:t>
-      </w:r>
-      <w:proofErr w:type="spellEnd"/>
-      <w:r>
-        <w:t>-system-</w:t>
-      </w:r>
-      <w:proofErr w:type="spellStart"/>
-      <w:r>
-        <w:t>misc</w:t>
-      </w:r>
-      <w:proofErr w:type="spellEnd"/>
-      <w:r>
-        <w:t xml:space="preserve"> package no longer contains the RISC-V emulator, which is in the separate package </w:t>
-      </w:r>
-      <w:proofErr w:type="spellStart"/>
-      <w:r>
-        <w:t>qemu</w:t>
-      </w:r>
-      <w:proofErr w:type="spellEnd"/>
-      <w:r>
-        <w:t>-system-</w:t>
-      </w:r>
-      <w:proofErr w:type="spellStart"/>
-      <w:r>
-        <w:t>riscv</w:t>
-      </w:r>
-      <w:proofErr w:type="spellEnd"/>
-      <w:r>
-        <w:t xml:space="preserve">. After installing it, </w:t>
+        <w:t xml:space="preserve"> The kernel and fs.img were then built successfully, but the last step failed with "qemu-system-riscv64: No such file or directory": in this Ubuntu release the qemu-system-misc package no longer contains the RISC-V emulator, which is in the separate package qemu-system-riscv. After installing it, </w:t>
       </w:r>
       <w:r>
         <w:rPr>
@@ -9281,34 +6905,14 @@
         <w:spacing w:before="120" w:line="276" w:lineRule="auto"/>
         <w:ind w:left="360"/>
       </w:pPr>
-      <w:proofErr w:type="spellStart"/>
-      <w:r>
-        <w:rPr>
-          <w:rFonts w:ascii="Consolas" w:eastAsia="Consolas" w:hAnsi="Consolas" w:cs="Consolas"/>
-          <w:sz w:val="20"/>
-          <w:szCs w:val="20"/>
-        </w:rPr>
-        <w:t>sudo</w:t>
-      </w:r>
-      <w:proofErr w:type="spellEnd"/>
-      <w:r>
-        <w:rPr>
-          <w:rFonts w:ascii="Consolas" w:eastAsia="Consolas" w:hAnsi="Consolas" w:cs="Consolas"/>
-          <w:sz w:val="20"/>
-          <w:szCs w:val="20"/>
-        </w:rPr>
-        <w:t xml:space="preserve"> apt install </w:t>
-      </w:r>
-      <w:proofErr w:type="gramStart"/>
-      <w:r>
-        <w:rPr>
-          <w:rFonts w:ascii="Consolas" w:eastAsia="Consolas" w:hAnsi="Consolas" w:cs="Consolas"/>
-          <w:sz w:val="20"/>
-          <w:szCs w:val="20"/>
-        </w:rPr>
-        <w:t>make</w:t>
-      </w:r>
-      <w:proofErr w:type="gramEnd"/>
+      <w:r>
+        <w:rPr>
+          <w:rFonts w:ascii="Consolas" w:eastAsia="Consolas" w:hAnsi="Consolas" w:cs="Consolas"/>
+          <w:sz w:val="20"/>
+          <w:szCs w:val="20"/>
+        </w:rPr>
+        <w:t>sudo apt install make</w:t>
+      </w:r>
     </w:p>
     <w:p>
       <w:pPr>
@@ -9321,23 +6925,13 @@
         <w:spacing w:line="276" w:lineRule="auto"/>
         <w:ind w:left="360"/>
       </w:pPr>
-      <w:proofErr w:type="spellStart"/>
-      <w:r>
-        <w:rPr>
-          <w:rFonts w:ascii="Consolas" w:eastAsia="Consolas" w:hAnsi="Consolas" w:cs="Consolas"/>
-          <w:sz w:val="20"/>
-          <w:szCs w:val="20"/>
-        </w:rPr>
-        <w:t>sudo</w:t>
-      </w:r>
-      <w:proofErr w:type="spellEnd"/>
-      <w:r>
-        <w:rPr>
-          <w:rFonts w:ascii="Consolas" w:eastAsia="Consolas" w:hAnsi="Consolas" w:cs="Consolas"/>
-          <w:sz w:val="20"/>
-          <w:szCs w:val="20"/>
-        </w:rPr>
-        <w:t xml:space="preserve"> apt install build-essential gcc-riscv64-linux-gnu \</w:t>
+      <w:r>
+        <w:rPr>
+          <w:rFonts w:ascii="Consolas" w:eastAsia="Consolas" w:hAnsi="Consolas" w:cs="Consolas"/>
+          <w:sz w:val="20"/>
+          <w:szCs w:val="20"/>
+        </w:rPr>
+        <w:t>sudo apt install build-essential gcc-riscv64-linux-gnu \</w:t>
       </w:r>
     </w:p>
     <w:p>
@@ -9357,36 +6951,8 @@
           <w:sz w:val="20"/>
           <w:szCs w:val="20"/>
         </w:rPr>
-        <w:t xml:space="preserve">                 binutils-riscv64-linux-gnu </w:t>
-      </w:r>
-      <w:proofErr w:type="spellStart"/>
-      <w:r>
-        <w:rPr>
-          <w:rFonts w:ascii="Consolas" w:eastAsia="Consolas" w:hAnsi="Consolas" w:cs="Consolas"/>
-          <w:sz w:val="20"/>
-          <w:szCs w:val="20"/>
-        </w:rPr>
-        <w:t>qemu</w:t>
-      </w:r>
-      <w:proofErr w:type="spellEnd"/>
-      <w:r>
-        <w:rPr>
-          <w:rFonts w:ascii="Consolas" w:eastAsia="Consolas" w:hAnsi="Consolas" w:cs="Consolas"/>
-          <w:sz w:val="20"/>
-          <w:szCs w:val="20"/>
-        </w:rPr>
-        <w:t>-system-</w:t>
-      </w:r>
-      <w:proofErr w:type="spellStart"/>
-      <w:r>
-        <w:rPr>
-          <w:rFonts w:ascii="Consolas" w:eastAsia="Consolas" w:hAnsi="Consolas" w:cs="Consolas"/>
-          <w:sz w:val="20"/>
-          <w:szCs w:val="20"/>
-        </w:rPr>
-        <w:t>misc</w:t>
-      </w:r>
-      <w:proofErr w:type="spellEnd"/>
+        <w:t xml:space="preserve">                 binutils-riscv64-linux-gnu qemu-system-misc</w:t>
+      </w:r>
     </w:p>
     <w:p>
       <w:pPr>
@@ -9399,52 +6965,14 @@
         <w:spacing w:line="276" w:lineRule="auto"/>
         <w:ind w:left="360"/>
       </w:pPr>
-      <w:proofErr w:type="spellStart"/>
-      <w:r>
-        <w:rPr>
-          <w:rFonts w:ascii="Consolas" w:eastAsia="Consolas" w:hAnsi="Consolas" w:cs="Consolas"/>
-          <w:sz w:val="20"/>
-          <w:szCs w:val="20"/>
-        </w:rPr>
-        <w:t>sudo</w:t>
-      </w:r>
-      <w:proofErr w:type="spellEnd"/>
-      <w:r>
-        <w:rPr>
-          <w:rFonts w:ascii="Consolas" w:eastAsia="Consolas" w:hAnsi="Consolas" w:cs="Consolas"/>
-          <w:sz w:val="20"/>
-          <w:szCs w:val="20"/>
-        </w:rPr>
-        <w:t xml:space="preserve"> apt install </w:t>
-      </w:r>
-      <w:proofErr w:type="spellStart"/>
-      <w:r>
-        <w:rPr>
-          <w:rFonts w:ascii="Consolas" w:eastAsia="Consolas" w:hAnsi="Consolas" w:cs="Consolas"/>
-          <w:sz w:val="20"/>
-          <w:szCs w:val="20"/>
-        </w:rPr>
-        <w:t>qemu</w:t>
-      </w:r>
-      <w:proofErr w:type="spellEnd"/>
-      <w:r>
-        <w:rPr>
-          <w:rFonts w:ascii="Consolas" w:eastAsia="Consolas" w:hAnsi="Consolas" w:cs="Consolas"/>
-          <w:sz w:val="20"/>
-          <w:szCs w:val="20"/>
-        </w:rPr>
-        <w:t>-system-</w:t>
-      </w:r>
-      <w:proofErr w:type="spellStart"/>
-      <w:r>
-        <w:rPr>
-          <w:rFonts w:ascii="Consolas" w:eastAsia="Consolas" w:hAnsi="Consolas" w:cs="Consolas"/>
-          <w:sz w:val="20"/>
-          <w:szCs w:val="20"/>
-        </w:rPr>
-        <w:t>riscv</w:t>
-      </w:r>
-      <w:proofErr w:type="spellEnd"/>
+      <w:r>
+        <w:rPr>
+          <w:rFonts w:ascii="Consolas" w:eastAsia="Consolas" w:hAnsi="Consolas" w:cs="Consolas"/>
+          <w:sz w:val="20"/>
+          <w:szCs w:val="20"/>
+        </w:rPr>
+        <w:t>sudo apt install qemu-system-riscv</w:t>
+      </w:r>
     </w:p>
     <w:p>
       <w:pPr>
@@ -9472,23 +7000,7 @@
         <w:jc w:val="both"/>
       </w:pPr>
       <w:r>
-        <w:t xml:space="preserve">This detour </w:t>
-      </w:r>
-      <w:proofErr w:type="gramStart"/>
-      <w:r>
-        <w:t>was itself</w:t>
-      </w:r>
-      <w:proofErr w:type="gramEnd"/>
-      <w:r>
-        <w:t xml:space="preserve"> instructive: building an operating system needs a cross-compiler (riscv64-linux-gnu-gcc, which runs on x86_64 but produces RISC-V code), a linker, a host C compiler for the </w:t>
-      </w:r>
-      <w:proofErr w:type="spellStart"/>
-      <w:r>
-        <w:t>mkfs</w:t>
-      </w:r>
-      <w:proofErr w:type="spellEnd"/>
-      <w:r>
-        <w:t xml:space="preserve"> tool, and an emulator for the target machine.</w:t>
+        <w:t>This detour was itself instructive: building an operating system needs a cross-compiler (riscv64-linux-gnu-gcc, which runs on x86_64 but produces RISC-V code), a linker, a host C compiler for the mkfs tool, and an emulator for the target machine.</w:t>
       </w:r>
     </w:p>
     <w:p>
@@ -9516,18 +7028,8 @@
           <w:sz w:val="20"/>
           <w:szCs w:val="20"/>
         </w:rPr>
-        <w:t xml:space="preserve">make </w:t>
-      </w:r>
-      <w:proofErr w:type="spellStart"/>
-      <w:r>
-        <w:rPr>
-          <w:rFonts w:ascii="Consolas" w:eastAsia="Consolas" w:hAnsi="Consolas" w:cs="Consolas"/>
-          <w:sz w:val="20"/>
-          <w:szCs w:val="20"/>
-        </w:rPr>
-        <w:t>qemu</w:t>
-      </w:r>
-      <w:proofErr w:type="spellEnd"/>
+        <w:t>make qemu</w:t>
+      </w:r>
     </w:p>
     <w:p>
       <w:pPr>
@@ -9591,7 +7093,7 @@
           <w:sz w:val="22"/>
           <w:szCs w:val="22"/>
         </w:rPr>
-        <w:t>Figure 4.2. Building xv6 and booting it in QEMU</w:t>
+        <w:t>Figure 4.2 – Building xv6 and booting it in QEMU</w:t>
       </w:r>
     </w:p>
     <w:p>
@@ -9605,59 +7107,13 @@
         <w:spacing w:before="120" w:line="276" w:lineRule="auto"/>
         <w:ind w:left="360"/>
       </w:pPr>
-      <w:proofErr w:type="spellStart"/>
-      <w:r>
-        <w:rPr>
-          <w:rFonts w:ascii="Consolas" w:eastAsia="Consolas" w:hAnsi="Consolas" w:cs="Consolas"/>
-          <w:sz w:val="20"/>
-          <w:szCs w:val="20"/>
-        </w:rPr>
-        <w:t>mkfs</w:t>
-      </w:r>
-      <w:proofErr w:type="spellEnd"/>
-      <w:r>
-        <w:rPr>
-          <w:rFonts w:ascii="Consolas" w:eastAsia="Consolas" w:hAnsi="Consolas" w:cs="Consolas"/>
-          <w:sz w:val="20"/>
-          <w:szCs w:val="20"/>
-        </w:rPr>
-        <w:t>/</w:t>
-      </w:r>
-      <w:proofErr w:type="spellStart"/>
-      <w:r>
-        <w:rPr>
-          <w:rFonts w:ascii="Consolas" w:eastAsia="Consolas" w:hAnsi="Consolas" w:cs="Consolas"/>
-          <w:sz w:val="20"/>
-          <w:szCs w:val="20"/>
-        </w:rPr>
-        <w:t>mkfs</w:t>
-      </w:r>
-      <w:proofErr w:type="spellEnd"/>
-      <w:r>
-        <w:rPr>
-          <w:rFonts w:ascii="Consolas" w:eastAsia="Consolas" w:hAnsi="Consolas" w:cs="Consolas"/>
-          <w:sz w:val="20"/>
-          <w:szCs w:val="20"/>
-        </w:rPr>
-        <w:t xml:space="preserve"> </w:t>
-      </w:r>
-      <w:proofErr w:type="spellStart"/>
-      <w:r>
-        <w:rPr>
-          <w:rFonts w:ascii="Consolas" w:eastAsia="Consolas" w:hAnsi="Consolas" w:cs="Consolas"/>
-          <w:sz w:val="20"/>
-          <w:szCs w:val="20"/>
-        </w:rPr>
-        <w:t>fs.img</w:t>
-      </w:r>
-      <w:proofErr w:type="spellEnd"/>
-      <w:r>
-        <w:rPr>
-          <w:rFonts w:ascii="Consolas" w:eastAsia="Consolas" w:hAnsi="Consolas" w:cs="Consolas"/>
-          <w:sz w:val="20"/>
-          <w:szCs w:val="20"/>
-        </w:rPr>
-        <w:t xml:space="preserve"> README user/_cat user/_echo ... user/_sync</w:t>
+      <w:r>
+        <w:rPr>
+          <w:rFonts w:ascii="Consolas" w:eastAsia="Consolas" w:hAnsi="Consolas" w:cs="Consolas"/>
+          <w:sz w:val="20"/>
+          <w:szCs w:val="20"/>
+        </w:rPr>
+        <w:t>mkfs/mkfs fs.img README user/_cat user/_echo ... user/_sync</w:t>
       </w:r>
     </w:p>
     <w:p>
@@ -9671,41 +7127,13 @@
         <w:spacing w:line="276" w:lineRule="auto"/>
         <w:ind w:left="360"/>
       </w:pPr>
-      <w:proofErr w:type="spellStart"/>
-      <w:r>
-        <w:rPr>
-          <w:rFonts w:ascii="Consolas" w:eastAsia="Consolas" w:hAnsi="Consolas" w:cs="Consolas"/>
-          <w:sz w:val="20"/>
-          <w:szCs w:val="20"/>
-        </w:rPr>
-        <w:t>nmeta</w:t>
-      </w:r>
-      <w:proofErr w:type="spellEnd"/>
-      <w:r>
-        <w:rPr>
-          <w:rFonts w:ascii="Consolas" w:eastAsia="Consolas" w:hAnsi="Consolas" w:cs="Consolas"/>
-          <w:sz w:val="20"/>
-          <w:szCs w:val="20"/>
-        </w:rPr>
-        <w:t xml:space="preserve"> 47 (boot, super, log blocks 31, </w:t>
-      </w:r>
-      <w:proofErr w:type="spellStart"/>
-      <w:r>
-        <w:rPr>
-          <w:rFonts w:ascii="Consolas" w:eastAsia="Consolas" w:hAnsi="Consolas" w:cs="Consolas"/>
-          <w:sz w:val="20"/>
-          <w:szCs w:val="20"/>
-        </w:rPr>
-        <w:t>inode</w:t>
-      </w:r>
-      <w:proofErr w:type="spellEnd"/>
-      <w:r>
-        <w:rPr>
-          <w:rFonts w:ascii="Consolas" w:eastAsia="Consolas" w:hAnsi="Consolas" w:cs="Consolas"/>
-          <w:sz w:val="20"/>
-          <w:szCs w:val="20"/>
-        </w:rPr>
-        <w:t xml:space="preserve"> blocks 13, bitmap blocks 1) blocks 1953 total 2000</w:t>
+      <w:r>
+        <w:rPr>
+          <w:rFonts w:ascii="Consolas" w:eastAsia="Consolas" w:hAnsi="Consolas" w:cs="Consolas"/>
+          <w:sz w:val="20"/>
+          <w:szCs w:val="20"/>
+        </w:rPr>
+        <w:t>nmeta 47 (boot, super, log blocks 31, inode blocks 13, bitmap blocks 1) blocks 1953 total 2000</w:t>
       </w:r>
     </w:p>
     <w:p>
@@ -9718,23 +7146,13 @@
         <w:spacing w:after="120" w:line="276" w:lineRule="auto"/>
         <w:ind w:left="360"/>
       </w:pPr>
-      <w:proofErr w:type="spellStart"/>
-      <w:r>
-        <w:rPr>
-          <w:rFonts w:ascii="Consolas" w:eastAsia="Consolas" w:hAnsi="Consolas" w:cs="Consolas"/>
-          <w:sz w:val="20"/>
-          <w:szCs w:val="20"/>
-        </w:rPr>
-        <w:t>balloc</w:t>
-      </w:r>
-      <w:proofErr w:type="spellEnd"/>
-      <w:r>
-        <w:rPr>
-          <w:rFonts w:ascii="Consolas" w:eastAsia="Consolas" w:hAnsi="Consolas" w:cs="Consolas"/>
-          <w:sz w:val="20"/>
-          <w:szCs w:val="20"/>
-        </w:rPr>
-        <w:t>: first 983 blocks have been allocated</w:t>
+      <w:r>
+        <w:rPr>
+          <w:rFonts w:ascii="Consolas" w:eastAsia="Consolas" w:hAnsi="Consolas" w:cs="Consolas"/>
+          <w:sz w:val="20"/>
+          <w:szCs w:val="20"/>
+        </w:rPr>
+        <w:t>balloc: first 983 blocks have been allocated</w:t>
       </w:r>
     </w:p>
     <w:p>
@@ -9749,52 +7167,10 @@
           <w:sz w:val="22"/>
           <w:szCs w:val="22"/>
         </w:rPr>
-        <w:t xml:space="preserve">make </w:t>
-      </w:r>
-      <w:proofErr w:type="spellStart"/>
-      <w:r>
-        <w:rPr>
-          <w:rFonts w:ascii="Consolas" w:eastAsia="Consolas" w:hAnsi="Consolas" w:cs="Consolas"/>
-          <w:sz w:val="22"/>
-          <w:szCs w:val="22"/>
-        </w:rPr>
-        <w:t>qemu</w:t>
-      </w:r>
-      <w:proofErr w:type="spellEnd"/>
-      <w:r>
-        <w:t xml:space="preserve"> compiled every file of the kernel and of the user programs with the RISC-V cross-compiler, linked them (the linker warned that the kernel has a segment with read-write-execute permissions, which is expected for xv6), created the disk image </w:t>
-      </w:r>
-      <w:proofErr w:type="spellStart"/>
-      <w:r>
-        <w:t>fs.img</w:t>
-      </w:r>
-      <w:proofErr w:type="spellEnd"/>
-      <w:r>
-        <w:t xml:space="preserve"> with </w:t>
-      </w:r>
-      <w:proofErr w:type="spellStart"/>
-      <w:r>
-        <w:t>mkfs</w:t>
-      </w:r>
-      <w:proofErr w:type="spellEnd"/>
-      <w:r>
-        <w:t xml:space="preserve"> (2000 blocks, of which 47 are metadata: the boot block, the superblock, 31 log blocks, 13 </w:t>
-      </w:r>
-      <w:proofErr w:type="spellStart"/>
-      <w:r>
-        <w:t>inode</w:t>
-      </w:r>
-      <w:proofErr w:type="spellEnd"/>
-      <w:r>
-        <w:t xml:space="preserve"> blocks and 1 bitmap block), and then started the emulator. The printed QEMU command line describes the emulated computer: a 64-bit RISC-V "</w:t>
-      </w:r>
-      <w:proofErr w:type="spellStart"/>
-      <w:r>
-        <w:t>virt</w:t>
-      </w:r>
-      <w:proofErr w:type="spellEnd"/>
-      <w:r>
-        <w:t xml:space="preserve">" machine without firmware (-bios none) that loads kernel/kernel directly, with </w:t>
+        <w:t>make qemu</w:t>
+      </w:r>
+      <w:r>
+        <w:t xml:space="preserve"> compiled every file of the kernel and of the user programs with the RISC-V cross-compiler, linked them (the linker warned that the kernel has a segment with read-write-execute permissions, which is expected for xv6), created the disk image fs.img with mkfs (2000 blocks, of which 47 are metadata: the boot block, the superblock, 31 log blocks, 13 inode blocks and 1 bitmap block), and then started the emulator. The printed QEMU command line describes the emulated computer: a 64-bit RISC-V "virt" machine without firmware (-bios none) that loads kernel/kernel directly, with </w:t>
       </w:r>
       <w:r>
         <w:rPr>
@@ -9814,39 +7190,7 @@
         <w:t>3 processor cores</w:t>
       </w:r>
       <w:r>
-        <w:t xml:space="preserve"> (-</w:t>
-      </w:r>
-      <w:proofErr w:type="spellStart"/>
-      <w:r>
-        <w:t>smp</w:t>
-      </w:r>
-      <w:proofErr w:type="spellEnd"/>
-      <w:r>
-        <w:t xml:space="preserve"> 3), no graphical window (-</w:t>
-      </w:r>
-      <w:proofErr w:type="spellStart"/>
-      <w:r>
-        <w:t>nographic</w:t>
-      </w:r>
-      <w:proofErr w:type="spellEnd"/>
-      <w:r>
-        <w:t xml:space="preserve">, the console is the terminal itself) and a </w:t>
-      </w:r>
-      <w:proofErr w:type="spellStart"/>
-      <w:r>
-        <w:t>virtio</w:t>
-      </w:r>
-      <w:proofErr w:type="spellEnd"/>
-      <w:r>
-        <w:t xml:space="preserve"> block device backed by the file </w:t>
-      </w:r>
-      <w:proofErr w:type="spellStart"/>
-      <w:r>
-        <w:t>fs.img</w:t>
-      </w:r>
-      <w:proofErr w:type="spellEnd"/>
-      <w:r>
-        <w:t>, which acts as the hard disk.</w:t>
+        <w:t xml:space="preserve"> (-smp 3), no graphical window (-nographic, the console is the terminal itself) and a virtio block device backed by the file fs.img, which acts as the hard disk.</w:t>
       </w:r>
     </w:p>
     <w:p>
@@ -9856,47 +7200,7 @@
         <w:jc w:val="both"/>
       </w:pPr>
       <w:r>
-        <w:t xml:space="preserve">The boot messages show the OS starting: "xv6 kernel is booting" is printed by the first core (hart 0); "hart 1 starting" and "hart 2 starting" are printed by the other two cores ("hart" is the RISC-V name for a hardware thread, i.e. a CPU core); </w:t>
-      </w:r>
-      <w:proofErr w:type="gramStart"/>
-      <w:r>
-        <w:t>finally</w:t>
-      </w:r>
-      <w:proofErr w:type="gramEnd"/>
-      <w:r>
-        <w:t xml:space="preserve"> the first user process, </w:t>
-      </w:r>
-      <w:proofErr w:type="spellStart"/>
-      <w:r>
-        <w:t>init</w:t>
-      </w:r>
-      <w:proofErr w:type="spellEnd"/>
-      <w:r>
-        <w:t>, starts the shell ("</w:t>
-      </w:r>
-      <w:proofErr w:type="spellStart"/>
-      <w:r>
-        <w:t>init</w:t>
-      </w:r>
-      <w:proofErr w:type="spellEnd"/>
-      <w:r>
-        <w:t xml:space="preserve">: starting </w:t>
-      </w:r>
-      <w:proofErr w:type="spellStart"/>
-      <w:r>
-        <w:t>sh</w:t>
-      </w:r>
-      <w:proofErr w:type="spellEnd"/>
-      <w:r>
-        <w:t xml:space="preserve">") and the $ prompt appears. This is the same boot sequence as in Linux, only much shorter: kernel </w:t>
-      </w:r>
-      <w:proofErr w:type="spellStart"/>
-      <w:r>
-        <w:t>initialisation</w:t>
-      </w:r>
-      <w:proofErr w:type="spellEnd"/>
-      <w:r>
-        <w:t>, then process 1, then the shell.</w:t>
+        <w:t>The boot messages show the OS starting: "xv6 kernel is booting" is printed by the first core (hart 0); "hart 1 starting" and "hart 2 starting" are printed by the other two cores ("hart" is the RISC-V name for a hardware thread, i.e. a CPU core); finally the first user process, init, starts the shell ("init: starting sh") and the $ prompt appears. This is the same boot sequence as in Linux, only much shorter: kernel initialisation, then process 1, then the shell.</w:t>
       </w:r>
     </w:p>
     <w:p>
@@ -10006,25 +7310,7 @@
           <w:sz w:val="20"/>
           <w:szCs w:val="20"/>
         </w:rPr>
-        <w:t xml:space="preserve">$ </w:t>
-      </w:r>
-      <w:proofErr w:type="spellStart"/>
-      <w:r>
-        <w:rPr>
-          <w:rFonts w:ascii="Consolas" w:eastAsia="Consolas" w:hAnsi="Consolas" w:cs="Consolas"/>
-          <w:sz w:val="20"/>
-          <w:szCs w:val="20"/>
-        </w:rPr>
-        <w:t>wc</w:t>
-      </w:r>
-      <w:proofErr w:type="spellEnd"/>
-      <w:r>
-        <w:rPr>
-          <w:rFonts w:ascii="Consolas" w:eastAsia="Consolas" w:hAnsi="Consolas" w:cs="Consolas"/>
-          <w:sz w:val="20"/>
-          <w:szCs w:val="20"/>
-        </w:rPr>
-        <w:t xml:space="preserve"> README</w:t>
+        <w:t>$ wc README</w:t>
       </w:r>
     </w:p>
     <w:p>
@@ -10043,27 +7329,7 @@
           <w:sz w:val="20"/>
           <w:szCs w:val="20"/>
         </w:rPr>
-        <w:t xml:space="preserve">$ </w:t>
-      </w:r>
-      <w:proofErr w:type="spellStart"/>
-      <w:proofErr w:type="gramStart"/>
-      <w:r>
-        <w:rPr>
-          <w:rFonts w:ascii="Consolas" w:eastAsia="Consolas" w:hAnsi="Consolas" w:cs="Consolas"/>
-          <w:sz w:val="20"/>
-          <w:szCs w:val="20"/>
-        </w:rPr>
-        <w:t>usertests</w:t>
-      </w:r>
-      <w:proofErr w:type="spellEnd"/>
-      <w:proofErr w:type="gramEnd"/>
-      <w:r>
-        <w:rPr>
-          <w:rFonts w:ascii="Consolas" w:eastAsia="Consolas" w:hAnsi="Consolas" w:cs="Consolas"/>
-          <w:sz w:val="20"/>
-          <w:szCs w:val="20"/>
-        </w:rPr>
-        <w:t xml:space="preserve"> -q     # the kernel test suite</w:t>
+        <w:t>$ usertests -q     # the kernel test suite</w:t>
       </w:r>
     </w:p>
     <w:p>
@@ -10128,7 +7394,7 @@
           <w:sz w:val="22"/>
           <w:szCs w:val="22"/>
         </w:rPr>
-        <w:t>Figure 4.3. Contents of the xv6 root directory</w:t>
+        <w:t>Figure 4.3 – Contents of the xv6 root directory</w:t>
       </w:r>
     </w:p>
     <w:p>
@@ -10149,15 +7415,7 @@
         <w:t>ls</w:t>
       </w:r>
       <w:r>
-        <w:t xml:space="preserve"> prints four columns for each entry: the name, the type (1 = directory, 2 = regular file, 3 = device), the </w:t>
-      </w:r>
-      <w:proofErr w:type="spellStart"/>
-      <w:r>
-        <w:t>inode</w:t>
-      </w:r>
-      <w:proofErr w:type="spellEnd"/>
-      <w:r>
-        <w:t xml:space="preserve"> number and the size in bytes. The root directory contains the README and all the user programs, which are ordinary files on the xv6 disk image. The entry console, of type 3, is a device file: the terminal itself appears in the file system, just like /dev/console on Linux.</w:t>
+        <w:t xml:space="preserve"> prints four columns for each entry: the name, the type (1 = directory, 2 = regular file, 3 = device), the inode number and the size in bytes. The root directory contains the README and all the user programs, which are ordinary files on the xv6 disk image. The entry console, of type 3, is a device file: the terminal itself appears in the file system, just like /dev/console on Linux.</w:t>
       </w:r>
     </w:p>
     <w:p>
@@ -10223,7 +7481,7 @@
           <w:sz w:val="22"/>
           <w:szCs w:val="22"/>
         </w:rPr>
-        <w:t>Figure 4.4. The xv6 README displayed with cat</w:t>
+        <w:t>Figure 4.4 – The xv6 README displayed with cat</w:t>
       </w:r>
     </w:p>
     <w:p>
@@ -10298,27 +7556,7 @@
           <w:sz w:val="22"/>
           <w:szCs w:val="22"/>
         </w:rPr>
-        <w:t xml:space="preserve">Figure 4.5. echo, a pipe between ls and grep, and </w:t>
-      </w:r>
-      <w:proofErr w:type="spellStart"/>
-      <w:r>
-        <w:rPr>
-          <w:b/>
-          <w:bCs/>
-          <w:sz w:val="22"/>
-          <w:szCs w:val="22"/>
-        </w:rPr>
-        <w:t>wc</w:t>
-      </w:r>
-      <w:proofErr w:type="spellEnd"/>
-      <w:r>
-        <w:rPr>
-          <w:b/>
-          <w:bCs/>
-          <w:sz w:val="22"/>
-          <w:szCs w:val="22"/>
-        </w:rPr>
-        <w:t xml:space="preserve"> inside xv6</w:t>
+        <w:t>Figure 4.5 – echo, a pipe between ls and grep, and wc inside xv6</w:t>
       </w:r>
     </w:p>
     <w:p>
@@ -10347,33 +7585,15 @@
         <w:t>ls | grep c</w:t>
       </w:r>
       <w:r>
-        <w:t xml:space="preserve"> displayed only the entries whose line contains the letter c (cat, echo, </w:t>
-      </w:r>
-      <w:proofErr w:type="spellStart"/>
-      <w:r>
-        <w:t>wc</w:t>
-      </w:r>
-      <w:proofErr w:type="spellEnd"/>
-      <w:r>
-        <w:t xml:space="preserve">, sync, console), and </w:t>
-      </w:r>
-      <w:proofErr w:type="spellStart"/>
-      <w:r>
-        <w:rPr>
-          <w:rFonts w:ascii="Consolas" w:eastAsia="Consolas" w:hAnsi="Consolas" w:cs="Consolas"/>
-          <w:sz w:val="22"/>
-          <w:szCs w:val="22"/>
-        </w:rPr>
-        <w:t>wc</w:t>
-      </w:r>
-      <w:proofErr w:type="spellEnd"/>
-      <w:r>
-        <w:rPr>
-          <w:rFonts w:ascii="Consolas" w:eastAsia="Consolas" w:hAnsi="Consolas" w:cs="Consolas"/>
-          <w:sz w:val="22"/>
-          <w:szCs w:val="22"/>
-        </w:rPr>
-        <w:t xml:space="preserve"> README</w:t>
+        <w:t xml:space="preserve"> displayed only the entries whose line contains the letter c (cat, echo, wc, sync, console), and </w:t>
+      </w:r>
+      <w:r>
+        <w:rPr>
+          <w:rFonts w:ascii="Consolas" w:eastAsia="Consolas" w:hAnsi="Consolas" w:cs="Consolas"/>
+          <w:sz w:val="22"/>
+          <w:szCs w:val="22"/>
+        </w:rPr>
+        <w:t>wc README</w:t>
       </w:r>
       <w:r>
         <w:t xml:space="preserve"> counted </w:t>
@@ -10452,27 +7672,7 @@
           <w:sz w:val="22"/>
           <w:szCs w:val="22"/>
         </w:rPr>
-        <w:t>Figure 4.6. Running the xv6 kernel test suite (</w:t>
-      </w:r>
-      <w:proofErr w:type="spellStart"/>
-      <w:r>
-        <w:rPr>
-          <w:b/>
-          <w:bCs/>
-          <w:sz w:val="22"/>
-          <w:szCs w:val="22"/>
-        </w:rPr>
-        <w:t>usertests</w:t>
-      </w:r>
-      <w:proofErr w:type="spellEnd"/>
-      <w:r>
-        <w:rPr>
-          <w:b/>
-          <w:bCs/>
-          <w:sz w:val="22"/>
-          <w:szCs w:val="22"/>
-        </w:rPr>
-        <w:t xml:space="preserve"> -q)</w:t>
+        <w:t>Figure 4.6 – Running the xv6 kernel test suite (usertests -q)</w:t>
       </w:r>
     </w:p>
     <w:p>
@@ -10481,90 +7681,16 @@
         <w:ind w:firstLine="709"/>
         <w:jc w:val="both"/>
       </w:pPr>
-      <w:proofErr w:type="spellStart"/>
-      <w:r>
-        <w:rPr>
-          <w:rFonts w:ascii="Consolas" w:eastAsia="Consolas" w:hAnsi="Consolas" w:cs="Consolas"/>
-          <w:sz w:val="22"/>
-          <w:szCs w:val="22"/>
-        </w:rPr>
-        <w:t>usertests</w:t>
-      </w:r>
-      <w:proofErr w:type="spellEnd"/>
-      <w:r>
-        <w:rPr>
-          <w:rFonts w:ascii="Consolas" w:eastAsia="Consolas" w:hAnsi="Consolas" w:cs="Consolas"/>
-          <w:sz w:val="22"/>
-          <w:szCs w:val="22"/>
-        </w:rPr>
-        <w:t xml:space="preserve"> -q</w:t>
-      </w:r>
-      <w:r>
-        <w:t xml:space="preserve"> runs the quick version of the kernel test suite. (The first attempt, typed with a stray backslash, only printed the usage message.) The tests check copying data between user and kernel space (</w:t>
-      </w:r>
-      <w:proofErr w:type="spellStart"/>
-      <w:r>
-        <w:t>copyin</w:t>
-      </w:r>
-      <w:proofErr w:type="spellEnd"/>
-      <w:r>
-        <w:t xml:space="preserve">, </w:t>
-      </w:r>
-      <w:proofErr w:type="spellStart"/>
-      <w:r>
-        <w:t>copyout</w:t>
-      </w:r>
-      <w:proofErr w:type="spellEnd"/>
-      <w:r>
-        <w:t xml:space="preserve">), the file system (truncate, </w:t>
-      </w:r>
-      <w:proofErr w:type="spellStart"/>
-      <w:r>
-        <w:t>createtest</w:t>
-      </w:r>
-      <w:proofErr w:type="spellEnd"/>
-      <w:r>
-        <w:t xml:space="preserve">, </w:t>
-      </w:r>
-      <w:proofErr w:type="spellStart"/>
-      <w:r>
-        <w:t>dirtest</w:t>
-      </w:r>
-      <w:proofErr w:type="spellEnd"/>
-      <w:r>
-        <w:t xml:space="preserve">, </w:t>
-      </w:r>
-      <w:proofErr w:type="spellStart"/>
-      <w:r>
-        <w:t>bigfile</w:t>
-      </w:r>
-      <w:proofErr w:type="spellEnd"/>
-      <w:r>
-        <w:t>), exec, pipes, killing processes, preemption, parent and child processes (</w:t>
-      </w:r>
-      <w:proofErr w:type="spellStart"/>
-      <w:r>
-        <w:t>exitwait</w:t>
-      </w:r>
-      <w:proofErr w:type="spellEnd"/>
-      <w:r>
-        <w:t xml:space="preserve">, reparent, </w:t>
-      </w:r>
-      <w:proofErr w:type="spellStart"/>
-      <w:r>
-        <w:t>forkfork</w:t>
-      </w:r>
-      <w:proofErr w:type="spellEnd"/>
-      <w:r>
-        <w:t xml:space="preserve">), and memory allocation with </w:t>
-      </w:r>
-      <w:proofErr w:type="spellStart"/>
-      <w:r>
-        <w:t>sbrk</w:t>
-      </w:r>
-      <w:proofErr w:type="spellEnd"/>
-      <w:r>
-        <w:t xml:space="preserve">. The run ended with </w:t>
+      <w:r>
+        <w:rPr>
+          <w:rFonts w:ascii="Consolas" w:eastAsia="Consolas" w:hAnsi="Consolas" w:cs="Consolas"/>
+          <w:sz w:val="22"/>
+          <w:szCs w:val="22"/>
+        </w:rPr>
+        <w:t>usertests -q</w:t>
+      </w:r>
+      <w:r>
+        <w:t xml:space="preserve"> runs the quick version of the kernel test suite. (The first attempt, typed with a stray backslash, only printed the usage message.) The tests check copying data between user and kernel space (copyin, copyout), the file system (truncate, createtest, dirtest, bigfile), exec, pipes, killing processes, preemption, parent and child processes (exitwait, reparent, forkfork), and memory allocation with sbrk. The run ended with </w:t>
       </w:r>
       <w:r>
         <w:rPr>
@@ -10574,68 +7700,7 @@
         <w:t>ALL TESTS PASSED</w:t>
       </w:r>
       <w:r>
-        <w:t>. Some tests (</w:t>
-      </w:r>
-      <w:proofErr w:type="spellStart"/>
-      <w:r>
-        <w:t>kernmem</w:t>
-      </w:r>
-      <w:proofErr w:type="spellEnd"/>
-      <w:r>
-        <w:t xml:space="preserve">, </w:t>
-      </w:r>
-      <w:proofErr w:type="spellStart"/>
-      <w:r>
-        <w:t>MAXVAplus</w:t>
-      </w:r>
-      <w:proofErr w:type="spellEnd"/>
-      <w:r>
-        <w:t xml:space="preserve">, </w:t>
-      </w:r>
-      <w:proofErr w:type="spellStart"/>
-      <w:r>
-        <w:t>nowrite</w:t>
-      </w:r>
-      <w:proofErr w:type="spellEnd"/>
-      <w:r>
-        <w:t xml:space="preserve">, </w:t>
-      </w:r>
-      <w:proofErr w:type="spellStart"/>
-      <w:r>
-        <w:t>lazy_unmap</w:t>
-      </w:r>
-      <w:proofErr w:type="spellEnd"/>
-      <w:r>
-        <w:t>) print many lines such as "</w:t>
-      </w:r>
-      <w:proofErr w:type="spellStart"/>
-      <w:proofErr w:type="gramStart"/>
-      <w:r>
-        <w:t>usertrap</w:t>
-      </w:r>
-      <w:proofErr w:type="spellEnd"/>
-      <w:r>
-        <w:t>(</w:t>
-      </w:r>
-      <w:proofErr w:type="gramEnd"/>
-      <w:r>
-        <w:t xml:space="preserve">): unexpected </w:t>
-      </w:r>
-      <w:proofErr w:type="spellStart"/>
-      <w:r>
-        <w:t>scause</w:t>
-      </w:r>
-      <w:proofErr w:type="spellEnd"/>
-      <w:r>
-        <w:t xml:space="preserve"> 0xd" or "0xf": these tests deliberately make a child process read or write memory it is not allowed to access (for example kernel addresses). The resulting page fault (</w:t>
-      </w:r>
-      <w:proofErr w:type="spellStart"/>
-      <w:r>
-        <w:t>scause</w:t>
-      </w:r>
-      <w:proofErr w:type="spellEnd"/>
-      <w:r>
-        <w:t xml:space="preserve"> 0xd = load page fault, 0xf = store page fault) is caught by the kernel, which kills only the faulty process and continues running. These messages therefore prove that memory protection works.</w:t>
+        <w:t>. Some tests (kernmem, MAXVAplus, nowrite, lazy_unmap) print many lines such as "usertrap(): unexpected scause 0xd" or "0xf": these tests deliberately make a child process read or write memory it is not allowed to access (for example kernel addresses). The resulting page fault (scause 0xd = load page fault, 0xf = store page fault) is caught by the kernel, which kills only the faulty process and continues running. These messages therefore prove that memory protection works.</w:t>
       </w:r>
     </w:p>
     <w:p>
@@ -10668,12 +7733,6 @@
         <w:gridCol w:w="10206"/>
       </w:tblGrid>
       <w:tr>
-        <w:tblPrEx>
-          <w:tblCellMar>
-            <w:top w:w="0" w:type="dxa"/>
-            <w:bottom w:w="0" w:type="dxa"/>
-          </w:tblCellMar>
-        </w:tblPrEx>
         <w:tc>
           <w:tcPr>
             <w:tcW w:w="10206" w:type="dxa"/>
@@ -10728,27 +7787,7 @@
                 <w:sz w:val="22"/>
                 <w:szCs w:val="22"/>
               </w:rPr>
-              <w:t xml:space="preserve">(2) You just used a pipe </w:t>
-            </w:r>
-            <w:proofErr w:type="gramStart"/>
-            <w:r>
-              <w:rPr>
-                <w:i/>
-                <w:iCs/>
-                <w:sz w:val="22"/>
-                <w:szCs w:val="22"/>
-              </w:rPr>
-              <w:t>( |</w:t>
-            </w:r>
-            <w:proofErr w:type="gramEnd"/>
-            <w:r>
-              <w:rPr>
-                <w:i/>
-                <w:iCs/>
-                <w:sz w:val="22"/>
-                <w:szCs w:val="22"/>
-              </w:rPr>
-              <w:t xml:space="preserve"> ) inside xv6. Which two OS features must exist for a pipe to work?</w:t>
+              <w:t>(2) You just used a pipe ( | ) inside xv6. Which two OS features must exist for a pipe to work?</w:t>
             </w:r>
           </w:p>
           <w:p>
@@ -10811,7 +7850,6 @@
       <w:r>
         <w:t xml:space="preserve"> (prints the lines that match a pattern) and </w:t>
       </w:r>
-      <w:proofErr w:type="spellStart"/>
       <w:r>
         <w:rPr>
           <w:b/>
@@ -10819,57 +7857,8 @@
         </w:rPr>
         <w:t>wc</w:t>
       </w:r>
-      <w:proofErr w:type="spellEnd"/>
-      <w:r>
-        <w:t xml:space="preserve"> (counts lines, words and bytes). The full list seen with ls also contains echo, ls, </w:t>
-      </w:r>
-      <w:proofErr w:type="spellStart"/>
-      <w:r>
-        <w:t>mkdir</w:t>
-      </w:r>
-      <w:proofErr w:type="spellEnd"/>
-      <w:r>
-        <w:t xml:space="preserve">, rm, ln, kill, </w:t>
-      </w:r>
-      <w:proofErr w:type="spellStart"/>
-      <w:r>
-        <w:t>sh</w:t>
-      </w:r>
-      <w:proofErr w:type="spellEnd"/>
-      <w:r>
-        <w:t xml:space="preserve">, </w:t>
-      </w:r>
-      <w:proofErr w:type="spellStart"/>
-      <w:r>
-        <w:t>init</w:t>
-      </w:r>
-      <w:proofErr w:type="spellEnd"/>
-      <w:r>
-        <w:t xml:space="preserve">, </w:t>
-      </w:r>
-      <w:proofErr w:type="spellStart"/>
-      <w:r>
-        <w:t>usertests</w:t>
-      </w:r>
-      <w:proofErr w:type="spellEnd"/>
-      <w:r>
-        <w:t xml:space="preserve">, </w:t>
-      </w:r>
-      <w:proofErr w:type="spellStart"/>
-      <w:r>
-        <w:t>forktest</w:t>
-      </w:r>
-      <w:proofErr w:type="spellEnd"/>
-      <w:r>
-        <w:t xml:space="preserve">, </w:t>
-      </w:r>
-      <w:proofErr w:type="spellStart"/>
-      <w:r>
-        <w:t>stressfs</w:t>
-      </w:r>
-      <w:proofErr w:type="spellEnd"/>
-      <w:r>
-        <w:t>, grind and zombie.</w:t>
+      <w:r>
+        <w:t xml:space="preserve"> (counts lines, words and bytes). The full list seen with ls also contains echo, ls, mkdir, rm, ln, kill, sh, init, usertests, forktest, stressfs, grind and zombie.</w:t>
       </w:r>
     </w:p>
     <w:p>
@@ -10912,15 +7901,7 @@
         <w:t>inter-process communication through the kernel</w:t>
       </w:r>
       <w:r>
-        <w:t xml:space="preserve">: the </w:t>
-      </w:r>
-      <w:proofErr w:type="gramStart"/>
-      <w:r>
-        <w:t>pipe(</w:t>
-      </w:r>
-      <w:proofErr w:type="gramEnd"/>
-      <w:r>
-        <w:t>) system call that creates a kernel buffer with a read end and a write end, together with file descriptors (and dup/close) so that the output of the first process is connected to the input of the second, while the kernel blocks and wakes them as data flows.</w:t>
+        <w:t>: the pipe() system call that creates a kernel buffer with a read end and a write end, together with file descriptors (and dup/close) so that the output of the first process is connected to the input of the second, while the kernel blocks and wakes them as data flows.</w:t>
       </w:r>
     </w:p>
     <w:p>
@@ -10971,26 +7952,8 @@
         <w:spacing w:before="200" w:after="80" w:line="360" w:lineRule="auto"/>
       </w:pPr>
       <w:r>
-        <w:t xml:space="preserve">4.5.1 A user program: </w:t>
-      </w:r>
-      <w:proofErr w:type="spellStart"/>
-      <w:r>
-        <w:t>ls.c</w:t>
-      </w:r>
-      <w:proofErr w:type="spellEnd"/>
-      <w:r>
-        <w:t xml:space="preserve"> and </w:t>
-      </w:r>
-      <w:proofErr w:type="spellStart"/>
-      <w:r>
-        <w:t>cat</w:t>
-      </w:r>
-      <w:proofErr w:type="gramStart"/>
-      <w:r>
-        <w:t>.c</w:t>
-      </w:r>
-      <w:proofErr w:type="spellEnd"/>
-      <w:proofErr w:type="gramEnd"/>
+        <w:t>4.5.1 A user program: ls.c and cat.c</w:t>
+      </w:r>
     </w:p>
     <w:p>
       <w:pPr>
@@ -11009,18 +7972,8 @@
           <w:sz w:val="20"/>
           <w:szCs w:val="20"/>
         </w:rPr>
-        <w:t>sed -n "1,40p" user/</w:t>
-      </w:r>
-      <w:proofErr w:type="spellStart"/>
-      <w:r>
-        <w:rPr>
-          <w:rFonts w:ascii="Consolas" w:eastAsia="Consolas" w:hAnsi="Consolas" w:cs="Consolas"/>
-          <w:sz w:val="20"/>
-          <w:szCs w:val="20"/>
-        </w:rPr>
-        <w:t>ls.c</w:t>
-      </w:r>
-      <w:proofErr w:type="spellEnd"/>
+        <w:t>sed -n "1,40p" user/ls.c</w:t>
+      </w:r>
     </w:p>
     <w:p>
       <w:pPr>
@@ -11038,18 +7991,8 @@
           <w:sz w:val="20"/>
           <w:szCs w:val="20"/>
         </w:rPr>
-        <w:t>sed -n "1,30p" user/</w:t>
-      </w:r>
-      <w:proofErr w:type="spellStart"/>
-      <w:r>
-        <w:rPr>
-          <w:rFonts w:ascii="Consolas" w:eastAsia="Consolas" w:hAnsi="Consolas" w:cs="Consolas"/>
-          <w:sz w:val="20"/>
-          <w:szCs w:val="20"/>
-        </w:rPr>
-        <w:t>cat.c</w:t>
-      </w:r>
-      <w:proofErr w:type="spellEnd"/>
+        <w:t>sed -n "1,30p" user/cat.c</w:t>
+      </w:r>
     </w:p>
     <w:p>
       <w:pPr>
@@ -11114,19 +8057,8 @@
           <w:sz w:val="22"/>
           <w:szCs w:val="22"/>
         </w:rPr>
-        <w:t>Figure 4.7. The beginning of user/</w:t>
-      </w:r>
-      <w:proofErr w:type="spellStart"/>
-      <w:r>
-        <w:rPr>
-          <w:b/>
-          <w:bCs/>
-          <w:sz w:val="22"/>
-          <w:szCs w:val="22"/>
-        </w:rPr>
-        <w:t>ls.c</w:t>
-      </w:r>
-      <w:proofErr w:type="spellEnd"/>
+        <w:t>Figure 4.7 – The beginning of user/ls.c</w:t>
+      </w:r>
     </w:p>
     <w:p>
       <w:pPr>
@@ -11134,168 +8066,52 @@
         <w:ind w:firstLine="709"/>
         <w:jc w:val="both"/>
       </w:pPr>
-      <w:proofErr w:type="spellStart"/>
-      <w:r>
-        <w:t>ls.c</w:t>
-      </w:r>
-      <w:proofErr w:type="spellEnd"/>
-      <w:r>
-        <w:t xml:space="preserve"> looks like an ordinary C program: it includes a few headers, defines a helper </w:t>
-      </w:r>
-      <w:proofErr w:type="spellStart"/>
-      <w:proofErr w:type="gramStart"/>
-      <w:r>
-        <w:t>fmtname</w:t>
-      </w:r>
-      <w:proofErr w:type="spellEnd"/>
-      <w:r>
-        <w:t>(</w:t>
-      </w:r>
-      <w:proofErr w:type="gramEnd"/>
-      <w:r>
-        <w:t xml:space="preserve">) that pads a file name with spaces, and a function </w:t>
-      </w:r>
-      <w:proofErr w:type="gramStart"/>
-      <w:r>
-        <w:t>ls(</w:t>
-      </w:r>
-      <w:proofErr w:type="gramEnd"/>
-      <w:r>
-        <w:t xml:space="preserve">) that opens a path with </w:t>
-      </w:r>
-      <w:proofErr w:type="gramStart"/>
-      <w:r>
-        <w:rPr>
-          <w:rFonts w:ascii="Consolas" w:eastAsia="Consolas" w:hAnsi="Consolas" w:cs="Consolas"/>
-          <w:sz w:val="22"/>
-          <w:szCs w:val="22"/>
-        </w:rPr>
-        <w:t>open(</w:t>
-      </w:r>
-      <w:proofErr w:type="gramEnd"/>
-      <w:r>
-        <w:rPr>
-          <w:rFonts w:ascii="Consolas" w:eastAsia="Consolas" w:hAnsi="Consolas" w:cs="Consolas"/>
-          <w:sz w:val="22"/>
-          <w:szCs w:val="22"/>
-        </w:rPr>
-        <w:t>)</w:t>
+      <w:r>
+        <w:t xml:space="preserve">ls.c looks like an ordinary C program: it includes a few headers, defines a helper fmtname() that pads a file name with spaces, and a function ls() that opens a path with </w:t>
+      </w:r>
+      <w:r>
+        <w:rPr>
+          <w:rFonts w:ascii="Consolas" w:eastAsia="Consolas" w:hAnsi="Consolas" w:cs="Consolas"/>
+          <w:sz w:val="22"/>
+          <w:szCs w:val="22"/>
+        </w:rPr>
+        <w:t>open()</w:t>
       </w:r>
       <w:r>
         <w:t xml:space="preserve">, gets information about it with </w:t>
       </w:r>
-      <w:proofErr w:type="spellStart"/>
-      <w:proofErr w:type="gramStart"/>
-      <w:r>
-        <w:rPr>
-          <w:rFonts w:ascii="Consolas" w:eastAsia="Consolas" w:hAnsi="Consolas" w:cs="Consolas"/>
-          <w:sz w:val="22"/>
-          <w:szCs w:val="22"/>
-        </w:rPr>
-        <w:t>fstat</w:t>
-      </w:r>
-      <w:proofErr w:type="spellEnd"/>
-      <w:r>
-        <w:rPr>
-          <w:rFonts w:ascii="Consolas" w:eastAsia="Consolas" w:hAnsi="Consolas" w:cs="Consolas"/>
-          <w:sz w:val="22"/>
-          <w:szCs w:val="22"/>
-        </w:rPr>
-        <w:t>(</w:t>
-      </w:r>
-      <w:proofErr w:type="gramEnd"/>
-      <w:r>
-        <w:rPr>
-          <w:rFonts w:ascii="Consolas" w:eastAsia="Consolas" w:hAnsi="Consolas" w:cs="Consolas"/>
-          <w:sz w:val="22"/>
-          <w:szCs w:val="22"/>
-        </w:rPr>
-        <w:t>)</w:t>
-      </w:r>
-      <w:r>
-        <w:t xml:space="preserve"> and, for directories, reads the directory entries (struct </w:t>
-      </w:r>
-      <w:proofErr w:type="spellStart"/>
-      <w:r>
-        <w:t>dirent</w:t>
-      </w:r>
-      <w:proofErr w:type="spellEnd"/>
-      <w:r>
-        <w:t xml:space="preserve">) one by one. The program does not access the disk directly: every access to the file system goes through a system call. </w:t>
-      </w:r>
-      <w:proofErr w:type="spellStart"/>
-      <w:r>
-        <w:t>cat.c</w:t>
-      </w:r>
-      <w:proofErr w:type="spellEnd"/>
-      <w:r>
-        <w:t xml:space="preserve"> is even shorter: its </w:t>
-      </w:r>
-      <w:proofErr w:type="gramStart"/>
-      <w:r>
-        <w:t>cat(</w:t>
-      </w:r>
-      <w:proofErr w:type="gramEnd"/>
-      <w:r>
-        <w:t xml:space="preserve">) function repeatedly calls </w:t>
-      </w:r>
-      <w:proofErr w:type="gramStart"/>
-      <w:r>
-        <w:rPr>
-          <w:rFonts w:ascii="Consolas" w:eastAsia="Consolas" w:hAnsi="Consolas" w:cs="Consolas"/>
-          <w:sz w:val="22"/>
-          <w:szCs w:val="22"/>
-        </w:rPr>
-        <w:t>read(</w:t>
-      </w:r>
-      <w:proofErr w:type="gramEnd"/>
-      <w:r>
-        <w:rPr>
-          <w:rFonts w:ascii="Consolas" w:eastAsia="Consolas" w:hAnsi="Consolas" w:cs="Consolas"/>
-          <w:sz w:val="22"/>
-          <w:szCs w:val="22"/>
-        </w:rPr>
-        <w:t>)</w:t>
+      <w:r>
+        <w:rPr>
+          <w:rFonts w:ascii="Consolas" w:eastAsia="Consolas" w:hAnsi="Consolas" w:cs="Consolas"/>
+          <w:sz w:val="22"/>
+          <w:szCs w:val="22"/>
+        </w:rPr>
+        <w:t>fstat()</w:t>
+      </w:r>
+      <w:r>
+        <w:t xml:space="preserve"> and, for directories, reads the directory entries (struct dirent) one by one. The program does not access the disk directly: every access to the file system goes through a system call. cat.c is even shorter: its cat() function repeatedly calls </w:t>
+      </w:r>
+      <w:r>
+        <w:rPr>
+          <w:rFonts w:ascii="Consolas" w:eastAsia="Consolas" w:hAnsi="Consolas" w:cs="Consolas"/>
+          <w:sz w:val="22"/>
+          <w:szCs w:val="22"/>
+        </w:rPr>
+        <w:t>read()</w:t>
       </w:r>
       <w:r>
         <w:t xml:space="preserve"> on a file descriptor into a 512-byte buffer and </w:t>
       </w:r>
-      <w:proofErr w:type="gramStart"/>
-      <w:r>
-        <w:rPr>
-          <w:rFonts w:ascii="Consolas" w:eastAsia="Consolas" w:hAnsi="Consolas" w:cs="Consolas"/>
-          <w:sz w:val="22"/>
-          <w:szCs w:val="22"/>
-        </w:rPr>
-        <w:t>write(</w:t>
-      </w:r>
-      <w:proofErr w:type="gramEnd"/>
-      <w:r>
-        <w:rPr>
-          <w:rFonts w:ascii="Consolas" w:eastAsia="Consolas" w:hAnsi="Consolas" w:cs="Consolas"/>
-          <w:sz w:val="22"/>
-          <w:szCs w:val="22"/>
-        </w:rPr>
-        <w:t>)</w:t>
-      </w:r>
-      <w:r>
-        <w:t xml:space="preserve">s the bytes to file descriptor 1 (standard output), and </w:t>
-      </w:r>
-      <w:proofErr w:type="gramStart"/>
-      <w:r>
-        <w:t>main(</w:t>
-      </w:r>
-      <w:proofErr w:type="gramEnd"/>
-      <w:r>
-        <w:t xml:space="preserve">) opens each file named on the command line, passes it to </w:t>
-      </w:r>
-      <w:proofErr w:type="gramStart"/>
-      <w:r>
-        <w:t>cat(</w:t>
-      </w:r>
-      <w:proofErr w:type="gramEnd"/>
-      <w:r>
-        <w:t>) and closes it, or reads from standard input (descriptor 0) when no file is given.</w:t>
+      <w:r>
+        <w:rPr>
+          <w:rFonts w:ascii="Consolas" w:eastAsia="Consolas" w:hAnsi="Consolas" w:cs="Consolas"/>
+          <w:sz w:val="22"/>
+          <w:szCs w:val="22"/>
+        </w:rPr>
+        <w:t>write()</w:t>
+      </w:r>
+      <w:r>
+        <w:t>s the bytes to file descriptor 1 (standard output), and main() opens each file named on the command line, passes it to cat() and closes it, or reads from standard input (descriptor 0) when no file is given.</w:t>
       </w:r>
     </w:p>
     <w:p>
@@ -11316,35 +8132,7 @@
           <w:szCs w:val="20"/>
         </w:rPr>
         <w:lastRenderedPageBreak/>
-        <w:t xml:space="preserve">char </w:t>
-      </w:r>
-      <w:proofErr w:type="spellStart"/>
-      <w:proofErr w:type="gramStart"/>
-      <w:r>
-        <w:rPr>
-          <w:rFonts w:ascii="Consolas" w:eastAsia="Consolas" w:hAnsi="Consolas" w:cs="Consolas"/>
-          <w:sz w:val="20"/>
-          <w:szCs w:val="20"/>
-        </w:rPr>
-        <w:t>buf</w:t>
-      </w:r>
-      <w:proofErr w:type="spellEnd"/>
-      <w:r>
-        <w:rPr>
-          <w:rFonts w:ascii="Consolas" w:eastAsia="Consolas" w:hAnsi="Consolas" w:cs="Consolas"/>
-          <w:sz w:val="20"/>
-          <w:szCs w:val="20"/>
-        </w:rPr>
-        <w:t>[</w:t>
-      </w:r>
-      <w:proofErr w:type="gramEnd"/>
-      <w:r>
-        <w:rPr>
-          <w:rFonts w:ascii="Consolas" w:eastAsia="Consolas" w:hAnsi="Consolas" w:cs="Consolas"/>
-          <w:sz w:val="20"/>
-          <w:szCs w:val="20"/>
-        </w:rPr>
-        <w:t>512];</w:t>
+        <w:t>char buf[512];</w:t>
       </w:r>
     </w:p>
     <w:p>
@@ -11390,41 +8178,13 @@
         <w:spacing w:line="276" w:lineRule="auto"/>
         <w:ind w:left="360"/>
       </w:pPr>
-      <w:proofErr w:type="gramStart"/>
-      <w:r>
-        <w:rPr>
-          <w:rFonts w:ascii="Consolas" w:eastAsia="Consolas" w:hAnsi="Consolas" w:cs="Consolas"/>
-          <w:sz w:val="20"/>
-          <w:szCs w:val="20"/>
-        </w:rPr>
-        <w:t>cat(</w:t>
-      </w:r>
-      <w:proofErr w:type="gramEnd"/>
-      <w:r>
-        <w:rPr>
-          <w:rFonts w:ascii="Consolas" w:eastAsia="Consolas" w:hAnsi="Consolas" w:cs="Consolas"/>
-          <w:sz w:val="20"/>
-          <w:szCs w:val="20"/>
-        </w:rPr>
-        <w:t xml:space="preserve">int </w:t>
-      </w:r>
-      <w:proofErr w:type="spellStart"/>
-      <w:r>
-        <w:rPr>
-          <w:rFonts w:ascii="Consolas" w:eastAsia="Consolas" w:hAnsi="Consolas" w:cs="Consolas"/>
-          <w:sz w:val="20"/>
-          <w:szCs w:val="20"/>
-        </w:rPr>
-        <w:t>fd</w:t>
-      </w:r>
-      <w:proofErr w:type="spellEnd"/>
-      <w:r>
-        <w:rPr>
-          <w:rFonts w:ascii="Consolas" w:eastAsia="Consolas" w:hAnsi="Consolas" w:cs="Consolas"/>
-          <w:sz w:val="20"/>
-          <w:szCs w:val="20"/>
-        </w:rPr>
-        <w:t>)</w:t>
+      <w:r>
+        <w:rPr>
+          <w:rFonts w:ascii="Consolas" w:eastAsia="Consolas" w:hAnsi="Consolas" w:cs="Consolas"/>
+          <w:sz w:val="20"/>
+          <w:szCs w:val="20"/>
+        </w:rPr>
+        <w:t>cat(int fd)</w:t>
       </w:r>
     </w:p>
     <w:p>
@@ -11496,89 +8256,7 @@
           <w:sz w:val="20"/>
           <w:szCs w:val="20"/>
         </w:rPr>
-        <w:t xml:space="preserve">  while ((n = </w:t>
-      </w:r>
-      <w:proofErr w:type="gramStart"/>
-      <w:r>
-        <w:rPr>
-          <w:rFonts w:ascii="Consolas" w:eastAsia="Consolas" w:hAnsi="Consolas" w:cs="Consolas"/>
-          <w:sz w:val="20"/>
-          <w:szCs w:val="20"/>
-        </w:rPr>
-        <w:t>read(</w:t>
-      </w:r>
-      <w:proofErr w:type="spellStart"/>
-      <w:proofErr w:type="gramEnd"/>
-      <w:r>
-        <w:rPr>
-          <w:rFonts w:ascii="Consolas" w:eastAsia="Consolas" w:hAnsi="Consolas" w:cs="Consolas"/>
-          <w:sz w:val="20"/>
-          <w:szCs w:val="20"/>
-        </w:rPr>
-        <w:t>fd</w:t>
-      </w:r>
-      <w:proofErr w:type="spellEnd"/>
-      <w:r>
-        <w:rPr>
-          <w:rFonts w:ascii="Consolas" w:eastAsia="Consolas" w:hAnsi="Consolas" w:cs="Consolas"/>
-          <w:sz w:val="20"/>
-          <w:szCs w:val="20"/>
-        </w:rPr>
-        <w:t xml:space="preserve">, </w:t>
-      </w:r>
-      <w:proofErr w:type="spellStart"/>
-      <w:r>
-        <w:rPr>
-          <w:rFonts w:ascii="Consolas" w:eastAsia="Consolas" w:hAnsi="Consolas" w:cs="Consolas"/>
-          <w:sz w:val="20"/>
-          <w:szCs w:val="20"/>
-        </w:rPr>
-        <w:t>buf</w:t>
-      </w:r>
-      <w:proofErr w:type="spellEnd"/>
-      <w:r>
-        <w:rPr>
-          <w:rFonts w:ascii="Consolas" w:eastAsia="Consolas" w:hAnsi="Consolas" w:cs="Consolas"/>
-          <w:sz w:val="20"/>
-          <w:szCs w:val="20"/>
-        </w:rPr>
-        <w:t xml:space="preserve">, </w:t>
-      </w:r>
-      <w:proofErr w:type="spellStart"/>
-      <w:r>
-        <w:rPr>
-          <w:rFonts w:ascii="Consolas" w:eastAsia="Consolas" w:hAnsi="Consolas" w:cs="Consolas"/>
-          <w:sz w:val="20"/>
-          <w:szCs w:val="20"/>
-        </w:rPr>
-        <w:t>sizeof</w:t>
-      </w:r>
-      <w:proofErr w:type="spellEnd"/>
-      <w:r>
-        <w:rPr>
-          <w:rFonts w:ascii="Consolas" w:eastAsia="Consolas" w:hAnsi="Consolas" w:cs="Consolas"/>
-          <w:sz w:val="20"/>
-          <w:szCs w:val="20"/>
-        </w:rPr>
-        <w:t>(</w:t>
-      </w:r>
-      <w:proofErr w:type="spellStart"/>
-      <w:r>
-        <w:rPr>
-          <w:rFonts w:ascii="Consolas" w:eastAsia="Consolas" w:hAnsi="Consolas" w:cs="Consolas"/>
-          <w:sz w:val="20"/>
-          <w:szCs w:val="20"/>
-        </w:rPr>
-        <w:t>buf</w:t>
-      </w:r>
-      <w:proofErr w:type="spellEnd"/>
-      <w:r>
-        <w:rPr>
-          <w:rFonts w:ascii="Consolas" w:eastAsia="Consolas" w:hAnsi="Consolas" w:cs="Consolas"/>
-          <w:sz w:val="20"/>
-          <w:szCs w:val="20"/>
-        </w:rPr>
-        <w:t>))) &gt; 0) {</w:t>
+        <w:t xml:space="preserve">  while ((n = read(fd, buf, sizeof(buf))) &gt; 0) {</w:t>
       </w:r>
     </w:p>
     <w:p>
@@ -11598,72 +8276,8 @@
           <w:sz w:val="20"/>
           <w:szCs w:val="20"/>
         </w:rPr>
-        <w:t xml:space="preserve">    if (</w:t>
-      </w:r>
-      <w:proofErr w:type="gramStart"/>
-      <w:r>
-        <w:rPr>
-          <w:rFonts w:ascii="Consolas" w:eastAsia="Consolas" w:hAnsi="Consolas" w:cs="Consolas"/>
-          <w:sz w:val="20"/>
-          <w:szCs w:val="20"/>
-        </w:rPr>
-        <w:t>write(</w:t>
-      </w:r>
-      <w:proofErr w:type="gramEnd"/>
-      <w:r>
-        <w:rPr>
-          <w:rFonts w:ascii="Consolas" w:eastAsia="Consolas" w:hAnsi="Consolas" w:cs="Consolas"/>
-          <w:sz w:val="20"/>
-          <w:szCs w:val="20"/>
-        </w:rPr>
-        <w:t xml:space="preserve">1, </w:t>
-      </w:r>
-      <w:proofErr w:type="spellStart"/>
-      <w:r>
-        <w:rPr>
-          <w:rFonts w:ascii="Consolas" w:eastAsia="Consolas" w:hAnsi="Consolas" w:cs="Consolas"/>
-          <w:sz w:val="20"/>
-          <w:szCs w:val="20"/>
-        </w:rPr>
-        <w:t>buf</w:t>
-      </w:r>
-      <w:proofErr w:type="spellEnd"/>
-      <w:r>
-        <w:rPr>
-          <w:rFonts w:ascii="Consolas" w:eastAsia="Consolas" w:hAnsi="Consolas" w:cs="Consolas"/>
-          <w:sz w:val="20"/>
-          <w:szCs w:val="20"/>
-        </w:rPr>
-        <w:t>, n</w:t>
-      </w:r>
-      <w:proofErr w:type="gramStart"/>
-      <w:r>
-        <w:rPr>
-          <w:rFonts w:ascii="Consolas" w:eastAsia="Consolas" w:hAnsi="Consolas" w:cs="Consolas"/>
-          <w:sz w:val="20"/>
-          <w:szCs w:val="20"/>
-        </w:rPr>
-        <w:t>) !</w:t>
-      </w:r>
-      <w:proofErr w:type="gramEnd"/>
-      <w:r>
-        <w:rPr>
-          <w:rFonts w:ascii="Consolas" w:eastAsia="Consolas" w:hAnsi="Consolas" w:cs="Consolas"/>
-          <w:sz w:val="20"/>
-          <w:szCs w:val="20"/>
-        </w:rPr>
-        <w:t xml:space="preserve">= </w:t>
-      </w:r>
-      <w:proofErr w:type="gramStart"/>
-      <w:r>
-        <w:rPr>
-          <w:rFonts w:ascii="Consolas" w:eastAsia="Consolas" w:hAnsi="Consolas" w:cs="Consolas"/>
-          <w:sz w:val="20"/>
-          <w:szCs w:val="20"/>
-        </w:rPr>
-        <w:t>n) {</w:t>
-      </w:r>
-      <w:proofErr w:type="gramEnd"/>
+        <w:t xml:space="preserve">    if (write(1, buf, n) != n) {</w:t>
+      </w:r>
     </w:p>
     <w:p>
       <w:pPr>
@@ -11682,35 +8296,7 @@
           <w:sz w:val="20"/>
           <w:szCs w:val="20"/>
         </w:rPr>
-        <w:t xml:space="preserve">      </w:t>
-      </w:r>
-      <w:proofErr w:type="spellStart"/>
-      <w:proofErr w:type="gramStart"/>
-      <w:r>
-        <w:rPr>
-          <w:rFonts w:ascii="Consolas" w:eastAsia="Consolas" w:hAnsi="Consolas" w:cs="Consolas"/>
-          <w:sz w:val="20"/>
-          <w:szCs w:val="20"/>
-        </w:rPr>
-        <w:t>fprintf</w:t>
-      </w:r>
-      <w:proofErr w:type="spellEnd"/>
-      <w:r>
-        <w:rPr>
-          <w:rFonts w:ascii="Consolas" w:eastAsia="Consolas" w:hAnsi="Consolas" w:cs="Consolas"/>
-          <w:sz w:val="20"/>
-          <w:szCs w:val="20"/>
-        </w:rPr>
-        <w:t>(</w:t>
-      </w:r>
-      <w:proofErr w:type="gramEnd"/>
-      <w:r>
-        <w:rPr>
-          <w:rFonts w:ascii="Consolas" w:eastAsia="Consolas" w:hAnsi="Consolas" w:cs="Consolas"/>
-          <w:sz w:val="20"/>
-          <w:szCs w:val="20"/>
-        </w:rPr>
-        <w:t>2, "cat: write error\n");</w:t>
+        <w:t xml:space="preserve">      fprintf(2, "cat: write error\n");</w:t>
       </w:r>
     </w:p>
     <w:p>
@@ -11730,25 +8316,7 @@
           <w:sz w:val="20"/>
           <w:szCs w:val="20"/>
         </w:rPr>
-        <w:t xml:space="preserve">      </w:t>
-      </w:r>
-      <w:proofErr w:type="gramStart"/>
-      <w:r>
-        <w:rPr>
-          <w:rFonts w:ascii="Consolas" w:eastAsia="Consolas" w:hAnsi="Consolas" w:cs="Consolas"/>
-          <w:sz w:val="20"/>
-          <w:szCs w:val="20"/>
-        </w:rPr>
-        <w:t>exit(</w:t>
-      </w:r>
-      <w:proofErr w:type="gramEnd"/>
-      <w:r>
-        <w:rPr>
-          <w:rFonts w:ascii="Consolas" w:eastAsia="Consolas" w:hAnsi="Consolas" w:cs="Consolas"/>
-          <w:sz w:val="20"/>
-          <w:szCs w:val="20"/>
-        </w:rPr>
-        <w:t>1);</w:t>
+        <w:t xml:space="preserve">      exit(1);</w:t>
       </w:r>
     </w:p>
     <w:p>
@@ -11808,18 +8376,8 @@
           <w:sz w:val="20"/>
           <w:szCs w:val="20"/>
         </w:rPr>
-        <w:t xml:space="preserve">  if (n &lt; </w:t>
-      </w:r>
-      <w:proofErr w:type="gramStart"/>
-      <w:r>
-        <w:rPr>
-          <w:rFonts w:ascii="Consolas" w:eastAsia="Consolas" w:hAnsi="Consolas" w:cs="Consolas"/>
-          <w:sz w:val="20"/>
-          <w:szCs w:val="20"/>
-        </w:rPr>
-        <w:t>0) {</w:t>
-      </w:r>
-      <w:proofErr w:type="gramEnd"/>
+        <w:t xml:space="preserve">  if (n &lt; 0) {</w:t>
+      </w:r>
     </w:p>
     <w:p>
       <w:pPr>
@@ -11838,35 +8396,7 @@
           <w:sz w:val="20"/>
           <w:szCs w:val="20"/>
         </w:rPr>
-        <w:t xml:space="preserve">    </w:t>
-      </w:r>
-      <w:proofErr w:type="spellStart"/>
-      <w:proofErr w:type="gramStart"/>
-      <w:r>
-        <w:rPr>
-          <w:rFonts w:ascii="Consolas" w:eastAsia="Consolas" w:hAnsi="Consolas" w:cs="Consolas"/>
-          <w:sz w:val="20"/>
-          <w:szCs w:val="20"/>
-        </w:rPr>
-        <w:t>fprintf</w:t>
-      </w:r>
-      <w:proofErr w:type="spellEnd"/>
-      <w:r>
-        <w:rPr>
-          <w:rFonts w:ascii="Consolas" w:eastAsia="Consolas" w:hAnsi="Consolas" w:cs="Consolas"/>
-          <w:sz w:val="20"/>
-          <w:szCs w:val="20"/>
-        </w:rPr>
-        <w:t>(</w:t>
-      </w:r>
-      <w:proofErr w:type="gramEnd"/>
-      <w:r>
-        <w:rPr>
-          <w:rFonts w:ascii="Consolas" w:eastAsia="Consolas" w:hAnsi="Consolas" w:cs="Consolas"/>
-          <w:sz w:val="20"/>
-          <w:szCs w:val="20"/>
-        </w:rPr>
-        <w:t>2, "cat: read error\n");</w:t>
+        <w:t xml:space="preserve">    fprintf(2, "cat: read error\n");</w:t>
       </w:r>
     </w:p>
     <w:p>
@@ -11886,25 +8416,7 @@
           <w:sz w:val="20"/>
           <w:szCs w:val="20"/>
         </w:rPr>
-        <w:t xml:space="preserve">    </w:t>
-      </w:r>
-      <w:proofErr w:type="gramStart"/>
-      <w:r>
-        <w:rPr>
-          <w:rFonts w:ascii="Consolas" w:eastAsia="Consolas" w:hAnsi="Consolas" w:cs="Consolas"/>
-          <w:sz w:val="20"/>
-          <w:szCs w:val="20"/>
-        </w:rPr>
-        <w:t>exit(</w:t>
-      </w:r>
-      <w:proofErr w:type="gramEnd"/>
-      <w:r>
-        <w:rPr>
-          <w:rFonts w:ascii="Consolas" w:eastAsia="Consolas" w:hAnsi="Consolas" w:cs="Consolas"/>
-          <w:sz w:val="20"/>
-          <w:szCs w:val="20"/>
-        </w:rPr>
-        <w:t>1);</w:t>
+        <w:t xml:space="preserve">    exit(1);</w:t>
       </w:r>
     </w:p>
     <w:p>
@@ -11961,28 +8473,10 @@
           <w:sz w:val="22"/>
           <w:szCs w:val="22"/>
         </w:rPr>
-        <w:t>sed -n "1,30p" user/</w:t>
-      </w:r>
-      <w:proofErr w:type="spellStart"/>
-      <w:r>
-        <w:rPr>
-          <w:rFonts w:ascii="Consolas" w:eastAsia="Consolas" w:hAnsi="Consolas" w:cs="Consolas"/>
-          <w:sz w:val="22"/>
-          <w:szCs w:val="22"/>
-        </w:rPr>
-        <w:t>cat.c</w:t>
-      </w:r>
-      <w:proofErr w:type="spellEnd"/>
-      <w:r>
-        <w:t xml:space="preserve">) shows the core of cat: a loop that reads at most 512 bytes at a time and writes exactly the bytes it received, stopping when </w:t>
-      </w:r>
-      <w:proofErr w:type="gramStart"/>
-      <w:r>
-        <w:t>read(</w:t>
-      </w:r>
-      <w:proofErr w:type="gramEnd"/>
-      <w:r>
-        <w:t>) returns 0 (end of file) and reporting an error if either call fails.</w:t>
+        <w:t>sed -n "1,30p" user/cat.c</w:t>
+      </w:r>
+      <w:r>
+        <w:t>) shows the core of cat: a loop that reads at most 512 bytes at a time and writes exactly the bytes it received, stopping when read() returns 0 (end of file) and reporting an error if either call fails.</w:t>
       </w:r>
     </w:p>
     <w:p>
@@ -12011,25 +8505,7 @@
           <w:sz w:val="20"/>
           <w:szCs w:val="20"/>
         </w:rPr>
-        <w:t>cat user/</w:t>
-      </w:r>
-      <w:proofErr w:type="spellStart"/>
-      <w:r>
-        <w:rPr>
-          <w:rFonts w:ascii="Consolas" w:eastAsia="Consolas" w:hAnsi="Consolas" w:cs="Consolas"/>
-          <w:sz w:val="20"/>
-          <w:szCs w:val="20"/>
-        </w:rPr>
-        <w:t>user.h</w:t>
-      </w:r>
-      <w:proofErr w:type="spellEnd"/>
-      <w:r>
-        <w:rPr>
-          <w:rFonts w:ascii="Consolas" w:eastAsia="Consolas" w:hAnsi="Consolas" w:cs="Consolas"/>
-          <w:sz w:val="20"/>
-          <w:szCs w:val="20"/>
-        </w:rPr>
-        <w:t xml:space="preserve">    # the list of system calls available to programs</w:t>
+        <w:t>cat user/user.h    # the list of system calls available to programs</w:t>
       </w:r>
     </w:p>
     <w:p>
@@ -12048,61 +8524,7 @@
           <w:sz w:val="20"/>
           <w:szCs w:val="20"/>
         </w:rPr>
-        <w:t>grep -n "</w:t>
-      </w:r>
-      <w:proofErr w:type="spellStart"/>
-      <w:r>
-        <w:rPr>
-          <w:rFonts w:ascii="Consolas" w:eastAsia="Consolas" w:hAnsi="Consolas" w:cs="Consolas"/>
-          <w:sz w:val="20"/>
-          <w:szCs w:val="20"/>
-        </w:rPr>
-        <w:t>sys_read</w:t>
-      </w:r>
-      <w:proofErr w:type="spellEnd"/>
-      <w:r>
-        <w:rPr>
-          <w:rFonts w:ascii="Consolas" w:eastAsia="Consolas" w:hAnsi="Consolas" w:cs="Consolas"/>
-          <w:sz w:val="20"/>
-          <w:szCs w:val="20"/>
-        </w:rPr>
-        <w:t>\|</w:t>
-      </w:r>
-      <w:proofErr w:type="spellStart"/>
-      <w:r>
-        <w:rPr>
-          <w:rFonts w:ascii="Consolas" w:eastAsia="Consolas" w:hAnsi="Consolas" w:cs="Consolas"/>
-          <w:sz w:val="20"/>
-          <w:szCs w:val="20"/>
-        </w:rPr>
-        <w:t>sys_write</w:t>
-      </w:r>
-      <w:proofErr w:type="spellEnd"/>
-      <w:r>
-        <w:rPr>
-          <w:rFonts w:ascii="Consolas" w:eastAsia="Consolas" w:hAnsi="Consolas" w:cs="Consolas"/>
-          <w:sz w:val="20"/>
-          <w:szCs w:val="20"/>
-        </w:rPr>
-        <w:t>" kernel/</w:t>
-      </w:r>
-      <w:proofErr w:type="spellStart"/>
-      <w:r>
-        <w:rPr>
-          <w:rFonts w:ascii="Consolas" w:eastAsia="Consolas" w:hAnsi="Consolas" w:cs="Consolas"/>
-          <w:sz w:val="20"/>
-          <w:szCs w:val="20"/>
-        </w:rPr>
-        <w:t>sysfile.c</w:t>
-      </w:r>
-      <w:proofErr w:type="spellEnd"/>
-      <w:r>
-        <w:rPr>
-          <w:rFonts w:ascii="Consolas" w:eastAsia="Consolas" w:hAnsi="Consolas" w:cs="Consolas"/>
-          <w:sz w:val="20"/>
-          <w:szCs w:val="20"/>
-        </w:rPr>
-        <w:t xml:space="preserve"> | head</w:t>
+        <w:t>grep -n "sys_read\|sys_write" kernel/sysfile.c | head</w:t>
       </w:r>
     </w:p>
     <w:p>
@@ -12168,27 +8590,7 @@
           <w:sz w:val="22"/>
           <w:szCs w:val="22"/>
         </w:rPr>
-        <w:t>Figure 4.8. user/</w:t>
-      </w:r>
-      <w:proofErr w:type="spellStart"/>
-      <w:r>
-        <w:rPr>
-          <w:b/>
-          <w:bCs/>
-          <w:sz w:val="22"/>
-          <w:szCs w:val="22"/>
-        </w:rPr>
-        <w:t>user.h</w:t>
-      </w:r>
-      <w:proofErr w:type="spellEnd"/>
-      <w:r>
-        <w:rPr>
-          <w:b/>
-          <w:bCs/>
-          <w:sz w:val="22"/>
-          <w:szCs w:val="22"/>
-        </w:rPr>
-        <w:t>: the system calls available to user programs</w:t>
+        <w:t>Figure 4.8 – user/user.h: the system calls available to user programs</w:t>
       </w:r>
     </w:p>
     <w:p>
@@ -12198,105 +8600,7 @@
         <w:jc w:val="both"/>
       </w:pPr>
       <w:r>
-        <w:t>user/</w:t>
-      </w:r>
-      <w:proofErr w:type="spellStart"/>
-      <w:r>
-        <w:t>user.h</w:t>
-      </w:r>
-      <w:proofErr w:type="spellEnd"/>
-      <w:r>
-        <w:t xml:space="preserve"> is the complete list of services that a user program can request from the xv6 kernel: only about twenty system calls, among them fork, exit, wait, pipe, read, write, close, kill, exec, open, </w:t>
-      </w:r>
-      <w:proofErr w:type="spellStart"/>
-      <w:r>
-        <w:t>mkdir</w:t>
-      </w:r>
-      <w:proofErr w:type="spellEnd"/>
-      <w:r>
-        <w:t xml:space="preserve">, </w:t>
-      </w:r>
-      <w:proofErr w:type="spellStart"/>
-      <w:r>
-        <w:t>chdir</w:t>
-      </w:r>
-      <w:proofErr w:type="spellEnd"/>
-      <w:r>
-        <w:t xml:space="preserve">, dup, </w:t>
-      </w:r>
-      <w:proofErr w:type="spellStart"/>
-      <w:r>
-        <w:t>getpid</w:t>
-      </w:r>
-      <w:proofErr w:type="spellEnd"/>
-      <w:r>
-        <w:t xml:space="preserve">, </w:t>
-      </w:r>
-      <w:proofErr w:type="spellStart"/>
-      <w:r>
-        <w:t>sys_sbrk</w:t>
-      </w:r>
-      <w:proofErr w:type="spellEnd"/>
-      <w:r>
-        <w:t xml:space="preserve">, pause and uptime. The second half of the file declares ordinary library functions from </w:t>
-      </w:r>
-      <w:proofErr w:type="spellStart"/>
-      <w:r>
-        <w:t>ulib.c</w:t>
-      </w:r>
-      <w:proofErr w:type="spellEnd"/>
-      <w:r>
-        <w:t xml:space="preserve"> (</w:t>
-      </w:r>
-      <w:proofErr w:type="spellStart"/>
-      <w:r>
-        <w:t>strcpy</w:t>
-      </w:r>
-      <w:proofErr w:type="spellEnd"/>
-      <w:r>
-        <w:t xml:space="preserve">, </w:t>
-      </w:r>
-      <w:proofErr w:type="spellStart"/>
-      <w:r>
-        <w:t>strlen</w:t>
-      </w:r>
-      <w:proofErr w:type="spellEnd"/>
-      <w:r>
-        <w:t xml:space="preserve">, </w:t>
-      </w:r>
-      <w:proofErr w:type="spellStart"/>
-      <w:r>
-        <w:t>memset</w:t>
-      </w:r>
-      <w:proofErr w:type="spellEnd"/>
-      <w:r>
-        <w:t xml:space="preserve">, </w:t>
-      </w:r>
-      <w:proofErr w:type="spellStart"/>
-      <w:r>
-        <w:t>atoi</w:t>
-      </w:r>
-      <w:proofErr w:type="spellEnd"/>
-      <w:r>
-        <w:t>...), which run entirely in user mode. The system-call functions themselves are generated as tiny assembly stubs (</w:t>
-      </w:r>
-      <w:proofErr w:type="spellStart"/>
-      <w:proofErr w:type="gramStart"/>
-      <w:r>
-        <w:t>usys.S</w:t>
-      </w:r>
-      <w:proofErr w:type="spellEnd"/>
-      <w:proofErr w:type="gramEnd"/>
-      <w:r>
-        <w:t xml:space="preserve">, produced by the script usys.pl) that put the call number in a register and execute the RISC-V </w:t>
-      </w:r>
-      <w:proofErr w:type="spellStart"/>
-      <w:r>
-        <w:t>ecall</w:t>
-      </w:r>
-      <w:proofErr w:type="spellEnd"/>
-      <w:r>
-        <w:t xml:space="preserve"> instruction to enter the kernel.</w:t>
+        <w:t>user/user.h is the complete list of services that a user program can request from the xv6 kernel: only about twenty system calls, among them fork, exit, wait, pipe, read, write, close, kill, exec, open, mkdir, chdir, dup, getpid, sys_sbrk, pause and uptime. The second half of the file declares ordinary library functions from ulib.c (strcpy, strlen, memset, atoi...), which run entirely in user mode. The system-call functions themselves are generated as tiny assembly stubs (usys.S, produced by the script usys.pl) that put the call number in a register and execute the RISC-V ecall instruction to enter the kernel.</w:t>
       </w:r>
     </w:p>
     <w:p>
@@ -12361,97 +8665,45 @@
           <w:sz w:val="22"/>
           <w:szCs w:val="22"/>
         </w:rPr>
-        <w:t xml:space="preserve">Figure 4.9. Locating </w:t>
-      </w:r>
-      <w:proofErr w:type="spellStart"/>
-      <w:r>
-        <w:rPr>
-          <w:b/>
-          <w:bCs/>
-          <w:sz w:val="22"/>
-          <w:szCs w:val="22"/>
+        <w:t>Figure 4.9 – Locating sys_read and sys_write in the kernel</w:t>
+      </w:r>
+    </w:p>
+    <w:p>
+      <w:pPr>
+        <w:spacing w:line="360" w:lineRule="auto"/>
+        <w:ind w:firstLine="709"/>
+        <w:jc w:val="both"/>
+      </w:pPr>
+      <w:r>
+        <w:t xml:space="preserve">grep shows that the kernel side of these calls is in kernel/sysfile.c: </w:t>
+      </w:r>
+      <w:r>
+        <w:rPr>
+          <w:b/>
+          <w:bCs/>
         </w:rPr>
         <w:t>sys_read</w:t>
       </w:r>
-      <w:proofErr w:type="spellEnd"/>
-      <w:r>
-        <w:rPr>
-          <w:b/>
-          <w:bCs/>
-          <w:sz w:val="22"/>
-          <w:szCs w:val="22"/>
-        </w:rPr>
+      <w:r>
+        <w:t xml:space="preserve"> starts on </w:t>
+      </w:r>
+      <w:r>
+        <w:rPr>
+          <w:b/>
+          <w:bCs/>
+        </w:rPr>
+        <w:t>line 69</w:t>
+      </w:r>
+      <w:r>
         <w:t xml:space="preserve"> and </w:t>
       </w:r>
-      <w:proofErr w:type="spellStart"/>
-      <w:r>
-        <w:rPr>
-          <w:b/>
-          <w:bCs/>
-          <w:sz w:val="22"/>
-          <w:szCs w:val="22"/>
+      <w:r>
+        <w:rPr>
+          <w:b/>
+          <w:bCs/>
         </w:rPr>
         <w:t>sys_write</w:t>
       </w:r>
-      <w:proofErr w:type="spellEnd"/>
-      <w:r>
-        <w:rPr>
-          <w:b/>
-          <w:bCs/>
-          <w:sz w:val="22"/>
-          <w:szCs w:val="22"/>
-        </w:rPr>
-        <w:t xml:space="preserve"> in the kernel</w:t>
-      </w:r>
-    </w:p>
-    <w:p>
-      <w:pPr>
-        <w:spacing w:line="360" w:lineRule="auto"/>
-        <w:ind w:firstLine="709"/>
-        <w:jc w:val="both"/>
-      </w:pPr>
-      <w:r>
-        <w:t>grep shows that the kernel side of these calls is in kernel/</w:t>
-      </w:r>
-      <w:proofErr w:type="spellStart"/>
-      <w:r>
-        <w:t>sysfile.c</w:t>
-      </w:r>
-      <w:proofErr w:type="spellEnd"/>
-      <w:r>
-        <w:t xml:space="preserve">: </w:t>
-      </w:r>
-      <w:proofErr w:type="spellStart"/>
-      <w:r>
-        <w:rPr>
-          <w:b/>
-          <w:bCs/>
-        </w:rPr>
-        <w:t>sys_read</w:t>
-      </w:r>
-      <w:proofErr w:type="spellEnd"/>
-      <w:r>
-        <w:t xml:space="preserve"> starts on </w:t>
-      </w:r>
-      <w:r>
-        <w:rPr>
-          <w:b/>
-          <w:bCs/>
-        </w:rPr>
-        <w:t>line 69</w:t>
-      </w:r>
-      <w:r>
-        <w:t xml:space="preserve"> and </w:t>
-      </w:r>
-      <w:proofErr w:type="spellStart"/>
-      <w:r>
-        <w:rPr>
-          <w:b/>
-          <w:bCs/>
-        </w:rPr>
-        <w:t>sys_write</w:t>
-      </w:r>
-      <w:proofErr w:type="spellEnd"/>
       <w:r>
         <w:t xml:space="preserve"> on </w:t>
       </w:r>
@@ -12496,12 +8748,6 @@
         <w:gridCol w:w="10206"/>
       </w:tblGrid>
       <w:tr>
-        <w:tblPrEx>
-          <w:tblCellMar>
-            <w:top w:w="0" w:type="dxa"/>
-            <w:bottom w:w="0" w:type="dxa"/>
-          </w:tblCellMar>
-        </w:tblPrEx>
         <w:tc>
           <w:tcPr>
             <w:tcW w:w="10206" w:type="dxa"/>
@@ -12543,47 +8789,7 @@
                 <w:sz w:val="22"/>
                 <w:szCs w:val="22"/>
               </w:rPr>
-              <w:t xml:space="preserve">(1) Which </w:t>
-            </w:r>
-            <w:proofErr w:type="gramStart"/>
-            <w:r>
-              <w:rPr>
-                <w:i/>
-                <w:iCs/>
-                <w:sz w:val="22"/>
-                <w:szCs w:val="22"/>
-              </w:rPr>
-              <w:t>system calls</w:t>
-            </w:r>
-            <w:proofErr w:type="gramEnd"/>
-            <w:r>
-              <w:rPr>
-                <w:i/>
-                <w:iCs/>
-                <w:sz w:val="22"/>
-                <w:szCs w:val="22"/>
-              </w:rPr>
-              <w:t xml:space="preserve"> does user/</w:t>
-            </w:r>
-            <w:proofErr w:type="spellStart"/>
-            <w:r>
-              <w:rPr>
-                <w:i/>
-                <w:iCs/>
-                <w:sz w:val="22"/>
-                <w:szCs w:val="22"/>
-              </w:rPr>
-              <w:t>cat.c</w:t>
-            </w:r>
-            <w:proofErr w:type="spellEnd"/>
-            <w:r>
-              <w:rPr>
-                <w:i/>
-                <w:iCs/>
-                <w:sz w:val="22"/>
-                <w:szCs w:val="22"/>
-              </w:rPr>
-              <w:t xml:space="preserve"> use, and what does each one ask the kernel to do?</w:t>
+              <w:t>(1) Which system calls does user/cat.c use, and what does each one ask the kernel to do?</w:t>
             </w:r>
           </w:p>
           <w:p>
@@ -12597,27 +8803,7 @@
                 <w:sz w:val="22"/>
                 <w:szCs w:val="22"/>
               </w:rPr>
-              <w:t xml:space="preserve">(2) In which kernel file, and on which line, is </w:t>
-            </w:r>
-            <w:proofErr w:type="spellStart"/>
-            <w:r>
-              <w:rPr>
-                <w:i/>
-                <w:iCs/>
-                <w:sz w:val="22"/>
-                <w:szCs w:val="22"/>
-              </w:rPr>
-              <w:t>sys_read</w:t>
-            </w:r>
-            <w:proofErr w:type="spellEnd"/>
-            <w:r>
-              <w:rPr>
-                <w:i/>
-                <w:iCs/>
-                <w:sz w:val="22"/>
-                <w:szCs w:val="22"/>
-              </w:rPr>
-              <w:t xml:space="preserve"> implemented?</w:t>
+              <w:t>(2) In which kernel file, and on which line, is sys_read implemented?</w:t>
             </w:r>
           </w:p>
           <w:p>
@@ -12647,26 +8833,8 @@
           <w:b/>
           <w:bCs/>
         </w:rPr>
-        <w:t>(1) System calls used by user/</w:t>
-      </w:r>
-      <w:proofErr w:type="spellStart"/>
-      <w:r>
-        <w:rPr>
-          <w:b/>
-          <w:bCs/>
-        </w:rPr>
-        <w:t>cat</w:t>
-      </w:r>
-      <w:proofErr w:type="gramStart"/>
-      <w:r>
-        <w:rPr>
-          <w:b/>
-          <w:bCs/>
-        </w:rPr>
-        <w:t>.c</w:t>
-      </w:r>
-      <w:proofErr w:type="spellEnd"/>
-      <w:proofErr w:type="gramEnd"/>
+        <w:t>(1) System calls used by user/cat.c</w:t>
+      </w:r>
     </w:p>
     <w:p>
       <w:pPr>
@@ -12678,65 +8846,15 @@
         <w:spacing w:line="360" w:lineRule="auto"/>
         <w:jc w:val="both"/>
       </w:pPr>
-      <w:proofErr w:type="gramStart"/>
-      <w:r>
-        <w:rPr>
-          <w:b/>
-          <w:bCs/>
-        </w:rPr>
-        <w:t>read(</w:t>
-      </w:r>
-      <w:proofErr w:type="spellStart"/>
-      <w:proofErr w:type="gramEnd"/>
-      <w:r>
-        <w:rPr>
-          <w:b/>
-          <w:bCs/>
-        </w:rPr>
-        <w:t>fd</w:t>
-      </w:r>
-      <w:proofErr w:type="spellEnd"/>
-      <w:r>
-        <w:rPr>
-          <w:b/>
-          <w:bCs/>
-        </w:rPr>
-        <w:t xml:space="preserve">, </w:t>
-      </w:r>
-      <w:proofErr w:type="spellStart"/>
-      <w:r>
-        <w:rPr>
-          <w:b/>
-          <w:bCs/>
-        </w:rPr>
-        <w:t>buf</w:t>
-      </w:r>
-      <w:proofErr w:type="spellEnd"/>
-      <w:r>
-        <w:rPr>
-          <w:b/>
-          <w:bCs/>
-        </w:rPr>
-        <w:t>, n)</w:t>
-      </w:r>
-      <w:r>
-        <w:t xml:space="preserve"> asks the kernel to copy up to n bytes from the open file (or console) </w:t>
-      </w:r>
-      <w:proofErr w:type="spellStart"/>
-      <w:r>
-        <w:t>fd</w:t>
-      </w:r>
-      <w:proofErr w:type="spellEnd"/>
-      <w:r>
-        <w:t xml:space="preserve"> into the buffer </w:t>
-      </w:r>
-      <w:proofErr w:type="spellStart"/>
-      <w:r>
-        <w:t>buf</w:t>
-      </w:r>
-      <w:proofErr w:type="spellEnd"/>
-      <w:r>
-        <w:t xml:space="preserve"> in the program's memory; it returns the number of bytes read, or 0 at the end of the file.</w:t>
+      <w:r>
+        <w:rPr>
+          <w:b/>
+          <w:bCs/>
+        </w:rPr>
+        <w:t>read(fd, buf, n)</w:t>
+      </w:r>
+      <w:r>
+        <w:t xml:space="preserve"> asks the kernel to copy up to n bytes from the open file (or console) fd into the buffer buf in the program's memory; it returns the number of bytes read, or 0 at the end of the file.</w:t>
       </w:r>
     </w:p>
     <w:p>
@@ -12749,65 +8867,15 @@
         <w:spacing w:line="360" w:lineRule="auto"/>
         <w:jc w:val="both"/>
       </w:pPr>
-      <w:proofErr w:type="gramStart"/>
-      <w:r>
-        <w:rPr>
-          <w:b/>
-          <w:bCs/>
-        </w:rPr>
-        <w:t>write(</w:t>
-      </w:r>
-      <w:proofErr w:type="spellStart"/>
-      <w:proofErr w:type="gramEnd"/>
-      <w:r>
-        <w:rPr>
-          <w:b/>
-          <w:bCs/>
-        </w:rPr>
-        <w:t>fd</w:t>
-      </w:r>
-      <w:proofErr w:type="spellEnd"/>
-      <w:r>
-        <w:rPr>
-          <w:b/>
-          <w:bCs/>
-        </w:rPr>
-        <w:t xml:space="preserve">, </w:t>
-      </w:r>
-      <w:proofErr w:type="spellStart"/>
-      <w:r>
-        <w:rPr>
-          <w:b/>
-          <w:bCs/>
-        </w:rPr>
-        <w:t>buf</w:t>
-      </w:r>
-      <w:proofErr w:type="spellEnd"/>
-      <w:r>
-        <w:rPr>
-          <w:b/>
-          <w:bCs/>
-        </w:rPr>
-        <w:t>, n)</w:t>
-      </w:r>
-      <w:r>
-        <w:t xml:space="preserve"> asks the kernel to copy n bytes from </w:t>
-      </w:r>
-      <w:proofErr w:type="spellStart"/>
-      <w:r>
-        <w:t>buf</w:t>
-      </w:r>
-      <w:proofErr w:type="spellEnd"/>
-      <w:r>
-        <w:t xml:space="preserve"> to the file or device </w:t>
-      </w:r>
-      <w:proofErr w:type="spellStart"/>
-      <w:r>
-        <w:t>fd</w:t>
-      </w:r>
-      <w:proofErr w:type="spellEnd"/>
-      <w:r>
-        <w:t>; cat uses descriptor 1, the standard output (the console).</w:t>
+      <w:r>
+        <w:rPr>
+          <w:b/>
+          <w:bCs/>
+        </w:rPr>
+        <w:t>write(fd, buf, n)</w:t>
+      </w:r>
+      <w:r>
+        <w:t xml:space="preserve"> asks the kernel to copy n bytes from buf to the file or device fd; cat uses descriptor 1, the standard output (the console).</w:t>
       </w:r>
     </w:p>
     <w:p>
@@ -12820,21 +8888,12 @@
         <w:spacing w:line="360" w:lineRule="auto"/>
         <w:jc w:val="both"/>
       </w:pPr>
-      <w:proofErr w:type="gramStart"/>
-      <w:r>
-        <w:rPr>
-          <w:b/>
-          <w:bCs/>
-        </w:rPr>
-        <w:t>open(</w:t>
-      </w:r>
-      <w:proofErr w:type="gramEnd"/>
-      <w:r>
-        <w:rPr>
-          <w:b/>
-          <w:bCs/>
-        </w:rPr>
-        <w:t>path, O_RDONLY)</w:t>
+      <w:r>
+        <w:rPr>
+          <w:b/>
+          <w:bCs/>
+        </w:rPr>
+        <w:t>open(path, O_RDONLY)</w:t>
       </w:r>
       <w:r>
         <w:t xml:space="preserve"> asks the kernel to find the file by name in the file system and give the process a new file descriptor for reading it.</w:t>
@@ -12855,23 +8914,7 @@
           <w:b/>
           <w:bCs/>
         </w:rPr>
-        <w:t>close(</w:t>
-      </w:r>
-      <w:proofErr w:type="spellStart"/>
-      <w:r>
-        <w:rPr>
-          <w:b/>
-          <w:bCs/>
-        </w:rPr>
-        <w:t>fd</w:t>
-      </w:r>
-      <w:proofErr w:type="spellEnd"/>
-      <w:r>
-        <w:rPr>
-          <w:b/>
-          <w:bCs/>
-        </w:rPr>
-        <w:t>)</w:t>
+        <w:t>close(fd)</w:t>
       </w:r>
       <w:r>
         <w:t xml:space="preserve"> asks the kernel to release a file descriptor that is no longer needed.</w:t>
@@ -12895,28 +8938,7 @@
         <w:t>exit(status)</w:t>
       </w:r>
       <w:r>
-        <w:t xml:space="preserve"> asks the kernel to terminate the process and report the status to its parent (the shell). Error messages printed with </w:t>
-      </w:r>
-      <w:proofErr w:type="spellStart"/>
-      <w:proofErr w:type="gramStart"/>
-      <w:r>
-        <w:t>fprintf</w:t>
-      </w:r>
-      <w:proofErr w:type="spellEnd"/>
-      <w:r>
-        <w:t>(</w:t>
-      </w:r>
-      <w:proofErr w:type="gramEnd"/>
-      <w:r>
-        <w:t xml:space="preserve">2, ...) are also sent to the kernel through </w:t>
-      </w:r>
-      <w:proofErr w:type="gramStart"/>
-      <w:r>
-        <w:t>write(</w:t>
-      </w:r>
-      <w:proofErr w:type="gramEnd"/>
-      <w:r>
-        <w:t>) on descriptor 2.</w:t>
+        <w:t xml:space="preserve"> asks the kernel to terminate the process and report the status to its parent (the shell). Error messages printed with fprintf(2, ...) are also sent to the kernel through write() on descriptor 2.</w:t>
       </w:r>
     </w:p>
     <w:p>
@@ -12929,17 +8951,8 @@
           <w:b/>
           <w:bCs/>
         </w:rPr>
-        <w:t xml:space="preserve">(2) Location of </w:t>
-      </w:r>
-      <w:proofErr w:type="spellStart"/>
-      <w:r>
-        <w:rPr>
-          <w:b/>
-          <w:bCs/>
-        </w:rPr>
-        <w:t>sys_read</w:t>
-      </w:r>
-      <w:proofErr w:type="spellEnd"/>
+        <w:t>(2) Location of sys_read</w:t>
+      </w:r>
     </w:p>
     <w:p>
       <w:pPr>
@@ -12947,30 +8960,16 @@
         <w:ind w:firstLine="709"/>
         <w:jc w:val="both"/>
       </w:pPr>
-      <w:proofErr w:type="spellStart"/>
-      <w:r>
-        <w:t>sys_read</w:t>
-      </w:r>
-      <w:proofErr w:type="spellEnd"/>
-      <w:r>
-        <w:t xml:space="preserve"> is implemented in </w:t>
-      </w:r>
-      <w:r>
-        <w:rPr>
-          <w:b/>
-          <w:bCs/>
-        </w:rPr>
-        <w:t>kernel/</w:t>
-      </w:r>
-      <w:proofErr w:type="spellStart"/>
-      <w:r>
-        <w:rPr>
-          <w:b/>
-          <w:bCs/>
-        </w:rPr>
-        <w:t>sysfile.c</w:t>
-      </w:r>
-      <w:proofErr w:type="spellEnd"/>
+      <w:r>
+        <w:t xml:space="preserve">sys_read is implemented in </w:t>
+      </w:r>
+      <w:r>
+        <w:rPr>
+          <w:b/>
+          <w:bCs/>
+        </w:rPr>
+        <w:t>kernel/sysfile.c</w:t>
+      </w:r>
       <w:r>
         <w:t xml:space="preserve">, on </w:t>
       </w:r>
@@ -12982,15 +8981,7 @@
         <w:t>line 69</w:t>
       </w:r>
       <w:r>
-        <w:t xml:space="preserve"> (and </w:t>
-      </w:r>
-      <w:proofErr w:type="spellStart"/>
-      <w:r>
-        <w:t>sys_write</w:t>
-      </w:r>
-      <w:proofErr w:type="spellEnd"/>
-      <w:r>
-        <w:t xml:space="preserve"> right after it, on line 83), as shown by the grep output in Figure 4.9.</w:t>
+        <w:t xml:space="preserve"> (and sys_write right after it, on line 83), as shown by the grep output in Figure 4.9.</w:t>
       </w:r>
     </w:p>
     <w:p>
@@ -13031,18 +9022,8 @@
         <w:spacing w:before="200" w:after="80" w:line="360" w:lineRule="auto"/>
       </w:pPr>
       <w:r>
-        <w:t>4.6.1 The source code of user/</w:t>
-      </w:r>
-      <w:proofErr w:type="spellStart"/>
-      <w:r>
-        <w:t>sleep</w:t>
-      </w:r>
-      <w:proofErr w:type="gramStart"/>
-      <w:r>
-        <w:t>.c</w:t>
-      </w:r>
-      <w:proofErr w:type="spellEnd"/>
-      <w:proofErr w:type="gramEnd"/>
+        <w:t>4.6.1 The source code of user/sleep.c</w:t>
+      </w:r>
     </w:p>
     <w:p>
       <w:pPr>
@@ -13065,7 +9046,6 @@
         <w:spacing w:before="120" w:line="276" w:lineRule="auto"/>
         <w:ind w:left="360"/>
       </w:pPr>
-      <w:proofErr w:type="gramStart"/>
       <w:r>
         <w:rPr>
           <w:rFonts w:ascii="Consolas" w:eastAsia="Consolas" w:hAnsi="Consolas" w:cs="Consolas"/>
@@ -13073,44 +9053,7 @@
           <w:szCs w:val="20"/>
         </w:rPr>
         <w:lastRenderedPageBreak/>
-        <w:t>#include</w:t>
-      </w:r>
-      <w:proofErr w:type="gramEnd"/>
-      <w:r>
-        <w:rPr>
-          <w:rFonts w:ascii="Consolas" w:eastAsia="Consolas" w:hAnsi="Consolas" w:cs="Consolas"/>
-          <w:sz w:val="20"/>
-          <w:szCs w:val="20"/>
-        </w:rPr>
-        <w:t xml:space="preserve"> "kernel/</w:t>
-      </w:r>
-      <w:proofErr w:type="spellStart"/>
-      <w:r>
-        <w:rPr>
-          <w:rFonts w:ascii="Consolas" w:eastAsia="Consolas" w:hAnsi="Consolas" w:cs="Consolas"/>
-          <w:sz w:val="20"/>
-          <w:szCs w:val="20"/>
-        </w:rPr>
-        <w:t>types</w:t>
-      </w:r>
-      <w:proofErr w:type="gramStart"/>
-      <w:r>
-        <w:rPr>
-          <w:rFonts w:ascii="Consolas" w:eastAsia="Consolas" w:hAnsi="Consolas" w:cs="Consolas"/>
-          <w:sz w:val="20"/>
-          <w:szCs w:val="20"/>
-        </w:rPr>
-        <w:t>.h</w:t>
-      </w:r>
-      <w:proofErr w:type="spellEnd"/>
-      <w:proofErr w:type="gramEnd"/>
-      <w:r>
-        <w:rPr>
-          <w:rFonts w:ascii="Consolas" w:eastAsia="Consolas" w:hAnsi="Consolas" w:cs="Consolas"/>
-          <w:sz w:val="20"/>
-          <w:szCs w:val="20"/>
-        </w:rPr>
-        <w:t>"</w:t>
+        <w:t>#include "kernel/types.h"</w:t>
       </w:r>
     </w:p>
     <w:p>
@@ -13130,35 +9073,7 @@
           <w:sz w:val="20"/>
           <w:szCs w:val="20"/>
         </w:rPr>
-        <w:t>#include "user/</w:t>
-      </w:r>
-      <w:proofErr w:type="spellStart"/>
-      <w:r>
-        <w:rPr>
-          <w:rFonts w:ascii="Consolas" w:eastAsia="Consolas" w:hAnsi="Consolas" w:cs="Consolas"/>
-          <w:sz w:val="20"/>
-          <w:szCs w:val="20"/>
-        </w:rPr>
-        <w:t>user</w:t>
-      </w:r>
-      <w:proofErr w:type="gramStart"/>
-      <w:r>
-        <w:rPr>
-          <w:rFonts w:ascii="Consolas" w:eastAsia="Consolas" w:hAnsi="Consolas" w:cs="Consolas"/>
-          <w:sz w:val="20"/>
-          <w:szCs w:val="20"/>
-        </w:rPr>
-        <w:t>.h</w:t>
-      </w:r>
-      <w:proofErr w:type="spellEnd"/>
-      <w:proofErr w:type="gramEnd"/>
-      <w:r>
-        <w:rPr>
-          <w:rFonts w:ascii="Consolas" w:eastAsia="Consolas" w:hAnsi="Consolas" w:cs="Consolas"/>
-          <w:sz w:val="20"/>
-          <w:szCs w:val="20"/>
-        </w:rPr>
-        <w:t>"</w:t>
+        <w:t>#include "user/user.h"</w:t>
       </w:r>
     </w:p>
     <w:p>
@@ -13204,69 +9119,13 @@
         <w:spacing w:line="276" w:lineRule="auto"/>
         <w:ind w:left="360"/>
       </w:pPr>
-      <w:proofErr w:type="gramStart"/>
-      <w:r>
-        <w:rPr>
-          <w:rFonts w:ascii="Consolas" w:eastAsia="Consolas" w:hAnsi="Consolas" w:cs="Consolas"/>
-          <w:sz w:val="20"/>
-          <w:szCs w:val="20"/>
-        </w:rPr>
-        <w:t>main(</w:t>
-      </w:r>
-      <w:proofErr w:type="gramEnd"/>
-      <w:r>
-        <w:rPr>
-          <w:rFonts w:ascii="Consolas" w:eastAsia="Consolas" w:hAnsi="Consolas" w:cs="Consolas"/>
-          <w:sz w:val="20"/>
-          <w:szCs w:val="20"/>
-        </w:rPr>
-        <w:t xml:space="preserve">int </w:t>
-      </w:r>
-      <w:proofErr w:type="spellStart"/>
-      <w:r>
-        <w:rPr>
-          <w:rFonts w:ascii="Consolas" w:eastAsia="Consolas" w:hAnsi="Consolas" w:cs="Consolas"/>
-          <w:sz w:val="20"/>
-          <w:szCs w:val="20"/>
-        </w:rPr>
-        <w:t>argc</w:t>
-      </w:r>
-      <w:proofErr w:type="spellEnd"/>
-      <w:r>
-        <w:rPr>
-          <w:rFonts w:ascii="Consolas" w:eastAsia="Consolas" w:hAnsi="Consolas" w:cs="Consolas"/>
-          <w:sz w:val="20"/>
-          <w:szCs w:val="20"/>
-        </w:rPr>
-        <w:t>, char *</w:t>
-      </w:r>
-      <w:proofErr w:type="spellStart"/>
-      <w:proofErr w:type="gramStart"/>
-      <w:r>
-        <w:rPr>
-          <w:rFonts w:ascii="Consolas" w:eastAsia="Consolas" w:hAnsi="Consolas" w:cs="Consolas"/>
-          <w:sz w:val="20"/>
-          <w:szCs w:val="20"/>
-        </w:rPr>
-        <w:t>argv</w:t>
-      </w:r>
-      <w:proofErr w:type="spellEnd"/>
-      <w:r>
-        <w:rPr>
-          <w:rFonts w:ascii="Consolas" w:eastAsia="Consolas" w:hAnsi="Consolas" w:cs="Consolas"/>
-          <w:sz w:val="20"/>
-          <w:szCs w:val="20"/>
-        </w:rPr>
-        <w:t>[</w:t>
-      </w:r>
-      <w:proofErr w:type="gramEnd"/>
-      <w:r>
-        <w:rPr>
-          <w:rFonts w:ascii="Consolas" w:eastAsia="Consolas" w:hAnsi="Consolas" w:cs="Consolas"/>
-          <w:sz w:val="20"/>
-          <w:szCs w:val="20"/>
-        </w:rPr>
-        <w:t>])</w:t>
+      <w:r>
+        <w:rPr>
+          <w:rFonts w:ascii="Consolas" w:eastAsia="Consolas" w:hAnsi="Consolas" w:cs="Consolas"/>
+          <w:sz w:val="20"/>
+          <w:szCs w:val="20"/>
+        </w:rPr>
+        <w:t>main(int argc, char *argv[])</w:t>
       </w:r>
     </w:p>
     <w:p>
@@ -13306,54 +9165,8 @@
           <w:sz w:val="20"/>
           <w:szCs w:val="20"/>
         </w:rPr>
-        <w:t xml:space="preserve">  </w:t>
-      </w:r>
-      <w:proofErr w:type="gramStart"/>
-      <w:r>
-        <w:rPr>
-          <w:rFonts w:ascii="Consolas" w:eastAsia="Consolas" w:hAnsi="Consolas" w:cs="Consolas"/>
-          <w:sz w:val="20"/>
-          <w:szCs w:val="20"/>
-        </w:rPr>
-        <w:t>if(</w:t>
-      </w:r>
-      <w:proofErr w:type="spellStart"/>
-      <w:r>
-        <w:rPr>
-          <w:rFonts w:ascii="Consolas" w:eastAsia="Consolas" w:hAnsi="Consolas" w:cs="Consolas"/>
-          <w:sz w:val="20"/>
-          <w:szCs w:val="20"/>
-        </w:rPr>
-        <w:t>argc</w:t>
-      </w:r>
-      <w:proofErr w:type="spellEnd"/>
-      <w:r>
-        <w:rPr>
-          <w:rFonts w:ascii="Consolas" w:eastAsia="Consolas" w:hAnsi="Consolas" w:cs="Consolas"/>
-          <w:sz w:val="20"/>
-          <w:szCs w:val="20"/>
-        </w:rPr>
-        <w:t xml:space="preserve"> !</w:t>
-      </w:r>
-      <w:proofErr w:type="gramEnd"/>
-      <w:r>
-        <w:rPr>
-          <w:rFonts w:ascii="Consolas" w:eastAsia="Consolas" w:hAnsi="Consolas" w:cs="Consolas"/>
-          <w:sz w:val="20"/>
-          <w:szCs w:val="20"/>
-        </w:rPr>
-        <w:t xml:space="preserve">= </w:t>
-      </w:r>
-      <w:proofErr w:type="gramStart"/>
-      <w:r>
-        <w:rPr>
-          <w:rFonts w:ascii="Consolas" w:eastAsia="Consolas" w:hAnsi="Consolas" w:cs="Consolas"/>
-          <w:sz w:val="20"/>
-          <w:szCs w:val="20"/>
-        </w:rPr>
-        <w:t>2){</w:t>
-      </w:r>
-      <w:proofErr w:type="gramEnd"/>
+        <w:t xml:space="preserve">  if(argc != 2){</w:t>
+      </w:r>
     </w:p>
     <w:p>
       <w:pPr>
@@ -13372,35 +9185,7 @@
           <w:sz w:val="20"/>
           <w:szCs w:val="20"/>
         </w:rPr>
-        <w:t xml:space="preserve">    </w:t>
-      </w:r>
-      <w:proofErr w:type="spellStart"/>
-      <w:proofErr w:type="gramStart"/>
-      <w:r>
-        <w:rPr>
-          <w:rFonts w:ascii="Consolas" w:eastAsia="Consolas" w:hAnsi="Consolas" w:cs="Consolas"/>
-          <w:sz w:val="20"/>
-          <w:szCs w:val="20"/>
-        </w:rPr>
-        <w:t>fprintf</w:t>
-      </w:r>
-      <w:proofErr w:type="spellEnd"/>
-      <w:r>
-        <w:rPr>
-          <w:rFonts w:ascii="Consolas" w:eastAsia="Consolas" w:hAnsi="Consolas" w:cs="Consolas"/>
-          <w:sz w:val="20"/>
-          <w:szCs w:val="20"/>
-        </w:rPr>
-        <w:t>(</w:t>
-      </w:r>
-      <w:proofErr w:type="gramEnd"/>
-      <w:r>
-        <w:rPr>
-          <w:rFonts w:ascii="Consolas" w:eastAsia="Consolas" w:hAnsi="Consolas" w:cs="Consolas"/>
-          <w:sz w:val="20"/>
-          <w:szCs w:val="20"/>
-        </w:rPr>
-        <w:t>2, "usage: sleep &lt;ticks&gt;\n");</w:t>
+        <w:t xml:space="preserve">    fprintf(2, "usage: sleep &lt;ticks&gt;\n");</w:t>
       </w:r>
     </w:p>
     <w:p>
@@ -13420,25 +9205,7 @@
           <w:sz w:val="20"/>
           <w:szCs w:val="20"/>
         </w:rPr>
-        <w:t xml:space="preserve">    </w:t>
-      </w:r>
-      <w:proofErr w:type="gramStart"/>
-      <w:r>
-        <w:rPr>
-          <w:rFonts w:ascii="Consolas" w:eastAsia="Consolas" w:hAnsi="Consolas" w:cs="Consolas"/>
-          <w:sz w:val="20"/>
-          <w:szCs w:val="20"/>
-        </w:rPr>
-        <w:t>exit(</w:t>
-      </w:r>
-      <w:proofErr w:type="gramEnd"/>
-      <w:r>
-        <w:rPr>
-          <w:rFonts w:ascii="Consolas" w:eastAsia="Consolas" w:hAnsi="Consolas" w:cs="Consolas"/>
-          <w:sz w:val="20"/>
-          <w:szCs w:val="20"/>
-        </w:rPr>
-        <w:t>1);</w:t>
+        <w:t xml:space="preserve">    exit(1);</w:t>
       </w:r>
     </w:p>
     <w:p>
@@ -13478,71 +9245,7 @@
           <w:sz w:val="20"/>
           <w:szCs w:val="20"/>
         </w:rPr>
-        <w:t xml:space="preserve">  sleep(</w:t>
-      </w:r>
-      <w:proofErr w:type="spellStart"/>
-      <w:r>
-        <w:rPr>
-          <w:rFonts w:ascii="Consolas" w:eastAsia="Consolas" w:hAnsi="Consolas" w:cs="Consolas"/>
-          <w:sz w:val="20"/>
-          <w:szCs w:val="20"/>
-        </w:rPr>
-        <w:t>atoi</w:t>
-      </w:r>
-      <w:proofErr w:type="spellEnd"/>
-      <w:r>
-        <w:rPr>
-          <w:rFonts w:ascii="Consolas" w:eastAsia="Consolas" w:hAnsi="Consolas" w:cs="Consolas"/>
-          <w:sz w:val="20"/>
-          <w:szCs w:val="20"/>
-        </w:rPr>
-        <w:t>(</w:t>
-      </w:r>
-      <w:proofErr w:type="spellStart"/>
-      <w:proofErr w:type="gramStart"/>
-      <w:r>
-        <w:rPr>
-          <w:rFonts w:ascii="Consolas" w:eastAsia="Consolas" w:hAnsi="Consolas" w:cs="Consolas"/>
-          <w:sz w:val="20"/>
-          <w:szCs w:val="20"/>
-        </w:rPr>
-        <w:t>argv</w:t>
-      </w:r>
-      <w:proofErr w:type="spellEnd"/>
-      <w:r>
-        <w:rPr>
-          <w:rFonts w:ascii="Consolas" w:eastAsia="Consolas" w:hAnsi="Consolas" w:cs="Consolas"/>
-          <w:sz w:val="20"/>
-          <w:szCs w:val="20"/>
-        </w:rPr>
-        <w:t>[</w:t>
-      </w:r>
-      <w:proofErr w:type="gramEnd"/>
-      <w:r>
-        <w:rPr>
-          <w:rFonts w:ascii="Consolas" w:eastAsia="Consolas" w:hAnsi="Consolas" w:cs="Consolas"/>
-          <w:sz w:val="20"/>
-          <w:szCs w:val="20"/>
-        </w:rPr>
-        <w:t>1])</w:t>
-      </w:r>
-      <w:proofErr w:type="gramStart"/>
-      <w:r>
-        <w:rPr>
-          <w:rFonts w:ascii="Consolas" w:eastAsia="Consolas" w:hAnsi="Consolas" w:cs="Consolas"/>
-          <w:sz w:val="20"/>
-          <w:szCs w:val="20"/>
-        </w:rPr>
-        <w:t xml:space="preserve">);   </w:t>
-      </w:r>
-      <w:proofErr w:type="gramEnd"/>
-      <w:r>
-        <w:rPr>
-          <w:rFonts w:ascii="Consolas" w:eastAsia="Consolas" w:hAnsi="Consolas" w:cs="Consolas"/>
-          <w:sz w:val="20"/>
-          <w:szCs w:val="20"/>
-        </w:rPr>
-        <w:t>// system call into the kernel</w:t>
+        <w:t xml:space="preserve">  sleep(atoi(argv[1]));   // system call into the kernel</w:t>
       </w:r>
     </w:p>
     <w:p>
@@ -13562,25 +9265,7 @@
           <w:sz w:val="20"/>
           <w:szCs w:val="20"/>
         </w:rPr>
-        <w:t xml:space="preserve">  </w:t>
-      </w:r>
-      <w:proofErr w:type="gramStart"/>
-      <w:r>
-        <w:rPr>
-          <w:rFonts w:ascii="Consolas" w:eastAsia="Consolas" w:hAnsi="Consolas" w:cs="Consolas"/>
-          <w:sz w:val="20"/>
-          <w:szCs w:val="20"/>
-        </w:rPr>
-        <w:t>exit(</w:t>
-      </w:r>
-      <w:proofErr w:type="gramEnd"/>
-      <w:r>
-        <w:rPr>
-          <w:rFonts w:ascii="Consolas" w:eastAsia="Consolas" w:hAnsi="Consolas" w:cs="Consolas"/>
-          <w:sz w:val="20"/>
-          <w:szCs w:val="20"/>
-        </w:rPr>
-        <w:t>0);</w:t>
+        <w:t xml:space="preserve">  exit(0);</w:t>
       </w:r>
     </w:p>
     <w:p>
@@ -13609,36 +9294,7 @@
         <w:jc w:val="both"/>
       </w:pPr>
       <w:r>
-        <w:t xml:space="preserve">The program first checks that exactly one argument was given; </w:t>
-      </w:r>
-      <w:proofErr w:type="gramStart"/>
-      <w:r>
-        <w:t>otherwise</w:t>
-      </w:r>
-      <w:proofErr w:type="gramEnd"/>
-      <w:r>
-        <w:t xml:space="preserve"> it prints a usage message on the standard error (descriptor 2) and exits with status 1. </w:t>
-      </w:r>
-      <w:proofErr w:type="gramStart"/>
-      <w:r>
-        <w:t>Otherwise</w:t>
-      </w:r>
-      <w:proofErr w:type="gramEnd"/>
-      <w:r>
-        <w:t xml:space="preserve"> it converts the argument from text to an integer with </w:t>
-      </w:r>
-      <w:proofErr w:type="spellStart"/>
-      <w:proofErr w:type="gramStart"/>
-      <w:r>
-        <w:t>atoi</w:t>
-      </w:r>
-      <w:proofErr w:type="spellEnd"/>
-      <w:r>
-        <w:t>(</w:t>
-      </w:r>
-      <w:proofErr w:type="gramEnd"/>
-      <w:r>
-        <w:t>) (a user-space library function) and makes the system call that asks the kernel to suspend the process for that many timer ticks (in xv6 one tick is about 1/10 of a second). While the process sleeps, the scheduler runs other processes, exactly like the sleeping process observed in /proc in Lab 1.</w:t>
+        <w:t>The program first checks that exactly one argument was given; otherwise it prints a usage message on the standard error (descriptor 2) and exits with status 1. Otherwise it converts the argument from text to an integer with atoi() (a user-space library function) and makes the system call that asks the kernel to suspend the process for that many timer ticks (in xv6 one tick is about 1/10 of a second). While the process sleeps, the scheduler runs other processes, exactly like the sleeping process observed in /proc in Lab 1.</w:t>
       </w:r>
     </w:p>
     <w:p>
@@ -13703,47 +9359,7 @@
           <w:sz w:val="22"/>
           <w:szCs w:val="22"/>
         </w:rPr>
-        <w:t>Figure 4.10. Creating user/</w:t>
-      </w:r>
-      <w:proofErr w:type="spellStart"/>
-      <w:r>
-        <w:rPr>
-          <w:b/>
-          <w:bCs/>
-          <w:sz w:val="22"/>
-          <w:szCs w:val="22"/>
-        </w:rPr>
-        <w:t>sleep.c</w:t>
-      </w:r>
-      <w:proofErr w:type="spellEnd"/>
-      <w:r>
-        <w:rPr>
-          <w:b/>
-          <w:bCs/>
-          <w:sz w:val="22"/>
-          <w:szCs w:val="22"/>
-        </w:rPr>
-        <w:t xml:space="preserve"> with nano; </w:t>
-      </w:r>
-      <w:proofErr w:type="spellStart"/>
-      <w:r>
-        <w:rPr>
-          <w:b/>
-          <w:bCs/>
-          <w:sz w:val="22"/>
-          <w:szCs w:val="22"/>
-        </w:rPr>
-        <w:t>sleep.c</w:t>
-      </w:r>
-      <w:proofErr w:type="spellEnd"/>
-      <w:r>
-        <w:rPr>
-          <w:b/>
-          <w:bCs/>
-          <w:sz w:val="22"/>
-          <w:szCs w:val="22"/>
-        </w:rPr>
-        <w:t xml:space="preserve"> now appears in the user folder</w:t>
+        <w:t>Figure 4.10 – Creating user/sleep.c with nano; sleep.c now appears in the user folder</w:t>
       </w:r>
     </w:p>
     <w:p>
@@ -13753,39 +9369,7 @@
         <w:jc w:val="both"/>
       </w:pPr>
       <w:r>
-        <w:t xml:space="preserve">The listing of the user folder also shows the files produced by the build for every program: the object file </w:t>
-      </w:r>
-      <w:proofErr w:type="gramStart"/>
-      <w:r>
-        <w:t>(.o</w:t>
-      </w:r>
-      <w:proofErr w:type="gramEnd"/>
-      <w:r>
-        <w:t>), the disassembly (.</w:t>
-      </w:r>
-      <w:proofErr w:type="spellStart"/>
-      <w:r>
-        <w:t>asm</w:t>
-      </w:r>
-      <w:proofErr w:type="spellEnd"/>
-      <w:r>
-        <w:t>), the symbol table (.</w:t>
-      </w:r>
-      <w:proofErr w:type="spellStart"/>
-      <w:r>
-        <w:t>sym</w:t>
-      </w:r>
-      <w:proofErr w:type="spellEnd"/>
-      <w:r>
-        <w:t xml:space="preserve">) and the final executable, whose name begins with an underscore (_cat, _ls, _sh...). The underscore distinguishes the RISC-V executables from the source files; </w:t>
-      </w:r>
-      <w:proofErr w:type="spellStart"/>
-      <w:r>
-        <w:t>mkfs</w:t>
-      </w:r>
-      <w:proofErr w:type="spellEnd"/>
-      <w:r>
-        <w:t xml:space="preserve"> removes it when copying the programs into the xv6 disk image.</w:t>
+        <w:t>The listing of the user folder also shows the files produced by the build for every program: the object file (.o), the disassembly (.asm), the symbol table (.sym) and the final executable, whose name begins with an underscore (_cat, _ls, _sh...). The underscore distinguishes the RISC-V executables from the source files; mkfs removes it when copying the programs into the xv6 disk image.</w:t>
       </w:r>
     </w:p>
     <w:p>
@@ -13860,27 +9444,7 @@
           <w:sz w:val="22"/>
           <w:szCs w:val="22"/>
         </w:rPr>
-        <w:t xml:space="preserve">Figure 4.11. The xv6 </w:t>
-      </w:r>
-      <w:proofErr w:type="spellStart"/>
-      <w:r>
-        <w:rPr>
-          <w:b/>
-          <w:bCs/>
-          <w:sz w:val="22"/>
-          <w:szCs w:val="22"/>
-        </w:rPr>
-        <w:t>Makefile</w:t>
-      </w:r>
-      <w:proofErr w:type="spellEnd"/>
-      <w:r>
-        <w:rPr>
-          <w:b/>
-          <w:bCs/>
-          <w:sz w:val="22"/>
-          <w:szCs w:val="22"/>
-        </w:rPr>
-        <w:t xml:space="preserve"> opened in nano: the list of kernel object files</w:t>
+        <w:t>Figure 4.11 – The xv6 Makefile opened in nano: the list of kernel object files</w:t>
       </w:r>
     </w:p>
     <w:p>
@@ -13889,221 +9453,8 @@
         <w:ind w:firstLine="709"/>
         <w:jc w:val="both"/>
       </w:pPr>
-      <w:proofErr w:type="gramStart"/>
-      <w:r>
-        <w:t xml:space="preserve">The </w:t>
-      </w:r>
-      <w:proofErr w:type="spellStart"/>
-      <w:r>
-        <w:t>Makefile</w:t>
-      </w:r>
-      <w:proofErr w:type="spellEnd"/>
-      <w:proofErr w:type="gramEnd"/>
-      <w:r>
-        <w:t xml:space="preserve"> describes how the whole system is built. Its OBJS list shows the modules that make up the kernel: </w:t>
-      </w:r>
-      <w:proofErr w:type="spellStart"/>
-      <w:proofErr w:type="gramStart"/>
-      <w:r>
-        <w:t>entry.o</w:t>
-      </w:r>
-      <w:proofErr w:type="spellEnd"/>
-      <w:proofErr w:type="gramEnd"/>
-      <w:r>
-        <w:t xml:space="preserve"> and </w:t>
-      </w:r>
-      <w:proofErr w:type="spellStart"/>
-      <w:proofErr w:type="gramStart"/>
-      <w:r>
-        <w:t>start.o</w:t>
-      </w:r>
-      <w:proofErr w:type="spellEnd"/>
-      <w:proofErr w:type="gramEnd"/>
-      <w:r>
-        <w:t xml:space="preserve"> (the first code executed at boot), </w:t>
-      </w:r>
-      <w:proofErr w:type="spellStart"/>
-      <w:proofErr w:type="gramStart"/>
-      <w:r>
-        <w:t>console.o</w:t>
-      </w:r>
-      <w:proofErr w:type="spellEnd"/>
-      <w:proofErr w:type="gramEnd"/>
-      <w:r>
-        <w:t xml:space="preserve"> and </w:t>
-      </w:r>
-      <w:proofErr w:type="spellStart"/>
-      <w:proofErr w:type="gramStart"/>
-      <w:r>
-        <w:t>uart.o</w:t>
-      </w:r>
-      <w:proofErr w:type="spellEnd"/>
-      <w:proofErr w:type="gramEnd"/>
-      <w:r>
-        <w:t xml:space="preserve"> (the terminal), </w:t>
-      </w:r>
-      <w:proofErr w:type="spellStart"/>
-      <w:proofErr w:type="gramStart"/>
-      <w:r>
-        <w:t>kalloc.o</w:t>
-      </w:r>
-      <w:proofErr w:type="spellEnd"/>
-      <w:proofErr w:type="gramEnd"/>
-      <w:r>
-        <w:t xml:space="preserve"> and </w:t>
-      </w:r>
-      <w:proofErr w:type="spellStart"/>
-      <w:proofErr w:type="gramStart"/>
-      <w:r>
-        <w:t>vm.o</w:t>
-      </w:r>
-      <w:proofErr w:type="spellEnd"/>
-      <w:proofErr w:type="gramEnd"/>
-      <w:r>
-        <w:t xml:space="preserve"> (memory), </w:t>
-      </w:r>
-      <w:proofErr w:type="spellStart"/>
-      <w:proofErr w:type="gramStart"/>
-      <w:r>
-        <w:t>proc.o</w:t>
-      </w:r>
-      <w:proofErr w:type="spellEnd"/>
-      <w:proofErr w:type="gramEnd"/>
-      <w:r>
-        <w:t xml:space="preserve">, </w:t>
-      </w:r>
-      <w:proofErr w:type="spellStart"/>
-      <w:proofErr w:type="gramStart"/>
-      <w:r>
-        <w:t>swtch.o</w:t>
-      </w:r>
-      <w:proofErr w:type="spellEnd"/>
-      <w:proofErr w:type="gramEnd"/>
-      <w:r>
-        <w:t xml:space="preserve"> and </w:t>
-      </w:r>
-      <w:proofErr w:type="spellStart"/>
-      <w:proofErr w:type="gramStart"/>
-      <w:r>
-        <w:t>trap.o</w:t>
-      </w:r>
-      <w:proofErr w:type="spellEnd"/>
-      <w:proofErr w:type="gramEnd"/>
-      <w:r>
-        <w:t xml:space="preserve"> (processes, context switching and traps), </w:t>
-      </w:r>
-      <w:proofErr w:type="spellStart"/>
-      <w:proofErr w:type="gramStart"/>
-      <w:r>
-        <w:t>syscall.o</w:t>
-      </w:r>
-      <w:proofErr w:type="spellEnd"/>
-      <w:proofErr w:type="gramEnd"/>
-      <w:r>
-        <w:t xml:space="preserve">, </w:t>
-      </w:r>
-      <w:proofErr w:type="spellStart"/>
-      <w:proofErr w:type="gramStart"/>
-      <w:r>
-        <w:t>sysproc.o</w:t>
-      </w:r>
-      <w:proofErr w:type="spellEnd"/>
-      <w:proofErr w:type="gramEnd"/>
-      <w:r>
-        <w:t xml:space="preserve"> and </w:t>
-      </w:r>
-      <w:proofErr w:type="spellStart"/>
-      <w:proofErr w:type="gramStart"/>
-      <w:r>
-        <w:t>sysfile.o</w:t>
-      </w:r>
-      <w:proofErr w:type="spellEnd"/>
-      <w:proofErr w:type="gramEnd"/>
-      <w:r>
-        <w:t xml:space="preserve"> (system calls), </w:t>
-      </w:r>
-      <w:proofErr w:type="spellStart"/>
-      <w:proofErr w:type="gramStart"/>
-      <w:r>
-        <w:t>bio.o</w:t>
-      </w:r>
-      <w:proofErr w:type="spellEnd"/>
-      <w:proofErr w:type="gramEnd"/>
-      <w:r>
-        <w:t xml:space="preserve">, </w:t>
-      </w:r>
-      <w:proofErr w:type="spellStart"/>
-      <w:proofErr w:type="gramStart"/>
-      <w:r>
-        <w:t>fs.o</w:t>
-      </w:r>
-      <w:proofErr w:type="spellEnd"/>
-      <w:proofErr w:type="gramEnd"/>
-      <w:r>
-        <w:t xml:space="preserve">, </w:t>
-      </w:r>
-      <w:proofErr w:type="spellStart"/>
-      <w:proofErr w:type="gramStart"/>
-      <w:r>
-        <w:t>log.o</w:t>
-      </w:r>
-      <w:proofErr w:type="spellEnd"/>
-      <w:proofErr w:type="gramEnd"/>
-      <w:r>
-        <w:t xml:space="preserve"> and </w:t>
-      </w:r>
-      <w:proofErr w:type="spellStart"/>
-      <w:proofErr w:type="gramStart"/>
-      <w:r>
-        <w:t>file.o</w:t>
-      </w:r>
-      <w:proofErr w:type="spellEnd"/>
-      <w:proofErr w:type="gramEnd"/>
-      <w:r>
-        <w:t xml:space="preserve"> (the file system), </w:t>
-      </w:r>
-      <w:proofErr w:type="spellStart"/>
-      <w:proofErr w:type="gramStart"/>
-      <w:r>
-        <w:t>pipe.o</w:t>
-      </w:r>
-      <w:proofErr w:type="spellEnd"/>
-      <w:proofErr w:type="gramEnd"/>
-      <w:r>
-        <w:t xml:space="preserve">, </w:t>
-      </w:r>
-      <w:proofErr w:type="spellStart"/>
-      <w:proofErr w:type="gramStart"/>
-      <w:r>
-        <w:t>exec.o</w:t>
-      </w:r>
-      <w:proofErr w:type="spellEnd"/>
-      <w:proofErr w:type="gramEnd"/>
-      <w:r>
-        <w:t xml:space="preserve">, </w:t>
-      </w:r>
-      <w:proofErr w:type="spellStart"/>
-      <w:proofErr w:type="gramStart"/>
-      <w:r>
-        <w:t>plic.o</w:t>
-      </w:r>
-      <w:proofErr w:type="spellEnd"/>
-      <w:proofErr w:type="gramEnd"/>
-      <w:r>
-        <w:t xml:space="preserve"> (interrupt controller) and </w:t>
-      </w:r>
-      <w:proofErr w:type="spellStart"/>
-      <w:r>
-        <w:t>virtio_</w:t>
-      </w:r>
-      <w:proofErr w:type="gramStart"/>
-      <w:r>
-        <w:t>disk.o</w:t>
-      </w:r>
-      <w:proofErr w:type="spellEnd"/>
-      <w:proofErr w:type="gramEnd"/>
-      <w:r>
-        <w:t xml:space="preserve"> (the disk driver). The TOOLPREFIX variable selects the RISC-V cross-compiler.</w:t>
+      <w:r>
+        <w:t>The Makefile describes how the whole system is built. Its OBJS list shows the modules that make up the kernel: entry.o and start.o (the first code executed at boot), console.o and uart.o (the terminal), kalloc.o and vm.o (memory), proc.o, swtch.o and trap.o (processes, context switching and traps), syscall.o, sysproc.o and sysfile.o (system calls), bio.o, fs.o, log.o and file.o (the file system), pipe.o, exec.o, plic.o (interrupt controller) and virtio_disk.o (the disk driver). The TOOLPREFIX variable selects the RISC-V cross-compiler.</w:t>
       </w:r>
     </w:p>
     <w:p>
@@ -14168,7 +9519,7 @@
           <w:sz w:val="22"/>
           <w:szCs w:val="22"/>
         </w:rPr>
-        <w:t>Figure 4.12. The new entry $U/_sleep added to the UPROGS list</w:t>
+        <w:t>Figure 4.12 – The new entry $U/_sleep added to the UPROGS list</w:t>
       </w:r>
     </w:p>
     <w:p>
@@ -14178,39 +9529,7 @@
         <w:jc w:val="both"/>
       </w:pPr>
       <w:r>
-        <w:t xml:space="preserve">The line $U/_sleep\ was added at the end of the UPROGS list, with the same tab indentation and the trailing backslash that continues the list. UPROGS </w:t>
-      </w:r>
-      <w:proofErr w:type="gramStart"/>
-      <w:r>
-        <w:t>tells make</w:t>
-      </w:r>
-      <w:proofErr w:type="gramEnd"/>
-      <w:r>
-        <w:t xml:space="preserve"> which user programs to compile and which executables </w:t>
-      </w:r>
-      <w:proofErr w:type="spellStart"/>
-      <w:r>
-        <w:t>mkfs</w:t>
-      </w:r>
-      <w:proofErr w:type="spellEnd"/>
-      <w:r>
-        <w:t xml:space="preserve"> must copy into </w:t>
-      </w:r>
-      <w:proofErr w:type="spellStart"/>
-      <w:r>
-        <w:t>fs.img</w:t>
-      </w:r>
-      <w:proofErr w:type="spellEnd"/>
-      <w:r>
-        <w:t xml:space="preserve">, so that sleep becomes a command available at the xv6 prompt. The first edit of the </w:t>
-      </w:r>
-      <w:proofErr w:type="spellStart"/>
-      <w:r>
-        <w:t>Makefile</w:t>
-      </w:r>
-      <w:proofErr w:type="spellEnd"/>
-      <w:r>
-        <w:t xml:space="preserve"> broke the build with "Makefile:155: *** recipe commences before </w:t>
+        <w:t xml:space="preserve">The line $U/_sleep\ was added at the end of the UPROGS list, with the same tab indentation and the trailing backslash that continues the list. UPROGS tells make which user programs to compile and which executables mkfs must copy into fs.img, so that sleep becomes a command available at the xv6 prompt. The first edit of the Makefile broke the build with "Makefile:155: *** recipe commences before </w:t>
       </w:r>
       <w:r>
         <w:lastRenderedPageBreak/>
@@ -14264,1080 +9583,478 @@
           <w:sz w:val="20"/>
           <w:szCs w:val="20"/>
         </w:rPr>
-        <w:t>riscv64-linux-</w:t>
-      </w:r>
-      <w:proofErr w:type="gramStart"/>
-      <w:r>
-        <w:rPr>
-          <w:rFonts w:ascii="Consolas" w:eastAsia="Consolas" w:hAnsi="Consolas" w:cs="Consolas"/>
-          <w:sz w:val="20"/>
-          <w:szCs w:val="20"/>
-        </w:rPr>
-        <w:t>gnu</w:t>
-      </w:r>
-      <w:proofErr w:type="gramEnd"/>
-      <w:r>
-        <w:rPr>
-          <w:rFonts w:ascii="Consolas" w:eastAsia="Consolas" w:hAnsi="Consolas" w:cs="Consolas"/>
-          <w:sz w:val="20"/>
-          <w:szCs w:val="20"/>
-        </w:rPr>
-        <w:t>-gcc ... -c -o user/</w:t>
-      </w:r>
-      <w:proofErr w:type="spellStart"/>
-      <w:proofErr w:type="gramStart"/>
-      <w:r>
-        <w:rPr>
-          <w:rFonts w:ascii="Consolas" w:eastAsia="Consolas" w:hAnsi="Consolas" w:cs="Consolas"/>
-          <w:sz w:val="20"/>
-          <w:szCs w:val="20"/>
-        </w:rPr>
-        <w:t>sleep.o</w:t>
-      </w:r>
-      <w:proofErr w:type="spellEnd"/>
-      <w:proofErr w:type="gramEnd"/>
-      <w:r>
-        <w:rPr>
-          <w:rFonts w:ascii="Consolas" w:eastAsia="Consolas" w:hAnsi="Consolas" w:cs="Consolas"/>
-          <w:sz w:val="20"/>
-          <w:szCs w:val="20"/>
-        </w:rPr>
-        <w:t xml:space="preserve"> user/</w:t>
-      </w:r>
-      <w:proofErr w:type="spellStart"/>
-      <w:r>
-        <w:rPr>
-          <w:rFonts w:ascii="Consolas" w:eastAsia="Consolas" w:hAnsi="Consolas" w:cs="Consolas"/>
-          <w:sz w:val="20"/>
-          <w:szCs w:val="20"/>
+        <w:t>riscv64-linux-gnu-gcc ... -c -o user/sleep.o user/sleep.c</w:t>
+      </w:r>
+    </w:p>
+    <w:p>
+      <w:pPr>
+        <w:keepNext/>
+        <w:keepLines/>
+        <w:pBdr>
+          <w:left w:val="single" w:sz="12" w:space="6" w:color="808080"/>
+        </w:pBdr>
+        <w:shd w:val="clear" w:color="auto" w:fill="F2F2F2"/>
+        <w:spacing w:line="276" w:lineRule="auto"/>
+        <w:ind w:left="360"/>
+      </w:pPr>
+      <w:r>
+        <w:rPr>
+          <w:rFonts w:ascii="Consolas" w:eastAsia="Consolas" w:hAnsi="Consolas" w:cs="Consolas"/>
+          <w:sz w:val="20"/>
+          <w:szCs w:val="20"/>
+        </w:rPr>
+        <w:t>user/sleep.c: In function ‘main’:</w:t>
+      </w:r>
+    </w:p>
+    <w:p>
+      <w:pPr>
+        <w:keepNext/>
+        <w:keepLines/>
+        <w:pBdr>
+          <w:left w:val="single" w:sz="12" w:space="6" w:color="808080"/>
+        </w:pBdr>
+        <w:shd w:val="clear" w:color="auto" w:fill="F2F2F2"/>
+        <w:spacing w:line="276" w:lineRule="auto"/>
+        <w:ind w:left="360"/>
+      </w:pPr>
+      <w:r>
+        <w:rPr>
+          <w:rFonts w:ascii="Consolas" w:eastAsia="Consolas" w:hAnsi="Consolas" w:cs="Consolas"/>
+          <w:sz w:val="20"/>
+          <w:szCs w:val="20"/>
+        </w:rPr>
+        <w:t>user/sleep.c:11:3: error: implicit declaration of function ‘sleep’</w:t>
+      </w:r>
+    </w:p>
+    <w:p>
+      <w:pPr>
+        <w:keepNext/>
+        <w:keepLines/>
+        <w:pBdr>
+          <w:left w:val="single" w:sz="12" w:space="6" w:color="808080"/>
+        </w:pBdr>
+        <w:shd w:val="clear" w:color="auto" w:fill="F2F2F2"/>
+        <w:spacing w:line="276" w:lineRule="auto"/>
+        <w:ind w:left="360"/>
+      </w:pPr>
+      <w:r>
+        <w:rPr>
+          <w:rFonts w:ascii="Consolas" w:eastAsia="Consolas" w:hAnsi="Consolas" w:cs="Consolas"/>
+          <w:sz w:val="20"/>
+          <w:szCs w:val="20"/>
+        </w:rPr>
+        <w:t xml:space="preserve">   11 |   sleep(atoi(argv[1]));</w:t>
+      </w:r>
+    </w:p>
+    <w:p>
+      <w:pPr>
+        <w:keepNext/>
+        <w:keepLines/>
+        <w:pBdr>
+          <w:left w:val="single" w:sz="12" w:space="6" w:color="808080"/>
+        </w:pBdr>
+        <w:shd w:val="clear" w:color="auto" w:fill="F2F2F2"/>
+        <w:spacing w:line="276" w:lineRule="auto"/>
+        <w:ind w:left="360"/>
+      </w:pPr>
+      <w:r>
+        <w:rPr>
+          <w:rFonts w:ascii="Consolas" w:eastAsia="Consolas" w:hAnsi="Consolas" w:cs="Consolas"/>
+          <w:sz w:val="20"/>
+          <w:szCs w:val="20"/>
+        </w:rPr>
+        <w:t xml:space="preserve">      |   ^~~~~</w:t>
+      </w:r>
+    </w:p>
+    <w:p>
+      <w:pPr>
+        <w:keepLines/>
+        <w:pBdr>
+          <w:left w:val="single" w:sz="12" w:space="6" w:color="808080"/>
+        </w:pBdr>
+        <w:shd w:val="clear" w:color="auto" w:fill="F2F2F2"/>
+        <w:spacing w:after="120" w:line="276" w:lineRule="auto"/>
+        <w:ind w:left="360"/>
+      </w:pPr>
+      <w:r>
+        <w:rPr>
+          <w:rFonts w:ascii="Consolas" w:eastAsia="Consolas" w:hAnsi="Consolas" w:cs="Consolas"/>
+          <w:sz w:val="20"/>
+          <w:szCs w:val="20"/>
+        </w:rPr>
+        <w:t>make: *** [&lt;builtin&gt;: user/sleep.o] Error 1</w:t>
+      </w:r>
+    </w:p>
+    <w:p>
+      <w:pPr>
+        <w:spacing w:line="360" w:lineRule="auto"/>
+        <w:ind w:firstLine="709"/>
+        <w:jc w:val="both"/>
+      </w:pPr>
+      <w:r>
+        <w:t xml:space="preserve">The compiler does not know any function called sleep(). The list of system calls in user/user.h (Figure 4.8) explains why: in the current version of xv6-riscv the sleep system call is exposed to user programs under the name </w:t>
+      </w:r>
+      <w:r>
+        <w:rPr>
+          <w:b/>
+          <w:bCs/>
+        </w:rPr>
+        <w:t>pause(int)</w:t>
+      </w:r>
+      <w:r>
+        <w:t>, and there is no sleep() declaration. Because xv6 is compiled with -Wall -Werror, the missing declaration is treated as an error rather than a warning. The code given in the laboratory task was written for an older xv6 version, so in this version the call has to be changed to pause():</w:t>
+      </w:r>
+    </w:p>
+    <w:p>
+      <w:pPr>
+        <w:keepNext/>
+        <w:keepLines/>
+        <w:pBdr>
+          <w:left w:val="single" w:sz="12" w:space="6" w:color="808080"/>
+        </w:pBdr>
+        <w:shd w:val="clear" w:color="auto" w:fill="F2F2F2"/>
+        <w:spacing w:before="120" w:line="276" w:lineRule="auto"/>
+        <w:ind w:left="360"/>
+      </w:pPr>
+      <w:r>
+        <w:rPr>
+          <w:rFonts w:ascii="Consolas" w:eastAsia="Consolas" w:hAnsi="Consolas" w:cs="Consolas"/>
+          <w:sz w:val="20"/>
+          <w:szCs w:val="20"/>
+        </w:rPr>
+        <w:t>#include "kernel/types.h"</w:t>
+      </w:r>
+    </w:p>
+    <w:p>
+      <w:pPr>
+        <w:keepNext/>
+        <w:keepLines/>
+        <w:pBdr>
+          <w:left w:val="single" w:sz="12" w:space="6" w:color="808080"/>
+        </w:pBdr>
+        <w:shd w:val="clear" w:color="auto" w:fill="F2F2F2"/>
+        <w:spacing w:line="276" w:lineRule="auto"/>
+        <w:ind w:left="360"/>
+      </w:pPr>
+      <w:r>
+        <w:rPr>
+          <w:rFonts w:ascii="Consolas" w:eastAsia="Consolas" w:hAnsi="Consolas" w:cs="Consolas"/>
+          <w:sz w:val="20"/>
+          <w:szCs w:val="20"/>
+        </w:rPr>
+        <w:t>#include "user/user.h"</w:t>
+      </w:r>
+    </w:p>
+    <w:p>
+      <w:pPr>
+        <w:keepNext/>
+        <w:keepLines/>
+        <w:pBdr>
+          <w:left w:val="single" w:sz="12" w:space="6" w:color="808080"/>
+        </w:pBdr>
+        <w:shd w:val="clear" w:color="auto" w:fill="F2F2F2"/>
+        <w:spacing w:line="276" w:lineRule="auto"/>
+        <w:ind w:left="360"/>
+      </w:pPr>
+    </w:p>
+    <w:p>
+      <w:pPr>
+        <w:keepNext/>
+        <w:keepLines/>
+        <w:pBdr>
+          <w:left w:val="single" w:sz="12" w:space="6" w:color="808080"/>
+        </w:pBdr>
+        <w:shd w:val="clear" w:color="auto" w:fill="F2F2F2"/>
+        <w:spacing w:line="276" w:lineRule="auto"/>
+        <w:ind w:left="360"/>
+      </w:pPr>
+      <w:r>
+        <w:rPr>
+          <w:rFonts w:ascii="Consolas" w:eastAsia="Consolas" w:hAnsi="Consolas" w:cs="Consolas"/>
+          <w:sz w:val="20"/>
+          <w:szCs w:val="20"/>
+        </w:rPr>
+        <w:t>int</w:t>
+      </w:r>
+    </w:p>
+    <w:p>
+      <w:pPr>
+        <w:keepNext/>
+        <w:keepLines/>
+        <w:pBdr>
+          <w:left w:val="single" w:sz="12" w:space="6" w:color="808080"/>
+        </w:pBdr>
+        <w:shd w:val="clear" w:color="auto" w:fill="F2F2F2"/>
+        <w:spacing w:line="276" w:lineRule="auto"/>
+        <w:ind w:left="360"/>
+      </w:pPr>
+      <w:r>
+        <w:rPr>
+          <w:rFonts w:ascii="Consolas" w:eastAsia="Consolas" w:hAnsi="Consolas" w:cs="Consolas"/>
+          <w:sz w:val="20"/>
+          <w:szCs w:val="20"/>
+        </w:rPr>
+        <w:t>main(int argc, char *argv[])</w:t>
+      </w:r>
+    </w:p>
+    <w:p>
+      <w:pPr>
+        <w:keepNext/>
+        <w:keepLines/>
+        <w:pBdr>
+          <w:left w:val="single" w:sz="12" w:space="6" w:color="808080"/>
+        </w:pBdr>
+        <w:shd w:val="clear" w:color="auto" w:fill="F2F2F2"/>
+        <w:spacing w:line="276" w:lineRule="auto"/>
+        <w:ind w:left="360"/>
+      </w:pPr>
+      <w:r>
+        <w:rPr>
+          <w:rFonts w:ascii="Consolas" w:eastAsia="Consolas" w:hAnsi="Consolas" w:cs="Consolas"/>
+          <w:sz w:val="20"/>
+          <w:szCs w:val="20"/>
+        </w:rPr>
+        <w:t>{</w:t>
+      </w:r>
+    </w:p>
+    <w:p>
+      <w:pPr>
+        <w:keepNext/>
+        <w:keepLines/>
+        <w:pBdr>
+          <w:left w:val="single" w:sz="12" w:space="6" w:color="808080"/>
+        </w:pBdr>
+        <w:shd w:val="clear" w:color="auto" w:fill="F2F2F2"/>
+        <w:spacing w:line="276" w:lineRule="auto"/>
+        <w:ind w:left="360"/>
+      </w:pPr>
+      <w:r>
+        <w:rPr>
+          <w:rFonts w:ascii="Consolas" w:eastAsia="Consolas" w:hAnsi="Consolas" w:cs="Consolas"/>
+          <w:sz w:val="20"/>
+          <w:szCs w:val="20"/>
+        </w:rPr>
+        <w:t xml:space="preserve">  if(argc != 2){</w:t>
+      </w:r>
+    </w:p>
+    <w:p>
+      <w:pPr>
+        <w:keepNext/>
+        <w:keepLines/>
+        <w:pBdr>
+          <w:left w:val="single" w:sz="12" w:space="6" w:color="808080"/>
+        </w:pBdr>
+        <w:shd w:val="clear" w:color="auto" w:fill="F2F2F2"/>
+        <w:spacing w:line="276" w:lineRule="auto"/>
+        <w:ind w:left="360"/>
+      </w:pPr>
+      <w:r>
+        <w:rPr>
+          <w:rFonts w:ascii="Consolas" w:eastAsia="Consolas" w:hAnsi="Consolas" w:cs="Consolas"/>
+          <w:sz w:val="20"/>
+          <w:szCs w:val="20"/>
+        </w:rPr>
+        <w:t xml:space="preserve">    fprintf(2, "usage: sleep &lt;ticks&gt;\n");</w:t>
+      </w:r>
+    </w:p>
+    <w:p>
+      <w:pPr>
+        <w:keepNext/>
+        <w:keepLines/>
+        <w:pBdr>
+          <w:left w:val="single" w:sz="12" w:space="6" w:color="808080"/>
+        </w:pBdr>
+        <w:shd w:val="clear" w:color="auto" w:fill="F2F2F2"/>
+        <w:spacing w:line="276" w:lineRule="auto"/>
+        <w:ind w:left="360"/>
+      </w:pPr>
+      <w:r>
+        <w:rPr>
+          <w:rFonts w:ascii="Consolas" w:eastAsia="Consolas" w:hAnsi="Consolas" w:cs="Consolas"/>
+          <w:sz w:val="20"/>
+          <w:szCs w:val="20"/>
+        </w:rPr>
+        <w:t xml:space="preserve">    exit(1);</w:t>
+      </w:r>
+    </w:p>
+    <w:p>
+      <w:pPr>
+        <w:keepNext/>
+        <w:keepLines/>
+        <w:pBdr>
+          <w:left w:val="single" w:sz="12" w:space="6" w:color="808080"/>
+        </w:pBdr>
+        <w:shd w:val="clear" w:color="auto" w:fill="F2F2F2"/>
+        <w:spacing w:line="276" w:lineRule="auto"/>
+        <w:ind w:left="360"/>
+      </w:pPr>
+      <w:r>
+        <w:rPr>
+          <w:rFonts w:ascii="Consolas" w:eastAsia="Consolas" w:hAnsi="Consolas" w:cs="Consolas"/>
+          <w:sz w:val="20"/>
+          <w:szCs w:val="20"/>
+        </w:rPr>
+        <w:t xml:space="preserve">  }</w:t>
+      </w:r>
+    </w:p>
+    <w:p>
+      <w:pPr>
+        <w:keepNext/>
+        <w:keepLines/>
+        <w:pBdr>
+          <w:left w:val="single" w:sz="12" w:space="6" w:color="808080"/>
+        </w:pBdr>
+        <w:shd w:val="clear" w:color="auto" w:fill="F2F2F2"/>
+        <w:spacing w:line="276" w:lineRule="auto"/>
+        <w:ind w:left="360"/>
+      </w:pPr>
+      <w:r>
+        <w:rPr>
+          <w:rFonts w:ascii="Consolas" w:eastAsia="Consolas" w:hAnsi="Consolas" w:cs="Consolas"/>
+          <w:sz w:val="20"/>
+          <w:szCs w:val="20"/>
+        </w:rPr>
+        <w:t xml:space="preserve">  pause(atoi(argv[1]));   // the sleep system call (named pause in this xv6)</w:t>
+      </w:r>
+    </w:p>
+    <w:p>
+      <w:pPr>
+        <w:keepNext/>
+        <w:keepLines/>
+        <w:pBdr>
+          <w:left w:val="single" w:sz="12" w:space="6" w:color="808080"/>
+        </w:pBdr>
+        <w:shd w:val="clear" w:color="auto" w:fill="F2F2F2"/>
+        <w:spacing w:line="276" w:lineRule="auto"/>
+        <w:ind w:left="360"/>
+      </w:pPr>
+      <w:r>
+        <w:rPr>
+          <w:rFonts w:ascii="Consolas" w:eastAsia="Consolas" w:hAnsi="Consolas" w:cs="Consolas"/>
+          <w:sz w:val="20"/>
+          <w:szCs w:val="20"/>
+        </w:rPr>
+        <w:t xml:space="preserve">  exit(0);</w:t>
+      </w:r>
+    </w:p>
+    <w:p>
+      <w:pPr>
+        <w:keepLines/>
+        <w:pBdr>
+          <w:left w:val="single" w:sz="12" w:space="6" w:color="808080"/>
+        </w:pBdr>
+        <w:shd w:val="clear" w:color="auto" w:fill="F2F2F2"/>
+        <w:spacing w:after="120" w:line="276" w:lineRule="auto"/>
+        <w:ind w:left="360"/>
+      </w:pPr>
+      <w:r>
+        <w:rPr>
+          <w:rFonts w:ascii="Consolas" w:eastAsia="Consolas" w:hAnsi="Consolas" w:cs="Consolas"/>
+          <w:sz w:val="20"/>
+          <w:szCs w:val="20"/>
+        </w:rPr>
+        <w:t>}</w:t>
+      </w:r>
+    </w:p>
+    <w:p>
+      <w:pPr>
+        <w:spacing w:line="360" w:lineRule="auto"/>
+        <w:ind w:firstLine="709"/>
+        <w:jc w:val="both"/>
+      </w:pPr>
+      <w:r>
+        <w:t>This error is a good illustration of the idea of Part 3: the name a user program uses must match exactly the interface that the kernel exports through user.h and the system-call stubs. The kernel side still implements the same operation (suspending the calling process for a number of timer ticks); only the user-level name changed.</w:t>
+      </w:r>
+    </w:p>
+    <w:p>
+      <w:pPr>
+        <w:keepNext/>
+        <w:keepLines/>
+        <w:pBdr>
+          <w:left w:val="single" w:sz="12" w:space="6" w:color="808080"/>
+        </w:pBdr>
+        <w:shd w:val="clear" w:color="auto" w:fill="F2F2F2"/>
+        <w:spacing w:before="120" w:line="276" w:lineRule="auto"/>
+        <w:ind w:left="360"/>
+      </w:pPr>
+      <w:r>
+        <w:rPr>
+          <w:rFonts w:ascii="Consolas" w:eastAsia="Consolas" w:hAnsi="Consolas" w:cs="Consolas"/>
+          <w:sz w:val="20"/>
+          <w:szCs w:val="20"/>
+        </w:rPr>
+        <w:t>make qemu</w:t>
+      </w:r>
+    </w:p>
+    <w:p>
+      <w:pPr>
+        <w:keepNext/>
+        <w:keepLines/>
+        <w:pBdr>
+          <w:left w:val="single" w:sz="12" w:space="6" w:color="808080"/>
+        </w:pBdr>
+        <w:shd w:val="clear" w:color="auto" w:fill="F2F2F2"/>
+        <w:spacing w:line="276" w:lineRule="auto"/>
+        <w:ind w:left="360"/>
+      </w:pPr>
+      <w:r>
+        <w:rPr>
+          <w:rFonts w:ascii="Consolas" w:eastAsia="Consolas" w:hAnsi="Consolas" w:cs="Consolas"/>
+          <w:sz w:val="20"/>
+          <w:szCs w:val="20"/>
+        </w:rPr>
+        <w:t>$ sleep 10     # pauses for 10 ticks, then the prompt returns</w:t>
+      </w:r>
+    </w:p>
+    <w:p>
+      <w:pPr>
+        <w:keepLines/>
+        <w:pBdr>
+          <w:left w:val="single" w:sz="12" w:space="6" w:color="808080"/>
+        </w:pBdr>
+        <w:shd w:val="clear" w:color="auto" w:fill="F2F2F2"/>
+        <w:spacing w:after="120" w:line="276" w:lineRule="auto"/>
+        <w:ind w:left="360"/>
+      </w:pPr>
+      <w:r>
+        <w:rPr>
+          <w:rFonts w:ascii="Consolas" w:eastAsia="Consolas" w:hAnsi="Consolas" w:cs="Consolas"/>
+          <w:sz w:val="20"/>
+          <w:szCs w:val="20"/>
+        </w:rPr>
+        <w:t>$ sleep        # prints: usage: sleep &lt;ticks&gt;</w:t>
+      </w:r>
+    </w:p>
+    <w:p>
+      <w:pPr>
+        <w:spacing w:line="360" w:lineRule="auto"/>
+        <w:ind w:firstLine="709"/>
+        <w:jc w:val="both"/>
+      </w:pPr>
+      <w:r>
+        <w:t xml:space="preserve">With the corrected call, </w:t>
+      </w:r>
+      <w:r>
+        <w:rPr>
+          <w:rFonts w:ascii="Consolas" w:eastAsia="Consolas" w:hAnsi="Consolas" w:cs="Consolas"/>
+          <w:sz w:val="22"/>
+          <w:szCs w:val="22"/>
+        </w:rPr>
+        <w:t>sleep 10</w:t>
+      </w:r>
+      <w:r>
+        <w:t xml:space="preserve"> inside xv6 suspends the process for 10 ticks (about one second) before the $ prompt returns, and </w:t>
+      </w:r>
+      <w:r>
+        <w:rPr>
+          <w:rFonts w:ascii="Consolas" w:eastAsia="Consolas" w:hAnsi="Consolas" w:cs="Consolas"/>
+          <w:sz w:val="22"/>
+          <w:szCs w:val="22"/>
         </w:rPr>
         <w:t>sleep</w:t>
       </w:r>
-      <w:proofErr w:type="gramStart"/>
-      <w:r>
-        <w:rPr>
-          <w:rFonts w:ascii="Consolas" w:eastAsia="Consolas" w:hAnsi="Consolas" w:cs="Consolas"/>
-          <w:sz w:val="20"/>
-          <w:szCs w:val="20"/>
-        </w:rPr>
-        <w:t>.c</w:t>
-      </w:r>
-      <w:proofErr w:type="spellEnd"/>
-      <w:proofErr w:type="gramEnd"/>
-    </w:p>
-    <w:p>
-      <w:pPr>
-        <w:keepNext/>
-        <w:keepLines/>
-        <w:pBdr>
-          <w:left w:val="single" w:sz="12" w:space="6" w:color="808080"/>
-        </w:pBdr>
-        <w:shd w:val="clear" w:color="auto" w:fill="F2F2F2"/>
-        <w:spacing w:line="276" w:lineRule="auto"/>
-        <w:ind w:left="360"/>
-      </w:pPr>
-      <w:r>
-        <w:rPr>
-          <w:rFonts w:ascii="Consolas" w:eastAsia="Consolas" w:hAnsi="Consolas" w:cs="Consolas"/>
-          <w:sz w:val="20"/>
-          <w:szCs w:val="20"/>
-        </w:rPr>
-        <w:t>user/</w:t>
-      </w:r>
-      <w:proofErr w:type="spellStart"/>
-      <w:r>
-        <w:rPr>
-          <w:rFonts w:ascii="Consolas" w:eastAsia="Consolas" w:hAnsi="Consolas" w:cs="Consolas"/>
-          <w:sz w:val="20"/>
-          <w:szCs w:val="20"/>
-        </w:rPr>
-        <w:t>sleep.c</w:t>
-      </w:r>
-      <w:proofErr w:type="spellEnd"/>
-      <w:r>
-        <w:rPr>
-          <w:rFonts w:ascii="Consolas" w:eastAsia="Consolas" w:hAnsi="Consolas" w:cs="Consolas"/>
-          <w:sz w:val="20"/>
-          <w:szCs w:val="20"/>
-        </w:rPr>
-        <w:t>: In function ‘main’:</w:t>
-      </w:r>
-    </w:p>
-    <w:p>
-      <w:pPr>
-        <w:keepNext/>
-        <w:keepLines/>
-        <w:pBdr>
-          <w:left w:val="single" w:sz="12" w:space="6" w:color="808080"/>
-        </w:pBdr>
-        <w:shd w:val="clear" w:color="auto" w:fill="F2F2F2"/>
-        <w:spacing w:line="276" w:lineRule="auto"/>
-        <w:ind w:left="360"/>
-      </w:pPr>
-      <w:r>
-        <w:rPr>
-          <w:rFonts w:ascii="Consolas" w:eastAsia="Consolas" w:hAnsi="Consolas" w:cs="Consolas"/>
-          <w:sz w:val="20"/>
-          <w:szCs w:val="20"/>
-        </w:rPr>
-        <w:t>user/sleep.c:11:3: error: implicit declaration of function ‘sleep’</w:t>
-      </w:r>
-    </w:p>
-    <w:p>
-      <w:pPr>
-        <w:keepNext/>
-        <w:keepLines/>
-        <w:pBdr>
-          <w:left w:val="single" w:sz="12" w:space="6" w:color="808080"/>
-        </w:pBdr>
-        <w:shd w:val="clear" w:color="auto" w:fill="F2F2F2"/>
-        <w:spacing w:line="276" w:lineRule="auto"/>
-        <w:ind w:left="360"/>
-      </w:pPr>
-      <w:r>
-        <w:rPr>
-          <w:rFonts w:ascii="Consolas" w:eastAsia="Consolas" w:hAnsi="Consolas" w:cs="Consolas"/>
-          <w:sz w:val="20"/>
-          <w:szCs w:val="20"/>
-        </w:rPr>
-        <w:t xml:space="preserve">   11 |   sleep(</w:t>
-      </w:r>
-      <w:proofErr w:type="spellStart"/>
-      <w:r>
-        <w:rPr>
-          <w:rFonts w:ascii="Consolas" w:eastAsia="Consolas" w:hAnsi="Consolas" w:cs="Consolas"/>
-          <w:sz w:val="20"/>
-          <w:szCs w:val="20"/>
-        </w:rPr>
-        <w:t>atoi</w:t>
-      </w:r>
-      <w:proofErr w:type="spellEnd"/>
-      <w:r>
-        <w:rPr>
-          <w:rFonts w:ascii="Consolas" w:eastAsia="Consolas" w:hAnsi="Consolas" w:cs="Consolas"/>
-          <w:sz w:val="20"/>
-          <w:szCs w:val="20"/>
-        </w:rPr>
-        <w:t>(</w:t>
-      </w:r>
-      <w:proofErr w:type="spellStart"/>
-      <w:proofErr w:type="gramStart"/>
-      <w:r>
-        <w:rPr>
-          <w:rFonts w:ascii="Consolas" w:eastAsia="Consolas" w:hAnsi="Consolas" w:cs="Consolas"/>
-          <w:sz w:val="20"/>
-          <w:szCs w:val="20"/>
-        </w:rPr>
-        <w:t>argv</w:t>
-      </w:r>
-      <w:proofErr w:type="spellEnd"/>
-      <w:r>
-        <w:rPr>
-          <w:rFonts w:ascii="Consolas" w:eastAsia="Consolas" w:hAnsi="Consolas" w:cs="Consolas"/>
-          <w:sz w:val="20"/>
-          <w:szCs w:val="20"/>
-        </w:rPr>
-        <w:t>[</w:t>
-      </w:r>
-      <w:proofErr w:type="gramEnd"/>
-      <w:r>
-        <w:rPr>
-          <w:rFonts w:ascii="Consolas" w:eastAsia="Consolas" w:hAnsi="Consolas" w:cs="Consolas"/>
-          <w:sz w:val="20"/>
-          <w:szCs w:val="20"/>
-        </w:rPr>
-        <w:t>1]));</w:t>
-      </w:r>
-    </w:p>
-    <w:p>
-      <w:pPr>
-        <w:keepNext/>
-        <w:keepLines/>
-        <w:pBdr>
-          <w:left w:val="single" w:sz="12" w:space="6" w:color="808080"/>
-        </w:pBdr>
-        <w:shd w:val="clear" w:color="auto" w:fill="F2F2F2"/>
-        <w:spacing w:line="276" w:lineRule="auto"/>
-        <w:ind w:left="360"/>
-      </w:pPr>
-      <w:r>
-        <w:rPr>
-          <w:rFonts w:ascii="Consolas" w:eastAsia="Consolas" w:hAnsi="Consolas" w:cs="Consolas"/>
-          <w:sz w:val="20"/>
-          <w:szCs w:val="20"/>
-        </w:rPr>
-        <w:t xml:space="preserve">      |   ^~~~~</w:t>
-      </w:r>
-    </w:p>
-    <w:p>
-      <w:pPr>
-        <w:keepLines/>
-        <w:pBdr>
-          <w:left w:val="single" w:sz="12" w:space="6" w:color="808080"/>
-        </w:pBdr>
-        <w:shd w:val="clear" w:color="auto" w:fill="F2F2F2"/>
-        <w:spacing w:after="120" w:line="276" w:lineRule="auto"/>
-        <w:ind w:left="360"/>
-      </w:pPr>
-      <w:r>
-        <w:rPr>
-          <w:rFonts w:ascii="Consolas" w:eastAsia="Consolas" w:hAnsi="Consolas" w:cs="Consolas"/>
-          <w:sz w:val="20"/>
-          <w:szCs w:val="20"/>
-        </w:rPr>
-        <w:t>make: *** [&lt;</w:t>
-      </w:r>
-      <w:proofErr w:type="spellStart"/>
-      <w:r>
-        <w:rPr>
-          <w:rFonts w:ascii="Consolas" w:eastAsia="Consolas" w:hAnsi="Consolas" w:cs="Consolas"/>
-          <w:sz w:val="20"/>
-          <w:szCs w:val="20"/>
-        </w:rPr>
-        <w:t>builtin</w:t>
-      </w:r>
-      <w:proofErr w:type="spellEnd"/>
-      <w:r>
-        <w:rPr>
-          <w:rFonts w:ascii="Consolas" w:eastAsia="Consolas" w:hAnsi="Consolas" w:cs="Consolas"/>
-          <w:sz w:val="20"/>
-          <w:szCs w:val="20"/>
-        </w:rPr>
-        <w:t>&gt;: user/</w:t>
-      </w:r>
-      <w:proofErr w:type="spellStart"/>
-      <w:proofErr w:type="gramStart"/>
-      <w:r>
-        <w:rPr>
-          <w:rFonts w:ascii="Consolas" w:eastAsia="Consolas" w:hAnsi="Consolas" w:cs="Consolas"/>
-          <w:sz w:val="20"/>
-          <w:szCs w:val="20"/>
-        </w:rPr>
-        <w:t>sleep.o</w:t>
-      </w:r>
-      <w:proofErr w:type="spellEnd"/>
-      <w:proofErr w:type="gramEnd"/>
-      <w:r>
-        <w:rPr>
-          <w:rFonts w:ascii="Consolas" w:eastAsia="Consolas" w:hAnsi="Consolas" w:cs="Consolas"/>
-          <w:sz w:val="20"/>
-          <w:szCs w:val="20"/>
-        </w:rPr>
-        <w:t>] Error 1</w:t>
-      </w:r>
-    </w:p>
-    <w:p>
-      <w:pPr>
-        <w:spacing w:line="360" w:lineRule="auto"/>
-        <w:ind w:firstLine="709"/>
-        <w:jc w:val="both"/>
-      </w:pPr>
-      <w:r>
-        <w:t xml:space="preserve">The compiler does not know any function called </w:t>
-      </w:r>
-      <w:proofErr w:type="gramStart"/>
-      <w:r>
-        <w:t>sleep(</w:t>
-      </w:r>
-      <w:proofErr w:type="gramEnd"/>
-      <w:r>
-        <w:t>). The list of system calls in user/</w:t>
-      </w:r>
-      <w:proofErr w:type="spellStart"/>
-      <w:r>
-        <w:t>user.h</w:t>
-      </w:r>
-      <w:proofErr w:type="spellEnd"/>
-      <w:r>
-        <w:t xml:space="preserve"> (Figure 4.8) explains why: in the current version of xv6-riscv the sleep system call is exposed to user programs under the name </w:t>
-      </w:r>
-      <w:r>
-        <w:rPr>
-          <w:b/>
-          <w:bCs/>
-        </w:rPr>
-        <w:t>pause(int)</w:t>
-      </w:r>
-      <w:r>
-        <w:t xml:space="preserve">, and there is no </w:t>
-      </w:r>
-      <w:proofErr w:type="gramStart"/>
-      <w:r>
-        <w:t>sleep(</w:t>
-      </w:r>
-      <w:proofErr w:type="gramEnd"/>
-      <w:r>
-        <w:t>) declaration. Because xv6 is compiled with -Wall -</w:t>
-      </w:r>
-      <w:proofErr w:type="spellStart"/>
-      <w:r>
-        <w:t>Werror</w:t>
-      </w:r>
-      <w:proofErr w:type="spellEnd"/>
-      <w:r>
-        <w:t xml:space="preserve">, the missing declaration is treated as an error rather than a warning. The code given in the laboratory task was written for an older xv6 version, so in this version the call </w:t>
-      </w:r>
-      <w:proofErr w:type="gramStart"/>
-      <w:r>
-        <w:t>has to</w:t>
-      </w:r>
-      <w:proofErr w:type="gramEnd"/>
-      <w:r>
-        <w:t xml:space="preserve"> be changed to </w:t>
-      </w:r>
-      <w:proofErr w:type="gramStart"/>
-      <w:r>
-        <w:t>pause(</w:t>
-      </w:r>
-      <w:proofErr w:type="gramEnd"/>
-      <w:r>
-        <w:t>):</w:t>
-      </w:r>
-    </w:p>
-    <w:p>
-      <w:pPr>
-        <w:keepNext/>
-        <w:keepLines/>
-        <w:pBdr>
-          <w:left w:val="single" w:sz="12" w:space="6" w:color="808080"/>
-        </w:pBdr>
-        <w:shd w:val="clear" w:color="auto" w:fill="F2F2F2"/>
-        <w:spacing w:before="120" w:line="276" w:lineRule="auto"/>
-        <w:ind w:left="360"/>
-      </w:pPr>
-      <w:proofErr w:type="gramStart"/>
-      <w:r>
-        <w:rPr>
-          <w:rFonts w:ascii="Consolas" w:eastAsia="Consolas" w:hAnsi="Consolas" w:cs="Consolas"/>
-          <w:sz w:val="20"/>
-          <w:szCs w:val="20"/>
-        </w:rPr>
-        <w:t>#include</w:t>
-      </w:r>
-      <w:proofErr w:type="gramEnd"/>
-      <w:r>
-        <w:rPr>
-          <w:rFonts w:ascii="Consolas" w:eastAsia="Consolas" w:hAnsi="Consolas" w:cs="Consolas"/>
-          <w:sz w:val="20"/>
-          <w:szCs w:val="20"/>
-        </w:rPr>
-        <w:t xml:space="preserve"> "kernel/</w:t>
-      </w:r>
-      <w:proofErr w:type="spellStart"/>
-      <w:r>
-        <w:rPr>
-          <w:rFonts w:ascii="Consolas" w:eastAsia="Consolas" w:hAnsi="Consolas" w:cs="Consolas"/>
-          <w:sz w:val="20"/>
-          <w:szCs w:val="20"/>
-        </w:rPr>
-        <w:t>types</w:t>
-      </w:r>
-      <w:proofErr w:type="gramStart"/>
-      <w:r>
-        <w:rPr>
-          <w:rFonts w:ascii="Consolas" w:eastAsia="Consolas" w:hAnsi="Consolas" w:cs="Consolas"/>
-          <w:sz w:val="20"/>
-          <w:szCs w:val="20"/>
-        </w:rPr>
-        <w:t>.h</w:t>
-      </w:r>
-      <w:proofErr w:type="spellEnd"/>
-      <w:proofErr w:type="gramEnd"/>
-      <w:r>
-        <w:rPr>
-          <w:rFonts w:ascii="Consolas" w:eastAsia="Consolas" w:hAnsi="Consolas" w:cs="Consolas"/>
-          <w:sz w:val="20"/>
-          <w:szCs w:val="20"/>
-        </w:rPr>
-        <w:t>"</w:t>
-      </w:r>
-    </w:p>
-    <w:p>
-      <w:pPr>
-        <w:keepNext/>
-        <w:keepLines/>
-        <w:pBdr>
-          <w:left w:val="single" w:sz="12" w:space="6" w:color="808080"/>
-        </w:pBdr>
-        <w:shd w:val="clear" w:color="auto" w:fill="F2F2F2"/>
-        <w:spacing w:line="276" w:lineRule="auto"/>
-        <w:ind w:left="360"/>
-      </w:pPr>
-      <w:r>
-        <w:rPr>
-          <w:rFonts w:ascii="Consolas" w:eastAsia="Consolas" w:hAnsi="Consolas" w:cs="Consolas"/>
-          <w:sz w:val="20"/>
-          <w:szCs w:val="20"/>
-        </w:rPr>
-        <w:t>#include "user/</w:t>
-      </w:r>
-      <w:proofErr w:type="spellStart"/>
-      <w:r>
-        <w:rPr>
-          <w:rFonts w:ascii="Consolas" w:eastAsia="Consolas" w:hAnsi="Consolas" w:cs="Consolas"/>
-          <w:sz w:val="20"/>
-          <w:szCs w:val="20"/>
-        </w:rPr>
-        <w:t>user</w:t>
-      </w:r>
-      <w:proofErr w:type="gramStart"/>
-      <w:r>
-        <w:rPr>
-          <w:rFonts w:ascii="Consolas" w:eastAsia="Consolas" w:hAnsi="Consolas" w:cs="Consolas"/>
-          <w:sz w:val="20"/>
-          <w:szCs w:val="20"/>
-        </w:rPr>
-        <w:t>.h</w:t>
-      </w:r>
-      <w:proofErr w:type="spellEnd"/>
-      <w:proofErr w:type="gramEnd"/>
-      <w:r>
-        <w:rPr>
-          <w:rFonts w:ascii="Consolas" w:eastAsia="Consolas" w:hAnsi="Consolas" w:cs="Consolas"/>
-          <w:sz w:val="20"/>
-          <w:szCs w:val="20"/>
-        </w:rPr>
-        <w:t>"</w:t>
-      </w:r>
-    </w:p>
-    <w:p>
-      <w:pPr>
-        <w:keepNext/>
-        <w:keepLines/>
-        <w:pBdr>
-          <w:left w:val="single" w:sz="12" w:space="6" w:color="808080"/>
-        </w:pBdr>
-        <w:shd w:val="clear" w:color="auto" w:fill="F2F2F2"/>
-        <w:spacing w:line="276" w:lineRule="auto"/>
-        <w:ind w:left="360"/>
-      </w:pPr>
-    </w:p>
-    <w:p>
-      <w:pPr>
-        <w:keepNext/>
-        <w:keepLines/>
-        <w:pBdr>
-          <w:left w:val="single" w:sz="12" w:space="6" w:color="808080"/>
-        </w:pBdr>
-        <w:shd w:val="clear" w:color="auto" w:fill="F2F2F2"/>
-        <w:spacing w:line="276" w:lineRule="auto"/>
-        <w:ind w:left="360"/>
-      </w:pPr>
-      <w:r>
-        <w:rPr>
-          <w:rFonts w:ascii="Consolas" w:eastAsia="Consolas" w:hAnsi="Consolas" w:cs="Consolas"/>
-          <w:sz w:val="20"/>
-          <w:szCs w:val="20"/>
-        </w:rPr>
-        <w:t>int</w:t>
-      </w:r>
-    </w:p>
-    <w:p>
-      <w:pPr>
-        <w:keepNext/>
-        <w:keepLines/>
-        <w:pBdr>
-          <w:left w:val="single" w:sz="12" w:space="6" w:color="808080"/>
-        </w:pBdr>
-        <w:shd w:val="clear" w:color="auto" w:fill="F2F2F2"/>
-        <w:spacing w:line="276" w:lineRule="auto"/>
-        <w:ind w:left="360"/>
-      </w:pPr>
-      <w:proofErr w:type="gramStart"/>
-      <w:r>
-        <w:rPr>
-          <w:rFonts w:ascii="Consolas" w:eastAsia="Consolas" w:hAnsi="Consolas" w:cs="Consolas"/>
-          <w:sz w:val="20"/>
-          <w:szCs w:val="20"/>
-        </w:rPr>
-        <w:t>main(</w:t>
-      </w:r>
-      <w:proofErr w:type="gramEnd"/>
-      <w:r>
-        <w:rPr>
-          <w:rFonts w:ascii="Consolas" w:eastAsia="Consolas" w:hAnsi="Consolas" w:cs="Consolas"/>
-          <w:sz w:val="20"/>
-          <w:szCs w:val="20"/>
-        </w:rPr>
-        <w:t xml:space="preserve">int </w:t>
-      </w:r>
-      <w:proofErr w:type="spellStart"/>
-      <w:r>
-        <w:rPr>
-          <w:rFonts w:ascii="Consolas" w:eastAsia="Consolas" w:hAnsi="Consolas" w:cs="Consolas"/>
-          <w:sz w:val="20"/>
-          <w:szCs w:val="20"/>
-        </w:rPr>
-        <w:t>argc</w:t>
-      </w:r>
-      <w:proofErr w:type="spellEnd"/>
-      <w:r>
-        <w:rPr>
-          <w:rFonts w:ascii="Consolas" w:eastAsia="Consolas" w:hAnsi="Consolas" w:cs="Consolas"/>
-          <w:sz w:val="20"/>
-          <w:szCs w:val="20"/>
-        </w:rPr>
-        <w:t>, char *</w:t>
-      </w:r>
-      <w:proofErr w:type="spellStart"/>
-      <w:proofErr w:type="gramStart"/>
-      <w:r>
-        <w:rPr>
-          <w:rFonts w:ascii="Consolas" w:eastAsia="Consolas" w:hAnsi="Consolas" w:cs="Consolas"/>
-          <w:sz w:val="20"/>
-          <w:szCs w:val="20"/>
-        </w:rPr>
-        <w:t>argv</w:t>
-      </w:r>
-      <w:proofErr w:type="spellEnd"/>
-      <w:r>
-        <w:rPr>
-          <w:rFonts w:ascii="Consolas" w:eastAsia="Consolas" w:hAnsi="Consolas" w:cs="Consolas"/>
-          <w:sz w:val="20"/>
-          <w:szCs w:val="20"/>
-        </w:rPr>
-        <w:t>[</w:t>
-      </w:r>
-      <w:proofErr w:type="gramEnd"/>
-      <w:r>
-        <w:rPr>
-          <w:rFonts w:ascii="Consolas" w:eastAsia="Consolas" w:hAnsi="Consolas" w:cs="Consolas"/>
-          <w:sz w:val="20"/>
-          <w:szCs w:val="20"/>
-        </w:rPr>
-        <w:t>])</w:t>
-      </w:r>
-    </w:p>
-    <w:p>
-      <w:pPr>
-        <w:keepNext/>
-        <w:keepLines/>
-        <w:pBdr>
-          <w:left w:val="single" w:sz="12" w:space="6" w:color="808080"/>
-        </w:pBdr>
-        <w:shd w:val="clear" w:color="auto" w:fill="F2F2F2"/>
-        <w:spacing w:line="276" w:lineRule="auto"/>
-        <w:ind w:left="360"/>
-      </w:pPr>
-      <w:r>
-        <w:rPr>
-          <w:rFonts w:ascii="Consolas" w:eastAsia="Consolas" w:hAnsi="Consolas" w:cs="Consolas"/>
-          <w:sz w:val="20"/>
-          <w:szCs w:val="20"/>
-        </w:rPr>
-        <w:t>{</w:t>
-      </w:r>
-    </w:p>
-    <w:p>
-      <w:pPr>
-        <w:keepNext/>
-        <w:keepLines/>
-        <w:pBdr>
-          <w:left w:val="single" w:sz="12" w:space="6" w:color="808080"/>
-        </w:pBdr>
-        <w:shd w:val="clear" w:color="auto" w:fill="F2F2F2"/>
-        <w:spacing w:line="276" w:lineRule="auto"/>
-        <w:ind w:left="360"/>
-      </w:pPr>
-      <w:r>
-        <w:rPr>
-          <w:rFonts w:ascii="Consolas" w:eastAsia="Consolas" w:hAnsi="Consolas" w:cs="Consolas"/>
-          <w:sz w:val="20"/>
-          <w:szCs w:val="20"/>
-        </w:rPr>
-        <w:t xml:space="preserve">  </w:t>
-      </w:r>
-      <w:proofErr w:type="gramStart"/>
-      <w:r>
-        <w:rPr>
-          <w:rFonts w:ascii="Consolas" w:eastAsia="Consolas" w:hAnsi="Consolas" w:cs="Consolas"/>
-          <w:sz w:val="20"/>
-          <w:szCs w:val="20"/>
-        </w:rPr>
-        <w:t>if(</w:t>
-      </w:r>
-      <w:proofErr w:type="spellStart"/>
-      <w:r>
-        <w:rPr>
-          <w:rFonts w:ascii="Consolas" w:eastAsia="Consolas" w:hAnsi="Consolas" w:cs="Consolas"/>
-          <w:sz w:val="20"/>
-          <w:szCs w:val="20"/>
-        </w:rPr>
-        <w:t>argc</w:t>
-      </w:r>
-      <w:proofErr w:type="spellEnd"/>
-      <w:r>
-        <w:rPr>
-          <w:rFonts w:ascii="Consolas" w:eastAsia="Consolas" w:hAnsi="Consolas" w:cs="Consolas"/>
-          <w:sz w:val="20"/>
-          <w:szCs w:val="20"/>
-        </w:rPr>
-        <w:t xml:space="preserve"> !</w:t>
-      </w:r>
-      <w:proofErr w:type="gramEnd"/>
-      <w:r>
-        <w:rPr>
-          <w:rFonts w:ascii="Consolas" w:eastAsia="Consolas" w:hAnsi="Consolas" w:cs="Consolas"/>
-          <w:sz w:val="20"/>
-          <w:szCs w:val="20"/>
-        </w:rPr>
-        <w:t xml:space="preserve">= </w:t>
-      </w:r>
-      <w:proofErr w:type="gramStart"/>
-      <w:r>
-        <w:rPr>
-          <w:rFonts w:ascii="Consolas" w:eastAsia="Consolas" w:hAnsi="Consolas" w:cs="Consolas"/>
-          <w:sz w:val="20"/>
-          <w:szCs w:val="20"/>
-        </w:rPr>
-        <w:t>2){</w:t>
-      </w:r>
-      <w:proofErr w:type="gramEnd"/>
-    </w:p>
-    <w:p>
-      <w:pPr>
-        <w:keepNext/>
-        <w:keepLines/>
-        <w:pBdr>
-          <w:left w:val="single" w:sz="12" w:space="6" w:color="808080"/>
-        </w:pBdr>
-        <w:shd w:val="clear" w:color="auto" w:fill="F2F2F2"/>
-        <w:spacing w:line="276" w:lineRule="auto"/>
-        <w:ind w:left="360"/>
-      </w:pPr>
-      <w:r>
-        <w:rPr>
-          <w:rFonts w:ascii="Consolas" w:eastAsia="Consolas" w:hAnsi="Consolas" w:cs="Consolas"/>
-          <w:sz w:val="20"/>
-          <w:szCs w:val="20"/>
-        </w:rPr>
-        <w:t xml:space="preserve">    </w:t>
-      </w:r>
-      <w:proofErr w:type="spellStart"/>
-      <w:proofErr w:type="gramStart"/>
-      <w:r>
-        <w:rPr>
-          <w:rFonts w:ascii="Consolas" w:eastAsia="Consolas" w:hAnsi="Consolas" w:cs="Consolas"/>
-          <w:sz w:val="20"/>
-          <w:szCs w:val="20"/>
-        </w:rPr>
-        <w:t>fprintf</w:t>
-      </w:r>
-      <w:proofErr w:type="spellEnd"/>
-      <w:r>
-        <w:rPr>
-          <w:rFonts w:ascii="Consolas" w:eastAsia="Consolas" w:hAnsi="Consolas" w:cs="Consolas"/>
-          <w:sz w:val="20"/>
-          <w:szCs w:val="20"/>
-        </w:rPr>
-        <w:t>(</w:t>
-      </w:r>
-      <w:proofErr w:type="gramEnd"/>
-      <w:r>
-        <w:rPr>
-          <w:rFonts w:ascii="Consolas" w:eastAsia="Consolas" w:hAnsi="Consolas" w:cs="Consolas"/>
-          <w:sz w:val="20"/>
-          <w:szCs w:val="20"/>
-        </w:rPr>
-        <w:t>2, "usage: sleep &lt;ticks&gt;\n");</w:t>
-      </w:r>
-    </w:p>
-    <w:p>
-      <w:pPr>
-        <w:keepNext/>
-        <w:keepLines/>
-        <w:pBdr>
-          <w:left w:val="single" w:sz="12" w:space="6" w:color="808080"/>
-        </w:pBdr>
-        <w:shd w:val="clear" w:color="auto" w:fill="F2F2F2"/>
-        <w:spacing w:line="276" w:lineRule="auto"/>
-        <w:ind w:left="360"/>
-      </w:pPr>
-      <w:r>
-        <w:rPr>
-          <w:rFonts w:ascii="Consolas" w:eastAsia="Consolas" w:hAnsi="Consolas" w:cs="Consolas"/>
-          <w:sz w:val="20"/>
-          <w:szCs w:val="20"/>
-        </w:rPr>
-        <w:t xml:space="preserve">    </w:t>
-      </w:r>
-      <w:proofErr w:type="gramStart"/>
-      <w:r>
-        <w:rPr>
-          <w:rFonts w:ascii="Consolas" w:eastAsia="Consolas" w:hAnsi="Consolas" w:cs="Consolas"/>
-          <w:sz w:val="20"/>
-          <w:szCs w:val="20"/>
-        </w:rPr>
-        <w:t>exit(</w:t>
-      </w:r>
-      <w:proofErr w:type="gramEnd"/>
-      <w:r>
-        <w:rPr>
-          <w:rFonts w:ascii="Consolas" w:eastAsia="Consolas" w:hAnsi="Consolas" w:cs="Consolas"/>
-          <w:sz w:val="20"/>
-          <w:szCs w:val="20"/>
-        </w:rPr>
-        <w:t>1);</w:t>
-      </w:r>
-    </w:p>
-    <w:p>
-      <w:pPr>
-        <w:keepNext/>
-        <w:keepLines/>
-        <w:pBdr>
-          <w:left w:val="single" w:sz="12" w:space="6" w:color="808080"/>
-        </w:pBdr>
-        <w:shd w:val="clear" w:color="auto" w:fill="F2F2F2"/>
-        <w:spacing w:line="276" w:lineRule="auto"/>
-        <w:ind w:left="360"/>
-      </w:pPr>
-      <w:r>
-        <w:rPr>
-          <w:rFonts w:ascii="Consolas" w:eastAsia="Consolas" w:hAnsi="Consolas" w:cs="Consolas"/>
-          <w:sz w:val="20"/>
-          <w:szCs w:val="20"/>
-        </w:rPr>
-        <w:t xml:space="preserve">  }</w:t>
-      </w:r>
-    </w:p>
-    <w:p>
-      <w:pPr>
-        <w:keepNext/>
-        <w:keepLines/>
-        <w:pBdr>
-          <w:left w:val="single" w:sz="12" w:space="6" w:color="808080"/>
-        </w:pBdr>
-        <w:shd w:val="clear" w:color="auto" w:fill="F2F2F2"/>
-        <w:spacing w:line="276" w:lineRule="auto"/>
-        <w:ind w:left="360"/>
-      </w:pPr>
-      <w:r>
-        <w:rPr>
-          <w:rFonts w:ascii="Consolas" w:eastAsia="Consolas" w:hAnsi="Consolas" w:cs="Consolas"/>
-          <w:sz w:val="20"/>
-          <w:szCs w:val="20"/>
-        </w:rPr>
-        <w:t xml:space="preserve">  pause(</w:t>
-      </w:r>
-      <w:proofErr w:type="spellStart"/>
-      <w:r>
-        <w:rPr>
-          <w:rFonts w:ascii="Consolas" w:eastAsia="Consolas" w:hAnsi="Consolas" w:cs="Consolas"/>
-          <w:sz w:val="20"/>
-          <w:szCs w:val="20"/>
-        </w:rPr>
-        <w:t>atoi</w:t>
-      </w:r>
-      <w:proofErr w:type="spellEnd"/>
-      <w:r>
-        <w:rPr>
-          <w:rFonts w:ascii="Consolas" w:eastAsia="Consolas" w:hAnsi="Consolas" w:cs="Consolas"/>
-          <w:sz w:val="20"/>
-          <w:szCs w:val="20"/>
-        </w:rPr>
-        <w:t>(</w:t>
-      </w:r>
-      <w:proofErr w:type="spellStart"/>
-      <w:proofErr w:type="gramStart"/>
-      <w:r>
-        <w:rPr>
-          <w:rFonts w:ascii="Consolas" w:eastAsia="Consolas" w:hAnsi="Consolas" w:cs="Consolas"/>
-          <w:sz w:val="20"/>
-          <w:szCs w:val="20"/>
-        </w:rPr>
-        <w:t>argv</w:t>
-      </w:r>
-      <w:proofErr w:type="spellEnd"/>
-      <w:r>
-        <w:rPr>
-          <w:rFonts w:ascii="Consolas" w:eastAsia="Consolas" w:hAnsi="Consolas" w:cs="Consolas"/>
-          <w:sz w:val="20"/>
-          <w:szCs w:val="20"/>
-        </w:rPr>
-        <w:t>[</w:t>
-      </w:r>
-      <w:proofErr w:type="gramEnd"/>
-      <w:r>
-        <w:rPr>
-          <w:rFonts w:ascii="Consolas" w:eastAsia="Consolas" w:hAnsi="Consolas" w:cs="Consolas"/>
-          <w:sz w:val="20"/>
-          <w:szCs w:val="20"/>
-        </w:rPr>
-        <w:t>1])</w:t>
-      </w:r>
-      <w:proofErr w:type="gramStart"/>
-      <w:r>
-        <w:rPr>
-          <w:rFonts w:ascii="Consolas" w:eastAsia="Consolas" w:hAnsi="Consolas" w:cs="Consolas"/>
-          <w:sz w:val="20"/>
-          <w:szCs w:val="20"/>
-        </w:rPr>
-        <w:t xml:space="preserve">);   </w:t>
-      </w:r>
-      <w:proofErr w:type="gramEnd"/>
-      <w:r>
-        <w:rPr>
-          <w:rFonts w:ascii="Consolas" w:eastAsia="Consolas" w:hAnsi="Consolas" w:cs="Consolas"/>
-          <w:sz w:val="20"/>
-          <w:szCs w:val="20"/>
-        </w:rPr>
-        <w:t>// the sleep system call (named pause in this xv6)</w:t>
-      </w:r>
-    </w:p>
-    <w:p>
-      <w:pPr>
-        <w:keepNext/>
-        <w:keepLines/>
-        <w:pBdr>
-          <w:left w:val="single" w:sz="12" w:space="6" w:color="808080"/>
-        </w:pBdr>
-        <w:shd w:val="clear" w:color="auto" w:fill="F2F2F2"/>
-        <w:spacing w:line="276" w:lineRule="auto"/>
-        <w:ind w:left="360"/>
-      </w:pPr>
-      <w:r>
-        <w:rPr>
-          <w:rFonts w:ascii="Consolas" w:eastAsia="Consolas" w:hAnsi="Consolas" w:cs="Consolas"/>
-          <w:sz w:val="20"/>
-          <w:szCs w:val="20"/>
-        </w:rPr>
-        <w:t xml:space="preserve">  </w:t>
-      </w:r>
-      <w:proofErr w:type="gramStart"/>
-      <w:r>
-        <w:rPr>
-          <w:rFonts w:ascii="Consolas" w:eastAsia="Consolas" w:hAnsi="Consolas" w:cs="Consolas"/>
-          <w:sz w:val="20"/>
-          <w:szCs w:val="20"/>
-        </w:rPr>
-        <w:t>exit(</w:t>
-      </w:r>
-      <w:proofErr w:type="gramEnd"/>
-      <w:r>
-        <w:rPr>
-          <w:rFonts w:ascii="Consolas" w:eastAsia="Consolas" w:hAnsi="Consolas" w:cs="Consolas"/>
-          <w:sz w:val="20"/>
-          <w:szCs w:val="20"/>
-        </w:rPr>
-        <w:t>0);</w:t>
-      </w:r>
-    </w:p>
-    <w:p>
-      <w:pPr>
-        <w:keepLines/>
-        <w:pBdr>
-          <w:left w:val="single" w:sz="12" w:space="6" w:color="808080"/>
-        </w:pBdr>
-        <w:shd w:val="clear" w:color="auto" w:fill="F2F2F2"/>
-        <w:spacing w:after="120" w:line="276" w:lineRule="auto"/>
-        <w:ind w:left="360"/>
-      </w:pPr>
-      <w:r>
-        <w:rPr>
-          <w:rFonts w:ascii="Consolas" w:eastAsia="Consolas" w:hAnsi="Consolas" w:cs="Consolas"/>
-          <w:sz w:val="20"/>
-          <w:szCs w:val="20"/>
-        </w:rPr>
-        <w:t>}</w:t>
-      </w:r>
-    </w:p>
-    <w:p>
-      <w:pPr>
-        <w:spacing w:line="360" w:lineRule="auto"/>
-        <w:ind w:firstLine="709"/>
-        <w:jc w:val="both"/>
-      </w:pPr>
-      <w:r>
-        <w:t xml:space="preserve">This error is a good illustration of the idea of Part 3: the name a user program uses must match exactly the interface that the kernel exports through </w:t>
-      </w:r>
-      <w:proofErr w:type="spellStart"/>
-      <w:r>
-        <w:t>user.h</w:t>
-      </w:r>
-      <w:proofErr w:type="spellEnd"/>
-      <w:r>
-        <w:t xml:space="preserve"> and the system-call stubs. The </w:t>
-      </w:r>
-      <w:proofErr w:type="gramStart"/>
-      <w:r>
-        <w:t>kernel side</w:t>
-      </w:r>
-      <w:proofErr w:type="gramEnd"/>
-      <w:r>
-        <w:t xml:space="preserve"> still implements the same operation (suspending the calling process for </w:t>
-      </w:r>
-      <w:proofErr w:type="gramStart"/>
-      <w:r>
-        <w:t>a number of</w:t>
-      </w:r>
-      <w:proofErr w:type="gramEnd"/>
-      <w:r>
-        <w:t xml:space="preserve"> timer ticks); only the user-level name changed.</w:t>
-      </w:r>
-    </w:p>
-    <w:p>
-      <w:pPr>
-        <w:keepNext/>
-        <w:keepLines/>
-        <w:pBdr>
-          <w:left w:val="single" w:sz="12" w:space="6" w:color="808080"/>
-        </w:pBdr>
-        <w:shd w:val="clear" w:color="auto" w:fill="F2F2F2"/>
-        <w:spacing w:before="120" w:line="276" w:lineRule="auto"/>
-        <w:ind w:left="360"/>
-      </w:pPr>
-      <w:r>
-        <w:rPr>
-          <w:rFonts w:ascii="Consolas" w:eastAsia="Consolas" w:hAnsi="Consolas" w:cs="Consolas"/>
-          <w:sz w:val="20"/>
-          <w:szCs w:val="20"/>
-        </w:rPr>
-        <w:t xml:space="preserve">make </w:t>
-      </w:r>
-      <w:proofErr w:type="spellStart"/>
-      <w:r>
-        <w:rPr>
-          <w:rFonts w:ascii="Consolas" w:eastAsia="Consolas" w:hAnsi="Consolas" w:cs="Consolas"/>
-          <w:sz w:val="20"/>
-          <w:szCs w:val="20"/>
-        </w:rPr>
-        <w:t>qemu</w:t>
-      </w:r>
-      <w:proofErr w:type="spellEnd"/>
-    </w:p>
-    <w:p>
-      <w:pPr>
-        <w:keepNext/>
-        <w:keepLines/>
-        <w:pBdr>
-          <w:left w:val="single" w:sz="12" w:space="6" w:color="808080"/>
-        </w:pBdr>
-        <w:shd w:val="clear" w:color="auto" w:fill="F2F2F2"/>
-        <w:spacing w:line="276" w:lineRule="auto"/>
-        <w:ind w:left="360"/>
-      </w:pPr>
-      <w:r>
-        <w:rPr>
-          <w:rFonts w:ascii="Consolas" w:eastAsia="Consolas" w:hAnsi="Consolas" w:cs="Consolas"/>
-          <w:sz w:val="20"/>
-          <w:szCs w:val="20"/>
-        </w:rPr>
-        <w:t>$ sleep 10     # should pause about one second, then return to the prompt</w:t>
-      </w:r>
-    </w:p>
-    <w:p>
-      <w:pPr>
-        <w:keepLines/>
-        <w:pBdr>
-          <w:left w:val="single" w:sz="12" w:space="6" w:color="808080"/>
-        </w:pBdr>
-        <w:shd w:val="clear" w:color="auto" w:fill="F2F2F2"/>
-        <w:spacing w:after="120" w:line="276" w:lineRule="auto"/>
-        <w:ind w:left="360"/>
-      </w:pPr>
-      <w:r>
-        <w:rPr>
-          <w:rFonts w:ascii="Consolas" w:eastAsia="Consolas" w:hAnsi="Consolas" w:cs="Consolas"/>
-          <w:sz w:val="20"/>
-          <w:szCs w:val="20"/>
-        </w:rPr>
-        <w:t xml:space="preserve">$ sleep        # should </w:t>
-      </w:r>
-      <w:proofErr w:type="gramStart"/>
-      <w:r>
-        <w:rPr>
-          <w:rFonts w:ascii="Consolas" w:eastAsia="Consolas" w:hAnsi="Consolas" w:cs="Consolas"/>
-          <w:sz w:val="20"/>
-          <w:szCs w:val="20"/>
-        </w:rPr>
-        <w:t>print:</w:t>
-      </w:r>
-      <w:proofErr w:type="gramEnd"/>
-      <w:r>
-        <w:rPr>
-          <w:rFonts w:ascii="Consolas" w:eastAsia="Consolas" w:hAnsi="Consolas" w:cs="Consolas"/>
-          <w:sz w:val="20"/>
-          <w:szCs w:val="20"/>
-        </w:rPr>
-        <w:t xml:space="preserve"> usage: sleep &lt;ticks&gt;</w:t>
-      </w:r>
-    </w:p>
-    <w:p>
-      <w:pPr>
-        <w:spacing w:before="120" w:after="200"/>
-        <w:jc w:val="center"/>
-      </w:pPr>
-      <w:r>
-        <w:rPr>
-          <w:i/>
-          <w:iCs/>
-          <w:highlight w:val="yellow"/>
-        </w:rPr>
-        <w:t xml:space="preserve">[Screenshot </w:t>
-      </w:r>
-      <w:proofErr w:type="gramStart"/>
-      <w:r>
-        <w:rPr>
-          <w:i/>
-          <w:iCs/>
-          <w:highlight w:val="yellow"/>
-        </w:rPr>
-        <w:t>pending:</w:t>
-      </w:r>
-      <w:proofErr w:type="gramEnd"/>
-      <w:r>
-        <w:rPr>
-          <w:i/>
-          <w:iCs/>
-          <w:highlight w:val="yellow"/>
-        </w:rPr>
-        <w:t xml:space="preserve"> make </w:t>
-      </w:r>
-      <w:proofErr w:type="spellStart"/>
-      <w:r>
-        <w:rPr>
-          <w:i/>
-          <w:iCs/>
-          <w:highlight w:val="yellow"/>
-        </w:rPr>
-        <w:t>qemu</w:t>
-      </w:r>
-      <w:proofErr w:type="spellEnd"/>
-      <w:r>
-        <w:rPr>
-          <w:i/>
-          <w:iCs/>
-          <w:highlight w:val="yellow"/>
-        </w:rPr>
-        <w:t xml:space="preserve"> with the corrected </w:t>
-      </w:r>
-      <w:proofErr w:type="spellStart"/>
-      <w:r>
-        <w:rPr>
-          <w:i/>
-          <w:iCs/>
-          <w:highlight w:val="yellow"/>
-        </w:rPr>
-        <w:t>sleep.c</w:t>
-      </w:r>
-      <w:proofErr w:type="spellEnd"/>
-      <w:r>
-        <w:rPr>
-          <w:i/>
-          <w:iCs/>
-          <w:highlight w:val="yellow"/>
-        </w:rPr>
-        <w:t>, then "sleep 10" and "sleep" at the xv6 $ prompt]</w:t>
-      </w:r>
-    </w:p>
-    <w:p>
-      <w:pPr>
-        <w:spacing w:line="360" w:lineRule="auto"/>
-        <w:ind w:firstLine="709"/>
-        <w:jc w:val="both"/>
-      </w:pPr>
-      <w:r>
-        <w:t xml:space="preserve">With the corrected call, </w:t>
+      <w:r>
+        <w:t xml:space="preserve"> without an argument prints the usage message. Note that the test must be run at the xv6 prompt inside QEMU: typing </w:t>
       </w:r>
       <w:r>
         <w:rPr>
@@ -15348,41 +10065,7 @@
         <w:t>sleep 10</w:t>
       </w:r>
       <w:r>
-        <w:t xml:space="preserve"> inside xv6 suspends the process for 10 ticks (about one second) before the $ prompt returns, and </w:t>
-      </w:r>
-      <w:r>
-        <w:rPr>
-          <w:rFonts w:ascii="Consolas" w:eastAsia="Consolas" w:hAnsi="Consolas" w:cs="Consolas"/>
-          <w:sz w:val="22"/>
-          <w:szCs w:val="22"/>
-        </w:rPr>
-        <w:t>sleep</w:t>
-      </w:r>
-      <w:r>
-        <w:t xml:space="preserve"> without an argument prints the usage message. Note that the test </w:t>
-      </w:r>
-      <w:r>
-        <w:lastRenderedPageBreak/>
-        <w:t xml:space="preserve">must be run at the xv6 prompt inside QEMU: typing </w:t>
-      </w:r>
-      <w:r>
-        <w:rPr>
-          <w:rFonts w:ascii="Consolas" w:eastAsia="Consolas" w:hAnsi="Consolas" w:cs="Consolas"/>
-          <w:sz w:val="22"/>
-          <w:szCs w:val="22"/>
-        </w:rPr>
-        <w:t>sleep 10</w:t>
-      </w:r>
-      <w:r>
-        <w:t xml:space="preserve"> in the Linux terminal runs Linux's own /</w:t>
-      </w:r>
-      <w:proofErr w:type="spellStart"/>
-      <w:r>
-        <w:t>usr</w:t>
-      </w:r>
-      <w:proofErr w:type="spellEnd"/>
-      <w:r>
-        <w:t>/bin/sleep, which pauses for 10 seconds and says nothing about the xv6 program.</w:t>
+        <w:t xml:space="preserve"> in the Linux terminal runs Linux's own /usr/bin/sleep, which pauses for 10 seconds and says nothing about the xv6 program.</w:t>
       </w:r>
     </w:p>
     <w:p>
@@ -15403,21 +10086,8 @@
         <w:ind w:firstLine="709"/>
         <w:jc w:val="both"/>
       </w:pPr>
-      <w:proofErr w:type="gramStart"/>
-      <w:r>
-        <w:t>These two laboratory</w:t>
-      </w:r>
-      <w:proofErr w:type="gramEnd"/>
-      <w:r>
-        <w:t xml:space="preserve"> works introduced the operating system from the outside and from the inside. In the first one, a real Linux kernel running under WSL2 was observed through the command line, and each of the four classic management functions could be seen directly: the file system as a single tree with owners and permission bits, the process table with </w:t>
-      </w:r>
-      <w:proofErr w:type="spellStart"/>
-      <w:r>
-        <w:t>systemd</w:t>
-      </w:r>
-      <w:proofErr w:type="spellEnd"/>
-      <w:r>
-        <w:t xml:space="preserve"> as PID 1 at its root, the division of 7.7 GiB of RAM into used, cached and available memory together with a 2 GiB swap disk, and the device layer that exposes disks and terminals as files in /dev and processes as directories in /proc.</w:t>
+      <w:r>
+        <w:t>These two laboratory works introduced the operating system from the outside and from the inside. In the first one, a real Linux kernel running under WSL2 was observed through the command line, and each of the four classic management functions could be seen directly: the file system as a single tree with owners and permission bits, the process table with systemd as PID 1 at its root, the division of 7.7 GiB of RAM into used, cached and available memory together with a 2 GiB swap disk, and the device layer that exposes disks and terminals as files in /dev and processes as directories in /proc.</w:t>
       </w:r>
     </w:p>
     <w:p>
@@ -15437,71 +10107,7 @@
         <w:jc w:val="both"/>
       </w:pPr>
       <w:r>
-        <w:t xml:space="preserve">In the second laboratory the teaching operating system xv6 was compiled from source with a RISC-V cross-compiler and booted in QEMU on an emulated three-core machine. Its programs felt immediately familiar: ls, cat, grep, </w:t>
-      </w:r>
-      <w:proofErr w:type="spellStart"/>
-      <w:r>
-        <w:t>wc</w:t>
-      </w:r>
-      <w:proofErr w:type="spellEnd"/>
-      <w:r>
-        <w:t xml:space="preserve"> and even pipes work as on Linux, and the console appears as a device file, just like in Lab 1. Reading the source made visible what Linux had kept hidden: user programs such as </w:t>
-      </w:r>
-      <w:proofErr w:type="spellStart"/>
-      <w:r>
-        <w:t>cat.c</w:t>
-      </w:r>
-      <w:proofErr w:type="spellEnd"/>
-      <w:r>
-        <w:t xml:space="preserve"> only prepare requests, while the kernel code in kernel/</w:t>
-      </w:r>
-      <w:proofErr w:type="spellStart"/>
-      <w:r>
-        <w:t>sysfile.c</w:t>
-      </w:r>
-      <w:proofErr w:type="spellEnd"/>
-      <w:r>
-        <w:t xml:space="preserve"> (</w:t>
-      </w:r>
-      <w:proofErr w:type="spellStart"/>
-      <w:r>
-        <w:t>sys_read</w:t>
-      </w:r>
-      <w:proofErr w:type="spellEnd"/>
-      <w:r>
-        <w:t xml:space="preserve"> on line 69, </w:t>
-      </w:r>
-      <w:proofErr w:type="spellStart"/>
-      <w:r>
-        <w:t>sys_write</w:t>
-      </w:r>
-      <w:proofErr w:type="spellEnd"/>
-      <w:r>
-        <w:t xml:space="preserve"> on line 83) carries them out. Installing the toolchain on a fresh system (make, the RISC-V cross-compiler and the RISC-V QEMU) showed what building an OS </w:t>
-      </w:r>
-      <w:proofErr w:type="gramStart"/>
-      <w:r>
-        <w:t>actually requires</w:t>
-      </w:r>
-      <w:proofErr w:type="gramEnd"/>
-      <w:r>
-        <w:t>. Finally, writing user/</w:t>
-      </w:r>
-      <w:proofErr w:type="spellStart"/>
-      <w:r>
-        <w:t>sleep.c</w:t>
-      </w:r>
-      <w:proofErr w:type="spellEnd"/>
-      <w:r>
-        <w:t xml:space="preserve"> showed the full path from a user program, through a system call, into a kernel we built ourselves; the compilation error caused by the sleep call, which this xv6 version exposes as </w:t>
-      </w:r>
-      <w:proofErr w:type="gramStart"/>
-      <w:r>
-        <w:t>pause(</w:t>
-      </w:r>
-      <w:proofErr w:type="gramEnd"/>
-      <w:r>
-        <w:t>), was a direct lesson that user programs can use only the exact interface the kernel exports.</w:t>
+        <w:t>In the second laboratory the teaching operating system xv6 was compiled from source with a RISC-V cross-compiler and booted in QEMU on an emulated three-core machine. Its programs felt immediately familiar: ls, cat, grep, wc and even pipes work as on Linux, and the console appears as a device file, just like in Lab 1. Reading the source made visible what Linux had kept hidden: user programs such as cat.c only prepare requests, while the kernel code in kernel/sysfile.c (sys_read on line 69, sys_write on line 83) carries them out. Installing the toolchain on a fresh system (make, the RISC-V cross-compiler and the RISC-V QEMU) showed what building an OS actually requires. Finally, writing user/sleep.c showed the full path from a user program, through a system call, into a kernel we built ourselves; the compilation error caused by the sleep call, which this xv6 version exposes as pause(), was a direct lesson that user programs can use only the exact interface the kernel exports.</w:t>
       </w:r>
     </w:p>
     <w:p>
@@ -15592,13 +10198,8 @@
         <w:spacing w:line="360" w:lineRule="auto"/>
         <w:jc w:val="both"/>
       </w:pPr>
-      <w:proofErr w:type="spellStart"/>
-      <w:r>
-        <w:t>Kerrisk</w:t>
-      </w:r>
-      <w:proofErr w:type="spellEnd"/>
-      <w:r>
-        <w:t>, M. (2010). The Linux Programming Interface. No Starch Press.</w:t>
+      <w:r>
+        <w:t>Kerrisk, M. (2010). The Linux Programming Interface. No Starch Press.</w:t>
       </w:r>
     </w:p>
     <w:p>
@@ -15612,78 +10213,7 @@
         <w:jc w:val="both"/>
       </w:pPr>
       <w:r>
-        <w:t xml:space="preserve">The Linux man-pages project. </w:t>
-      </w:r>
-      <w:proofErr w:type="gramStart"/>
-      <w:r>
-        <w:t>proc(</w:t>
-      </w:r>
-      <w:proofErr w:type="gramEnd"/>
-      <w:r>
-        <w:t xml:space="preserve">5), </w:t>
-      </w:r>
-      <w:proofErr w:type="spellStart"/>
-      <w:proofErr w:type="gramStart"/>
-      <w:r>
-        <w:t>ps</w:t>
-      </w:r>
-      <w:proofErr w:type="spellEnd"/>
-      <w:r>
-        <w:t>(</w:t>
-      </w:r>
-      <w:proofErr w:type="gramEnd"/>
-      <w:r>
-        <w:t xml:space="preserve">1), </w:t>
-      </w:r>
-      <w:proofErr w:type="gramStart"/>
-      <w:r>
-        <w:t>top(</w:t>
-      </w:r>
-      <w:proofErr w:type="gramEnd"/>
-      <w:r>
-        <w:t xml:space="preserve">1), </w:t>
-      </w:r>
-      <w:proofErr w:type="spellStart"/>
-      <w:proofErr w:type="gramStart"/>
-      <w:r>
-        <w:t>chmod</w:t>
-      </w:r>
-      <w:proofErr w:type="spellEnd"/>
-      <w:r>
-        <w:t>(</w:t>
-      </w:r>
-      <w:proofErr w:type="gramEnd"/>
-      <w:r>
-        <w:t xml:space="preserve">1), </w:t>
-      </w:r>
-      <w:proofErr w:type="gramStart"/>
-      <w:r>
-        <w:t>free(</w:t>
-      </w:r>
-      <w:proofErr w:type="gramEnd"/>
-      <w:r>
-        <w:t xml:space="preserve">1), </w:t>
-      </w:r>
-      <w:proofErr w:type="spellStart"/>
-      <w:proofErr w:type="gramStart"/>
-      <w:r>
-        <w:t>lsblk</w:t>
-      </w:r>
-      <w:proofErr w:type="spellEnd"/>
-      <w:r>
-        <w:t>(</w:t>
-      </w:r>
-      <w:proofErr w:type="gramEnd"/>
-      <w:r>
-        <w:t xml:space="preserve">8), </w:t>
-      </w:r>
-      <w:proofErr w:type="gramStart"/>
-      <w:r>
-        <w:t>mount(</w:t>
-      </w:r>
-      <w:proofErr w:type="gramEnd"/>
-      <w:r>
-        <w:t>8). Retrieved from https://man7.org/linux/man-pages/</w:t>
+        <w:t>The Linux man-pages project. proc(5), ps(1), top(1), chmod(1), free(1), lsblk(8), mount(8). Retrieved from https://man7.org/linux/man-pages/</w:t>
       </w:r>
     </w:p>
     <w:p>
@@ -15697,15 +10227,7 @@
         <w:jc w:val="both"/>
       </w:pPr>
       <w:r>
-        <w:t>QEMU Project. QEMU System Emulation documentation: RISC-V "</w:t>
-      </w:r>
-      <w:proofErr w:type="spellStart"/>
-      <w:r>
-        <w:t>virt</w:t>
-      </w:r>
-      <w:proofErr w:type="spellEnd"/>
-      <w:r>
-        <w:t>" platform. Retrieved from https://www.qemu.org/docs/master/</w:t>
+        <w:t>QEMU Project. QEMU System Emulation documentation: RISC-V "virt" platform. Retrieved from https://www.qemu.org/docs/master/</w:t>
       </w:r>
     </w:p>
     <w:p>
@@ -15722,9 +10244,39 @@
         <w:t>Microsoft. (2025). Windows Subsystem for Linux documentation. Retrieved from https://learn.microsoft.com/windows/wsl/</w:t>
       </w:r>
     </w:p>
+    <w:p>
+      <w:pPr>
+        <w:pStyle w:val="Listparagraf"/>
+        <w:numPr>
+          <w:ilvl w:val="0"/>
+          <w:numId w:val="3"/>
+        </w:numPr>
+        <w:spacing w:line="360" w:lineRule="auto"/>
+        <w:jc w:val="both"/>
+      </w:pPr>
+      <w:r>
+        <w:t xml:space="preserve">Pancenco, I. (2026). os-2026-InaPancenco: source code and reports of the Operating Systems laboratory works GitHub repository. Retrieved from: </w:t>
+      </w:r>
+      <w:hyperlink r:id="rId46" w:history="1">
+        <w:r>
+          <w:rPr>
+            <w:rStyle w:val="Hyperlink"/>
+          </w:rPr>
+          <w:t>https://github.com/inap235/os-2026-InaPancenco</w:t>
+        </w:r>
+      </w:hyperlink>
+    </w:p>
+    <w:p>
+      <w:pPr>
+        <w:pStyle w:val="Listparagraf"/>
+        <w:spacing w:line="360" w:lineRule="auto"/>
+        <w:ind w:left="720"/>
+        <w:jc w:val="both"/>
+      </w:pPr>
+    </w:p>
     <w:sectPr>
-      <w:footerReference w:type="default" r:id="rId46"/>
-      <w:footerReference w:type="first" r:id="rId47"/>
+      <w:footerReference w:type="default" r:id="rId47"/>
+      <w:footerReference w:type="first" r:id="rId48"/>
       <w:pgSz w:w="11907" w:h="16840"/>
       <w:pgMar w:top="1134" w:right="567" w:bottom="1134" w:left="1134" w:header="709" w:footer="709" w:gutter="0"/>
       <w:cols w:space="720"/>
@@ -16092,6 +10644,20 @@
     <w:lvlOverride w:ilvl="0">
       <w:startOverride w:val="1"/>
     </w:lvlOverride>
+  </w:num>
+  <w:num w:numId="4" w16cid:durableId="8333090">
+    <w:abstractNumId w:val="1"/>
+    <w:lvlOverride w:ilvl="0">
+      <w:startOverride w:val="1"/>
+    </w:lvlOverride>
+    <w:lvlOverride w:ilvl="1"/>
+    <w:lvlOverride w:ilvl="2"/>
+    <w:lvlOverride w:ilvl="3"/>
+    <w:lvlOverride w:ilvl="4"/>
+    <w:lvlOverride w:ilvl="5"/>
+    <w:lvlOverride w:ilvl="6"/>
+    <w:lvlOverride w:ilvl="7"/>
+    <w:lvlOverride w:ilvl="8"/>
   </w:num>
 </w:numbering>
 </file>

--- a/lab2/Lab1-2_InaPancenco_FAF-242.docx
+++ b/lab2/Lab1-2_InaPancenco_FAF-242.docx
@@ -10027,12 +10027,77 @@
     </w:p>
     <w:p>
       <w:pPr>
+        <w:keepNext/>
+        <w:spacing w:before="120" w:after="60"/>
+        <w:jc w:val="center"/>
+      </w:pPr>
+      <w:r>
+        <w:rPr>
+          <w:noProof/>
+        </w:rPr>
+        <w:drawing>
+          <wp:inline distT="0" distB="0" distL="0" distR="0">
+            <wp:extent cx="5400000" cy="2075251"/>
+            <wp:effectExtent l="0" t="0" r="0" b="0"/>
+            <wp:docPr id="1918563900" name="l2_sleep.png" descr="Running sleep 10 and sleep without an argument inside xv6" title="Running sleep 10 and sleep without an argument inside xv6"/>
+            <wp:cNvGraphicFramePr>
+              <a:graphicFrameLocks xmlns:a="http://schemas.openxmlformats.org/drawingml/2006/main" noChangeAspect="1"/>
+            </wp:cNvGraphicFramePr>
+            <a:graphic xmlns:a="http://schemas.openxmlformats.org/drawingml/2006/main">
+              <a:graphicData uri="http://schemas.openxmlformats.org/drawingml/2006/picture">
+                <pic:pic xmlns:pic="http://schemas.openxmlformats.org/drawingml/2006/picture">
+                  <pic:nvPicPr>
+                    <pic:cNvPr id="0" name=""/>
+                    <pic:cNvPicPr>
+                      <a:picLocks noChangeAspect="1" noChangeArrowheads="1"/>
+                    </pic:cNvPicPr>
+                  </pic:nvPicPr>
+                  <pic:blipFill>
+                    <a:blip r:embed="rId51"/>
+                    <a:srcRect/>
+                    <a:stretch>
+                      <a:fillRect/>
+                    </a:stretch>
+                  </pic:blipFill>
+                  <pic:spPr bwMode="auto">
+                    <a:xfrm>
+                      <a:off x="0" y="0"/>
+                      <a:ext cx="5400000" cy="2075251"/>
+                    </a:xfrm>
+                    <a:prstGeom prst="rect">
+                      <a:avLst/>
+                    </a:prstGeom>
+                  </pic:spPr>
+                </pic:pic>
+              </a:graphicData>
+            </a:graphic>
+          </wp:inline>
+        </w:drawing>
+      </w:r>
+    </w:p>
+    <w:p>
+      <w:pPr>
+        <w:spacing w:after="200"/>
+        <w:jc w:val="center"/>
+      </w:pPr>
+      <w:r>
+        <w:rPr>
+          <w:b/>
+          <w:bCs/>
+          <w:sz w:val="22"/>
+          <w:szCs w:val="22"/>
+        </w:rPr>
+        <w:t>Figure 4.13 – Running sleep 10 and sleep without an argument inside xv6</w:t>
+      </w:r>
+    </w:p>
+    <w:p>
+      <w:pPr>
         <w:spacing w:line="360" w:lineRule="auto"/>
         <w:ind w:firstLine="709"/>
         <w:jc w:val="both"/>
       </w:pPr>
       <w:r>
-        <w:t xml:space="preserve">With the corrected call, </w:t>
+        <w:t xml:space="preserve">With the corrected call (Figure 4.13), </w:t>
       </w:r>
       <w:r>
         <w:rPr>
